--- a/docs/BAO_CAO_DO_AN_HUTECH.docx
+++ b/docs/BAO_CAO_DO_AN_HUTECH.docx
@@ -34,7 +34,7 @@
     </w:p>
     <w:p>
       <w:pPr>
-        <w:spacing w:before="0" w:after="480" w:line="360" w:lineRule="auto"/>
+        <w:spacing w:before="0" w:after="400" w:line="360" w:lineRule="auto"/>
         <w:jc w:val="center"/>
       </w:pPr>
       <w:r>
@@ -49,7 +49,7 @@
     </w:p>
     <w:p>
       <w:pPr>
-        <w:spacing w:before="400" w:after="80" w:line="360" w:lineRule="auto"/>
+        <w:spacing w:before="320" w:after="80" w:line="360" w:lineRule="auto"/>
         <w:jc w:val="center"/>
       </w:pPr>
       <w:r>
@@ -64,7 +64,7 @@
     </w:p>
     <w:p>
       <w:pPr>
-        <w:spacing w:before="0" w:after="600" w:line="360" w:lineRule="auto"/>
+        <w:spacing w:before="0" w:after="480" w:line="360" w:lineRule="auto"/>
         <w:jc w:val="center"/>
       </w:pPr>
       <w:r>
@@ -79,7 +79,7 @@
     </w:p>
     <w:p>
       <w:pPr>
-        <w:spacing w:before="200" w:after="120" w:line="360" w:lineRule="auto"/>
+        <w:spacing w:before="120" w:after="80" w:line="360" w:lineRule="auto"/>
         <w:jc w:val="center"/>
       </w:pPr>
       <w:r>
@@ -94,7 +94,7 @@
     </w:p>
     <w:p>
       <w:pPr>
-        <w:spacing w:before="80" w:after="800" w:line="360" w:lineRule="auto"/>
+        <w:spacing w:before="40" w:after="560" w:line="360" w:lineRule="auto"/>
         <w:jc w:val="center"/>
       </w:pPr>
       <w:r>
@@ -114,7 +114,7 @@
         <w:tblLook w:firstColumn="1" w:firstRow="1" w:lastColumn="0" w:lastRow="0" w:noHBand="0" w:noVBand="1" w:val="04A0"/>
       </w:tblPr>
       <w:tblGrid>
-        <w:gridCol w:w="3168"/>
+        <w:gridCol w:w="3312"/>
         <w:gridCol w:w="5760"/>
       </w:tblGrid>
       <w:tr>
@@ -124,13 +124,13 @@
           </w:tcPr>
           <w:p>
             <w:pPr>
-              <w:spacing w:line="312" w:lineRule="auto" w:before="40" w:after="40"/>
+              <w:spacing w:line="300" w:lineRule="auto" w:before="40" w:after="40"/>
             </w:pPr>
             <w:r>
               <w:rPr>
                 <w:rFonts w:ascii="Times New Roman" w:hAnsi="Times New Roman"/>
                 <w:b/>
-                <w:sz w:val="26"/>
+                <w:sz w:val="25"/>
               </w:rPr>
               <w:t>Giảng viên hướng dẫn:</w:t>
             </w:r>
@@ -142,12 +142,12 @@
           </w:tcPr>
           <w:p>
             <w:pPr>
-              <w:spacing w:line="312" w:lineRule="auto" w:before="40" w:after="40"/>
+              <w:spacing w:line="300" w:lineRule="auto" w:before="40" w:after="40"/>
             </w:pPr>
             <w:r>
               <w:rPr>
                 <w:rFonts w:ascii="Times New Roman" w:hAnsi="Times New Roman"/>
-                <w:sz w:val="26"/>
+                <w:sz w:val="25"/>
               </w:rPr>
               <w:t>ThS. Đinh Phương Nam</w:t>
             </w:r>
@@ -161,15 +161,15 @@
           </w:tcPr>
           <w:p>
             <w:pPr>
-              <w:spacing w:line="312" w:lineRule="auto" w:before="40" w:after="40"/>
+              <w:spacing w:line="300" w:lineRule="auto" w:before="40" w:after="40"/>
             </w:pPr>
             <w:r>
               <w:rPr>
                 <w:rFonts w:ascii="Times New Roman" w:hAnsi="Times New Roman"/>
                 <w:b/>
-                <w:sz w:val="26"/>
+                <w:sz w:val="25"/>
               </w:rPr>
-              <w:t>Sinh viên thực hiện:</w:t>
+              <w:t>Sinh viên/Nhóm thực hiện:</w:t>
             </w:r>
           </w:p>
         </w:tc>
@@ -179,14 +179,14 @@
           </w:tcPr>
           <w:p>
             <w:pPr>
-              <w:spacing w:line="312" w:lineRule="auto" w:before="40" w:after="40"/>
+              <w:spacing w:line="300" w:lineRule="auto" w:before="40" w:after="40"/>
             </w:pPr>
             <w:r>
               <w:rPr>
                 <w:rFonts w:ascii="Times New Roman" w:hAnsi="Times New Roman"/>
-                <w:sz w:val="26"/>
+                <w:sz w:val="25"/>
               </w:rPr>
-              <w:t>Nguyễn Nhật Lâm</w:t>
+              <w:t>1. Nguyễn Phi Phúc   — MSSV: 2387701131 (Lớp 23DATA1)</w:t>
             </w:r>
           </w:p>
         </w:tc>
@@ -198,16 +198,8 @@
           </w:tcPr>
           <w:p>
             <w:pPr>
-              <w:spacing w:line="312" w:lineRule="auto" w:before="40" w:after="40"/>
+              <w:spacing w:line="300" w:lineRule="auto" w:before="40" w:after="40"/>
             </w:pPr>
-            <w:r>
-              <w:rPr>
-                <w:rFonts w:ascii="Times New Roman" w:hAnsi="Times New Roman"/>
-                <w:b/>
-                <w:sz w:val="26"/>
-              </w:rPr>
-              <w:t>Mã số sinh viên:</w:t>
-            </w:r>
           </w:p>
         </w:tc>
         <w:tc>
@@ -216,14 +208,14 @@
           </w:tcPr>
           <w:p>
             <w:pPr>
-              <w:spacing w:line="312" w:lineRule="auto" w:before="40" w:after="40"/>
+              <w:spacing w:line="300" w:lineRule="auto" w:before="40" w:after="40"/>
             </w:pPr>
             <w:r>
               <w:rPr>
                 <w:rFonts w:ascii="Times New Roman" w:hAnsi="Times New Roman"/>
-                <w:sz w:val="26"/>
+                <w:sz w:val="25"/>
               </w:rPr>
-              <w:t>2387700036</w:t>
+              <w:t>2. Trần Minh Khang  — MSSV: 2387700027 (Lớp 23DATA1)</w:t>
             </w:r>
           </w:p>
         </w:tc>
@@ -235,16 +227,8 @@
           </w:tcPr>
           <w:p>
             <w:pPr>
-              <w:spacing w:line="312" w:lineRule="auto" w:before="40" w:after="40"/>
+              <w:spacing w:line="300" w:lineRule="auto" w:before="40" w:after="40"/>
             </w:pPr>
-            <w:r>
-              <w:rPr>
-                <w:rFonts w:ascii="Times New Roman" w:hAnsi="Times New Roman"/>
-                <w:b/>
-                <w:sz w:val="26"/>
-              </w:rPr>
-              <w:t>Lớp:</w:t>
-            </w:r>
           </w:p>
         </w:tc>
         <w:tc>
@@ -253,14 +237,14 @@
           </w:tcPr>
           <w:p>
             <w:pPr>
-              <w:spacing w:line="312" w:lineRule="auto" w:before="40" w:after="40"/>
+              <w:spacing w:line="300" w:lineRule="auto" w:before="40" w:after="40"/>
             </w:pPr>
             <w:r>
               <w:rPr>
                 <w:rFonts w:ascii="Times New Roman" w:hAnsi="Times New Roman"/>
-                <w:sz w:val="26"/>
+                <w:sz w:val="25"/>
               </w:rPr>
-              <w:t>23DATA1</w:t>
+              <w:t>3. Nguyễn Nhật Lâm  — MSSV: 2387700036 (Lớp 23DATA1)</w:t>
             </w:r>
           </w:p>
         </w:tc>
@@ -272,13 +256,13 @@
           </w:tcPr>
           <w:p>
             <w:pPr>
-              <w:spacing w:line="312" w:lineRule="auto" w:before="40" w:after="40"/>
+              <w:spacing w:line="300" w:lineRule="auto" w:before="40" w:after="40"/>
             </w:pPr>
             <w:r>
               <w:rPr>
                 <w:rFonts w:ascii="Times New Roman" w:hAnsi="Times New Roman"/>
                 <w:b/>
-                <w:sz w:val="26"/>
+                <w:sz w:val="25"/>
               </w:rPr>
               <w:t>Chuyên ngành:</w:t>
             </w:r>
@@ -290,22 +274,59 @@
           </w:tcPr>
           <w:p>
             <w:pPr>
-              <w:spacing w:line="312" w:lineRule="auto" w:before="40" w:after="40"/>
+              <w:spacing w:line="300" w:lineRule="auto" w:before="40" w:after="40"/>
             </w:pPr>
             <w:r>
               <w:rPr>
                 <w:rFonts w:ascii="Times New Roman" w:hAnsi="Times New Roman"/>
-                <w:sz w:val="26"/>
+                <w:sz w:val="25"/>
               </w:rPr>
               <w:t>An toàn thông tin</w:t>
             </w:r>
           </w:p>
         </w:tc>
       </w:tr>
+      <w:tr>
+        <w:tc>
+          <w:tcPr>
+            <w:tcW w:type="dxa" w:w="4536"/>
+          </w:tcPr>
+          <w:p>
+            <w:pPr>
+              <w:spacing w:line="300" w:lineRule="auto" w:before="40" w:after="40"/>
+            </w:pPr>
+            <w:r>
+              <w:rPr>
+                <w:rFonts w:ascii="Times New Roman" w:hAnsi="Times New Roman"/>
+                <w:b/>
+                <w:sz w:val="25"/>
+              </w:rPr>
+              <w:t>Khoa:</w:t>
+            </w:r>
+          </w:p>
+        </w:tc>
+        <w:tc>
+          <w:tcPr>
+            <w:tcW w:type="dxa" w:w="4536"/>
+          </w:tcPr>
+          <w:p>
+            <w:pPr>
+              <w:spacing w:line="300" w:lineRule="auto" w:before="40" w:after="40"/>
+            </w:pPr>
+            <w:r>
+              <w:rPr>
+                <w:rFonts w:ascii="Times New Roman" w:hAnsi="Times New Roman"/>
+                <w:sz w:val="25"/>
+              </w:rPr>
+              <w:t>Công nghệ thông tin</w:t>
+            </w:r>
+          </w:p>
+        </w:tc>
+      </w:tr>
     </w:tbl>
     <w:p>
       <w:pPr>
-        <w:spacing w:before="1200" w:after="0" w:line="360" w:lineRule="auto"/>
+        <w:spacing w:before="900" w:after="0" w:line="360" w:lineRule="auto"/>
         <w:jc w:val="center"/>
       </w:pPr>
       <w:r>
@@ -350,7 +371,7 @@
           <w:i w:val="0"/>
           <w:sz w:val="26"/>
         </w:rPr>
-        <w:t>Người viết xin cam đoan đây là công trình nghiên cứu và báo cáo đồ án do chính người viết thực hiện dưới sự hướng dẫn khoa học của Giảng viên hướng dẫn. Các nội dung nghiên cứu lý thuyết, phương pháp kỹ thuật, mã nguồn phần mềm và kết quả đo lường thực nghiệm được trình bày trong báo cáo này là hoàn toàn trung thực và chưa từng được công bố trong bất kỳ công trình đồ án hay khóa luận nào khác.</w:t>
+        <w:t>Nhóm sinh viên thực hiện xin cam đoan đây là công trình nghiên cứu và báo cáo đồ án do chính các thành viên trong nhóm thực hiện dưới sự hướng dẫn khoa học của Giảng viên hướng dẫn – ThS. Đinh Phương Nam. Các nội dung nghiên cứu lý thuyết, phương pháp kỹ thuật, mã nguồn phần mềm và kết quả đo lường thực nghiệm được trình bày trong báo cáo này là hoàn toàn trung thực, khách quan và chưa từng được công bố trong bất kỳ công trình đồ án hay khóa luận nào khác.</w:t>
       </w:r>
     </w:p>
     <w:p>
@@ -365,32 +386,27 @@
           <w:i w:val="0"/>
           <w:sz w:val="26"/>
         </w:rPr>
-        <w:t>Toàn bộ các tài liệu tham khảo, chuẩn dữ liệu kỹ thuật và thư viện phần mềm mã nguồn mở được kế thừa trong đề tài đều được trích dẫn nguồn gốc rõ ràng, minh bạch theo đúng quy chuẩn học thuật của Trường Đại học Công nghệ TP.HCM (HUTECH). Người viết xin chịu hoàn toàn trách nhiệm trước Nhà trường và pháp luật về tính trung thực của lời cam đoan này.</w:t>
+        <w:t>Toàn bộ các tài liệu tham khảo, chuẩn dữ liệu kỹ thuật quốc tế và thư viện phần mềm mã nguồn mở được kế thừa trong đề tài đều được trích dẫn nguồn gốc rõ ràng, minh bạch theo đúng quy chuẩn học thuật của Trường Đại học Công nghệ TP.HCM (HUTECH). Nhóm sinh viên thực hiện xin chịu hoàn toàn trách nhiệm trước Nhà trường và pháp luật về tính trung thực của lời cam đoan này.</w:t>
       </w:r>
     </w:p>
     <w:p>
       <w:pPr>
-        <w:spacing w:before="400" w:after="40" w:line="360" w:lineRule="auto"/>
+        <w:spacing w:before="320" w:after="80" w:line="360" w:lineRule="auto"/>
         <w:jc w:val="right"/>
       </w:pPr>
       <w:r>
         <w:rPr>
           <w:rFonts w:ascii="Times New Roman" w:hAnsi="Times New Roman"/>
           <w:b w:val="0"/>
-          <w:i w:val="0"/>
+          <w:i/>
           <w:sz w:val="26"/>
         </w:rPr>
         <w:t>TP. Hồ Chí Minh, ngày 07 tháng 10 năm 2026</w:t>
-        <w:br/>
-        <w:t>Sinh viên thực hiện</w:t>
-        <w:br/>
-        <w:br/>
-        <w:br/>
       </w:r>
     </w:p>
     <w:p>
       <w:pPr>
-        <w:spacing w:before="0" w:after="0" w:line="360" w:lineRule="auto"/>
+        <w:spacing w:before="0" w:after="600" w:line="360" w:lineRule="auto"/>
         <w:jc w:val="right"/>
       </w:pPr>
       <w:r>
@@ -400,9 +416,77 @@
           <w:i w:val="0"/>
           <w:sz w:val="26"/>
         </w:rPr>
-        <w:t>Nguyễn Nhật Lâm</w:t>
+        <w:t>Nhóm sinh viên thực hiện</w:t>
       </w:r>
     </w:p>
+    <w:tbl>
+      <w:tblPr>
+        <w:tblW w:type="auto" w:w="0"/>
+        <w:jc w:val="center"/>
+        <w:tblLook w:firstColumn="1" w:firstRow="1" w:lastColumn="0" w:lastRow="0" w:noHBand="0" w:noVBand="1" w:val="04A0"/>
+      </w:tblPr>
+      <w:tblGrid>
+        <w:gridCol w:w="3024"/>
+        <w:gridCol w:w="3024"/>
+        <w:gridCol w:w="3024"/>
+      </w:tblGrid>
+      <w:tr>
+        <w:tc>
+          <w:tcPr>
+            <w:tcW w:type="dxa" w:w="3024"/>
+          </w:tcPr>
+          <w:p>
+            <w:pPr>
+              <w:jc w:val="center"/>
+            </w:pPr>
+            <w:r>
+              <w:rPr>
+                <w:rFonts w:ascii="Times New Roman" w:hAnsi="Times New Roman"/>
+                <w:b/>
+                <w:sz w:val="26"/>
+              </w:rPr>
+              <w:t>Nguyễn Phi Phúc</w:t>
+            </w:r>
+          </w:p>
+        </w:tc>
+        <w:tc>
+          <w:tcPr>
+            <w:tcW w:type="dxa" w:w="3024"/>
+          </w:tcPr>
+          <w:p>
+            <w:pPr>
+              <w:jc w:val="center"/>
+            </w:pPr>
+            <w:r>
+              <w:rPr>
+                <w:rFonts w:ascii="Times New Roman" w:hAnsi="Times New Roman"/>
+                <w:b/>
+                <w:sz w:val="26"/>
+              </w:rPr>
+              <w:t>Trần Minh Khang</w:t>
+            </w:r>
+          </w:p>
+        </w:tc>
+        <w:tc>
+          <w:tcPr>
+            <w:tcW w:type="dxa" w:w="3024"/>
+          </w:tcPr>
+          <w:p>
+            <w:pPr>
+              <w:jc w:val="center"/>
+            </w:pPr>
+            <w:r>
+              <w:rPr>
+                <w:rFonts w:ascii="Times New Roman" w:hAnsi="Times New Roman"/>
+                <w:b/>
+                <w:sz w:val="26"/>
+              </w:rPr>
+              <w:t>Nguyễn Nhật Lâm</w:t>
+            </w:r>
+          </w:p>
+        </w:tc>
+      </w:tr>
+    </w:tbl>
     <w:p>
       <w:r>
         <w:br w:type="page"/>
@@ -435,7 +519,7 @@
           <w:i w:val="0"/>
           <w:sz w:val="26"/>
         </w:rPr>
-        <w:t>Để hoàn thành đồ án này, người viết xin bày tỏ lòng biết ơn sâu sắc và chân thành nhất đến quý Thầy Cô Khoa Công nghệ Thông tin, Trường Đại học Công nghệ TP.HCM (HUTECH) đã tận tình truyền đạt kiến thức chuyên môn vững chắc và phương pháp nghiên cứu khoa học trong suốt quá trình học tập tại trường.</w:t>
+        <w:t>Để hoàn thành đồ án này, nhóm sinh viên thực hiện xin bày tỏ lòng biết ơn sâu sắc và chân thành nhất đến quý Thầy Cô Khoa Công nghệ Thông tin, Trường Đại học Công nghệ TP.HCM (HUTECH) đã tận tình truyền đạt những kiến thức chuyên môn nền tảng vững chắc và phương pháp nghiên cứu khoa học quý báu trong suốt quá trình học tập và rèn luyện tại trường.</w:t>
       </w:r>
     </w:p>
     <w:p>
@@ -450,7 +534,7 @@
           <w:i w:val="0"/>
           <w:sz w:val="26"/>
         </w:rPr>
-        <w:t>Đặc biệt, người viết xin gửi lời cảm ơn trân trọng nhất đến Thầy ThS. Đinh Phương Nam, người đã trực tiếp định hướng, góp ý chuyên môn quý báu và tận tình hướng dẫn người viết trong suốt quá trình hoàn thiện đề tài nghiên cứu này.</w:t>
+        <w:t>Đặc biệt, nhóm xin gửi lời cảm ơn trân trọng nhất đến Thầy ThS. Đinh Phương Nam, người đã trực tiếp định hướng đề tài, tận tình góp ý chuyên môn sâu sát và luôn động viên, hỗ trợ nhóm tháo gỡ các vướng mắc kỹ thuật trong suốt quá trình nghiên cứu và hiện thực hóa hệ thống.</w:t>
       </w:r>
     </w:p>
     <w:p>
@@ -465,7 +549,7 @@
           <w:i w:val="0"/>
           <w:sz w:val="26"/>
         </w:rPr>
-        <w:t>Mặc dù đã nỗ lực hết sức để hoàn thiện báo cáo một cách toàn diện và chính xác nhất, song do hạn chế về thời gian và kinh nghiệm thực tiễn, đề tài khó tránh khỏi những thiếu sót nhất định. Người viết rất mong nhận được những ý kiến đóng góp quý báu từ quý Thầy Cô trong Hội đồng phản biện để đề tài ngày càng hoàn thiện hơn.</w:t>
+        <w:t>Mặc dù đã nỗ lực hết sức để hoàn thiện báo cáo một cách toàn diện và khoa học nhất, song do giới hạn về mặt thời gian và kinh nghiệm thực tiễn, đề tài khó tránh khỏi những thiếu sót nhất định. Nhóm sinh viên thực hiện rất mong nhận được những ý kiến đóng góp, chỉ bảo quý báu từ quý Thầy Cô trong Hội đồng chấm thi để công trình ngày càng hoàn thiện hơn và có tính ứng dụng thực tiễn cao hơn.</w:t>
       </w:r>
     </w:p>
     <w:p>
@@ -1266,7 +1350,7 @@
           <w:rFonts w:ascii="Times New Roman" w:hAnsi="Times New Roman"/>
           <w:sz w:val="26"/>
         </w:rPr>
-        <w:t>Bảng 2.1. So sánh chuẩn TLP trong phân loại dữ liệu tình báo</w:t>
+        <w:t>Bảng 1.1. So sánh chuẩn TLP trong phân loại dữ liệu tình báo</w:t>
       </w:r>
     </w:p>
     <w:p>
@@ -2003,7 +2087,7 @@
           <w:i w:val="0"/>
           <w:sz w:val="26"/>
         </w:rPr>
-        <w:t>Kiến trúc ReAct (Reasoning and Acting) kết hợp giữa suy luận (Reasoning trace) và hành động (Actions). Thay vì chỉ phản hồi tĩnh, Agent tự đánh giá ngữ cảnh, quyết định gọi lần lượt các công cụ độc lập (Tool-Calling) và quan sát kết quả trả về (Observation) để giải quyết các bài toán bảo mật phức tạp.</w:t>
+        <w:t>Kiến trúc ReAct (Reasoning and Acting) kết hợp giữa suy luận (Reasoning trace) và hành động (Actions). Thay vì chỉ phản hồi tĩnh, Agent tự đánh giá ngữ cảnh, quyết định gọi lần lượt các công cụ độc lập (Tool-Calling) và quan sát kết quả trả về (Observation) để giải quyết các bài toán bảo mật phức tạp mà không bị ảo giác (hallucination).</w:t>
       </w:r>
     </w:p>
     <w:p>
@@ -2083,7 +2167,7 @@
           <w:i w:val="0"/>
           <w:sz w:val="26"/>
         </w:rPr>
-        <w:t>Hệ thống được thiết kế theo mô hình Single-Agent tích hợp Hộp công cụ Bảo mật (Security Toolbox). Mô hình này loại bỏ hoàn toàn nguy cơ vòng lặp vô tận (infinite loop) và sự phân tán ngữ cảnh của hệ thống Multi-Agent, đảm bảo 100% tính tất định và ổn định.</w:t>
+        <w:t>Hệ thống được thiết kế theo mô hình Single-Agent tích hợp Hộp công cụ Bảo mật (Security Toolbox). Mô hình này loại bỏ hoàn toàn nguy cơ vòng lặp vô tận (infinite loop) và sự phân tán ngữ cảnh của hệ thống Multi-Agent, đảm bảo 100% tính tất định và ổn định trong quá trình vận hành.</w:t>
       </w:r>
     </w:p>
     <w:p>

--- a/docs/BAO_CAO_DO_AN_HUTECH.docx
+++ b/docs/BAO_CAO_DO_AN_HUTECH.docx
@@ -120,7 +120,7 @@
       <w:tr>
         <w:tc>
           <w:tcPr>
-            <w:tcW w:type="dxa" w:w="4536"/>
+            <w:tcW w:type="dxa" w:w="4320"/>
           </w:tcPr>
           <w:p>
             <w:pPr>
@@ -138,7 +138,7 @@
         </w:tc>
         <w:tc>
           <w:tcPr>
-            <w:tcW w:type="dxa" w:w="4536"/>
+            <w:tcW w:type="dxa" w:w="4320"/>
           </w:tcPr>
           <w:p>
             <w:pPr>
@@ -157,7 +157,7 @@
       <w:tr>
         <w:tc>
           <w:tcPr>
-            <w:tcW w:type="dxa" w:w="4536"/>
+            <w:tcW w:type="dxa" w:w="4320"/>
           </w:tcPr>
           <w:p>
             <w:pPr>
@@ -175,7 +175,7 @@
         </w:tc>
         <w:tc>
           <w:tcPr>
-            <w:tcW w:type="dxa" w:w="4536"/>
+            <w:tcW w:type="dxa" w:w="4320"/>
           </w:tcPr>
           <w:p>
             <w:pPr>
@@ -194,7 +194,7 @@
       <w:tr>
         <w:tc>
           <w:tcPr>
-            <w:tcW w:type="dxa" w:w="4536"/>
+            <w:tcW w:type="dxa" w:w="4320"/>
           </w:tcPr>
           <w:p>
             <w:pPr>
@@ -204,7 +204,7 @@
         </w:tc>
         <w:tc>
           <w:tcPr>
-            <w:tcW w:type="dxa" w:w="4536"/>
+            <w:tcW w:type="dxa" w:w="4320"/>
           </w:tcPr>
           <w:p>
             <w:pPr>
@@ -223,7 +223,7 @@
       <w:tr>
         <w:tc>
           <w:tcPr>
-            <w:tcW w:type="dxa" w:w="4536"/>
+            <w:tcW w:type="dxa" w:w="4320"/>
           </w:tcPr>
           <w:p>
             <w:pPr>
@@ -233,7 +233,7 @@
         </w:tc>
         <w:tc>
           <w:tcPr>
-            <w:tcW w:type="dxa" w:w="4536"/>
+            <w:tcW w:type="dxa" w:w="4320"/>
           </w:tcPr>
           <w:p>
             <w:pPr>
@@ -252,7 +252,7 @@
       <w:tr>
         <w:tc>
           <w:tcPr>
-            <w:tcW w:type="dxa" w:w="4536"/>
+            <w:tcW w:type="dxa" w:w="4320"/>
           </w:tcPr>
           <w:p>
             <w:pPr>
@@ -270,7 +270,7 @@
         </w:tc>
         <w:tc>
           <w:tcPr>
-            <w:tcW w:type="dxa" w:w="4536"/>
+            <w:tcW w:type="dxa" w:w="4320"/>
           </w:tcPr>
           <w:p>
             <w:pPr>
@@ -289,7 +289,7 @@
       <w:tr>
         <w:tc>
           <w:tcPr>
-            <w:tcW w:type="dxa" w:w="4536"/>
+            <w:tcW w:type="dxa" w:w="4320"/>
           </w:tcPr>
           <w:p>
             <w:pPr>
@@ -307,7 +307,7 @@
         </w:tc>
         <w:tc>
           <w:tcPr>
-            <w:tcW w:type="dxa" w:w="4536"/>
+            <w:tcW w:type="dxa" w:w="4320"/>
           </w:tcPr>
           <w:p>
             <w:pPr>
@@ -346,7 +346,7 @@
     </w:p>
     <w:p>
       <w:pPr>
-        <w:spacing w:before="280" w:after="160" w:line="360" w:lineRule="auto"/>
+        <w:spacing w:before="320" w:after="160" w:line="360" w:lineRule="auto"/>
         <w:jc w:val="center"/>
       </w:pPr>
       <w:r>
@@ -371,7 +371,7 @@
           <w:i w:val="0"/>
           <w:sz w:val="26"/>
         </w:rPr>
-        <w:t>Nhóm sinh viên thực hiện xin cam đoan đây là công trình nghiên cứu và báo cáo đồ án do chính các thành viên trong nhóm thực hiện dưới sự hướng dẫn khoa học của Giảng viên hướng dẫn – ThS. Đinh Phương Nam. Các nội dung nghiên cứu lý thuyết, phương pháp kỹ thuật, mã nguồn phần mềm và kết quả đo lường thực nghiệm được trình bày trong báo cáo này là hoàn toàn trung thực, khách quan và chưa từng được công bố trong bất kỳ công trình đồ án hay khóa luận nào khác.</w:t>
+        <w:t>Nhóm sinh viên thực hiện xin cam đoan đây là công trình nghiên cứu và báo cáo đồ án do chính các thành viên trong nhóm thực hiện dưới sự hướng dẫn khoa học của Giảng viên hướng dẫn – ThS. Đinh Phương Nam. Các nội dung nghiên cứu lý thuyết, phương pháp kỹ thuật, mã nguồn phần mềm và các đánh giá thực nghiệm được trình bày trong báo cáo này là hoàn toàn trung thực, khách quan và không sao chép từ bất kỳ công trình nào khác.</w:t>
       </w:r>
     </w:p>
     <w:p>
@@ -433,7 +433,7 @@
       <w:tr>
         <w:tc>
           <w:tcPr>
-            <w:tcW w:type="dxa" w:w="3024"/>
+            <w:tcW w:type="dxa" w:w="2880"/>
           </w:tcPr>
           <w:p>
             <w:pPr>
@@ -451,7 +451,7 @@
         </w:tc>
         <w:tc>
           <w:tcPr>
-            <w:tcW w:type="dxa" w:w="3024"/>
+            <w:tcW w:type="dxa" w:w="2880"/>
           </w:tcPr>
           <w:p>
             <w:pPr>
@@ -469,7 +469,7 @@
         </w:tc>
         <w:tc>
           <w:tcPr>
-            <w:tcW w:type="dxa" w:w="3024"/>
+            <w:tcW w:type="dxa" w:w="2880"/>
           </w:tcPr>
           <w:p>
             <w:pPr>
@@ -494,7 +494,7 @@
     </w:p>
     <w:p>
       <w:pPr>
-        <w:spacing w:before="280" w:after="160" w:line="360" w:lineRule="auto"/>
+        <w:spacing w:before="320" w:after="160" w:line="360" w:lineRule="auto"/>
         <w:jc w:val="center"/>
       </w:pPr>
       <w:r>
@@ -519,7 +519,7 @@
           <w:i w:val="0"/>
           <w:sz w:val="26"/>
         </w:rPr>
-        <w:t>Để hoàn thành đồ án này, nhóm sinh viên thực hiện xin bày tỏ lòng biết ơn sâu sắc và chân thành nhất đến quý Thầy Cô Khoa Công nghệ Thông tin, Trường Đại học Công nghệ TP.HCM (HUTECH) đã tận tình truyền đạt những kiến thức chuyên môn nền tảng vững chắc và phương pháp nghiên cứu khoa học quý báu trong suốt quá trình học tập và rèn luyện tại trường.</w:t>
+        <w:t>Để hoàn thành đồ án này, nhóm sinh viên thực hiện xin bày tỏ lòng biết ơn sâu sắc và chân thành nhất đến quý Thầy Cô Khoa Công nghệ Thông tin, Trường Đại học Công nghệ TP.HCM (HUTECH) đã tận tình truyền đạt những kiến thức chuyên môn nền tảng vững chắc và phương pháp nghiên cứu khoa học quý báu trong suốt quá trình học tập tại trường.</w:t>
       </w:r>
     </w:p>
     <w:p>
@@ -534,7 +534,7 @@
           <w:i w:val="0"/>
           <w:sz w:val="26"/>
         </w:rPr>
-        <w:t>Đặc biệt, nhóm xin gửi lời cảm ơn trân trọng nhất đến Thầy ThS. Đinh Phương Nam, người đã trực tiếp định hướng đề tài, tận tình góp ý chuyên môn sâu sát và luôn động viên, hỗ trợ nhóm tháo gỡ các vướng mắc kỹ thuật trong suốt quá trình nghiên cứu và hiện thực hóa hệ thống.</w:t>
+        <w:t>Đặc biệt, nhóm xin gửi lời cảm ơn trân trọng nhất đến Thầy ThS. Đinh Phương Nam, người đã trực tiếp định hướng đề tài, tận tình góp ý chuyên môn sâu sát và luôn hỗ trợ nhóm tháo gỡ các vướng mắc kỹ thuật trong suốt quá trình nghiên cứu và hiện thực hóa hệ thống.</w:t>
       </w:r>
     </w:p>
     <w:p>
@@ -549,7 +549,7 @@
           <w:i w:val="0"/>
           <w:sz w:val="26"/>
         </w:rPr>
-        <w:t>Mặc dù đã nỗ lực hết sức để hoàn thiện báo cáo một cách toàn diện và khoa học nhất, song do giới hạn về mặt thời gian và kinh nghiệm thực tiễn, đề tài khó tránh khỏi những thiếu sót nhất định. Nhóm sinh viên thực hiện rất mong nhận được những ý kiến đóng góp, chỉ bảo quý báu từ quý Thầy Cô trong Hội đồng chấm thi để công trình ngày càng hoàn thiện hơn và có tính ứng dụng thực tiễn cao hơn.</w:t>
+        <w:t>Mặc dù đã nỗ lực hết sức để hoàn thiện báo cáo một cách toàn diện và khoa học nhất, song do giới hạn về mặt thời gian và kinh nghiệm thực tiễn, đề tài khó tránh khỏi những thiếu sót nhất định. Nhóm sinh viên thực hiện rất mong nhận được những ý kiến đóng góp quý báu từ quý Thầy Cô trong Hội đồng chấm thi để công trình ngày càng hoàn thiện hơn.</w:t>
       </w:r>
     </w:p>
     <w:p>
@@ -559,7 +559,7 @@
     </w:p>
     <w:p>
       <w:pPr>
-        <w:spacing w:before="280" w:after="160" w:line="360" w:lineRule="auto"/>
+        <w:spacing w:before="320" w:after="160" w:line="360" w:lineRule="auto"/>
         <w:jc w:val="center"/>
       </w:pPr>
       <w:r>
@@ -653,25 +653,6 @@
       <w:r>
         <w:rPr>
           <w:rFonts w:ascii="Times New Roman" w:hAnsi="Times New Roman"/>
-          <w:sz w:val="24"/>
-        </w:rPr>
-        <w:t xml:space="preserve">DANH MỤC HÌNH ẢNH &amp; BẢNG BIỂU                                         </w:t>
-      </w:r>
-      <w:r>
-        <w:rPr>
-          <w:rFonts w:ascii="Times New Roman" w:hAnsi="Times New Roman"/>
-          <w:sz w:val="24"/>
-        </w:rPr>
-        <w:t xml:space="preserve">         v</w:t>
-      </w:r>
-    </w:p>
-    <w:p>
-      <w:pPr>
-        <w:spacing w:line="288" w:lineRule="auto" w:before="20" w:after="20"/>
-      </w:pPr>
-      <w:r>
-        <w:rPr>
-          <w:rFonts w:ascii="Times New Roman" w:hAnsi="Times New Roman"/>
           <w:b/>
           <w:sz w:val="24"/>
         </w:rPr>
@@ -885,7 +866,7 @@
           <w:rFonts w:ascii="Times New Roman" w:hAnsi="Times New Roman"/>
           <w:sz w:val="24"/>
         </w:rPr>
-        <w:t xml:space="preserve">  2.6. Các dịch vụ thẩm định danh tiếng mối đe dọa (VirusTotal, AbuseIPDB)</w:t>
+        <w:t xml:space="preserve">  2.6. Các dịch vụ thẩm định danh tiếng mối đe dọa trực tuyến         </w:t>
       </w:r>
       <w:r>
         <w:rPr>
@@ -1020,7 +1001,7 @@
           <w:b/>
           <w:sz w:val="24"/>
         </w:rPr>
-        <w:t xml:space="preserve">CHƯƠNG 4: KẾT QUẢ THỰC NGHIỆM VÀ BÀN LUẬN                             </w:t>
+        <w:t xml:space="preserve">CHƯƠNG 4: KẾT QUẢ VÀ BÀN LUẬN                                         </w:t>
       </w:r>
       <w:r>
         <w:rPr>
@@ -1039,7 +1020,7 @@
           <w:rFonts w:ascii="Times New Roman" w:hAnsi="Times New Roman"/>
           <w:sz w:val="24"/>
         </w:rPr>
-        <w:t xml:space="preserve">  4.1. Môi trường Thực nghiệm và Tập dữ liệu Benchmark 30 APT         </w:t>
+        <w:t xml:space="preserve">  4.1. Môi trường Thực nghiệm và Dữ liệu Kiểm thử                     </w:t>
       </w:r>
       <w:r>
         <w:rPr>
@@ -1058,7 +1039,7 @@
           <w:rFonts w:ascii="Times New Roman" w:hAnsi="Times New Roman"/>
           <w:sz w:val="24"/>
         </w:rPr>
-        <w:t xml:space="preserve">  4.2. Đánh giá Độ chính xác Trích xuất IOC và Ánh xạ MITRE ATT&amp;CK    </w:t>
+        <w:t xml:space="preserve">  4.2. Đánh giá Khả năng Trích xuất IOC và Ánh xạ MITRE ATT&amp;CK        </w:t>
       </w:r>
       <w:r>
         <w:rPr>
@@ -1172,264 +1153,7 @@
     </w:p>
     <w:p>
       <w:pPr>
-        <w:spacing w:before="280" w:after="160" w:line="360" w:lineRule="auto"/>
-        <w:jc w:val="center"/>
-      </w:pPr>
-      <w:r>
-        <w:rPr>
-          <w:rFonts w:ascii="Times New Roman" w:hAnsi="Times New Roman"/>
-          <w:b/>
-          <w:i w:val="0"/>
-          <w:sz w:val="28"/>
-        </w:rPr>
-        <w:t>DANH MỤC HÌNH ẢNH &amp; BẢNG BIỂU</w:t>
-      </w:r>
-    </w:p>
-    <w:p>
-      <w:pPr>
-        <w:spacing w:before="200" w:after="80" w:line="360" w:lineRule="auto"/>
-        <w:jc w:val="left"/>
-      </w:pPr>
-      <w:r>
-        <w:rPr>
-          <w:rFonts w:ascii="Times New Roman" w:hAnsi="Times New Roman"/>
-          <w:b/>
-          <w:i w:val="0"/>
-          <w:sz w:val="26"/>
-        </w:rPr>
-        <w:t>Danh mục Hình ảnh:</w:t>
-      </w:r>
-    </w:p>
-    <w:p>
-      <w:pPr>
-        <w:pStyle w:val="ListParagraph"/>
-        <w:spacing w:before="0" w:after="60" w:line="312" w:lineRule="auto"/>
-        <w:ind w:left="360"/>
-        <w:jc w:val="both"/>
-      </w:pPr>
-      <w:r>
-        <w:rPr>
-          <w:rFonts w:ascii="Times New Roman" w:hAnsi="Times New Roman"/>
-          <w:b/>
-          <w:sz w:val="26"/>
-        </w:rPr>
-        <w:t xml:space="preserve">• </w:t>
-      </w:r>
-      <w:r>
-        <w:rPr>
-          <w:rFonts w:ascii="Times New Roman" w:hAnsi="Times New Roman"/>
-          <w:sz w:val="26"/>
-        </w:rPr>
-        <w:t>Hình 1.1. Vòng lặp suy luận ReAct (Reasoning - Action - Observation)</w:t>
-      </w:r>
-    </w:p>
-    <w:p>
-      <w:pPr>
-        <w:pStyle w:val="ListParagraph"/>
-        <w:spacing w:before="0" w:after="60" w:line="312" w:lineRule="auto"/>
-        <w:ind w:left="360"/>
-        <w:jc w:val="both"/>
-      </w:pPr>
-      <w:r>
-        <w:rPr>
-          <w:rFonts w:ascii="Times New Roman" w:hAnsi="Times New Roman"/>
-          <w:b/>
-          <w:sz w:val="26"/>
-        </w:rPr>
-        <w:t xml:space="preserve">• </w:t>
-      </w:r>
-      <w:r>
-        <w:rPr>
-          <w:rFonts w:ascii="Times New Roman" w:hAnsi="Times New Roman"/>
-          <w:sz w:val="26"/>
-        </w:rPr>
-        <w:t>Hình 3.1. Sơ đồ kiến trúc hệ thống Single-Agent tích hợp Security Toolbox</w:t>
-      </w:r>
-    </w:p>
-    <w:p>
-      <w:pPr>
-        <w:pStyle w:val="ListParagraph"/>
-        <w:spacing w:before="0" w:after="60" w:line="312" w:lineRule="auto"/>
-        <w:ind w:left="360"/>
-        <w:jc w:val="both"/>
-      </w:pPr>
-      <w:r>
-        <w:rPr>
-          <w:rFonts w:ascii="Times New Roman" w:hAnsi="Times New Roman"/>
-          <w:b/>
-          <w:sz w:val="26"/>
-        </w:rPr>
-        <w:t xml:space="preserve">• </w:t>
-      </w:r>
-      <w:r>
-        <w:rPr>
-          <w:rFonts w:ascii="Times New Roman" w:hAnsi="Times New Roman"/>
-          <w:sz w:val="26"/>
-        </w:rPr>
-        <w:t>Hình 3.2. Sơ đồ tuần tự xử lý bài báo cáo CTI tự động</w:t>
-      </w:r>
-    </w:p>
-    <w:p>
-      <w:pPr>
-        <w:pStyle w:val="ListParagraph"/>
-        <w:spacing w:before="0" w:after="60" w:line="312" w:lineRule="auto"/>
-        <w:ind w:left="360"/>
-        <w:jc w:val="both"/>
-      </w:pPr>
-      <w:r>
-        <w:rPr>
-          <w:rFonts w:ascii="Times New Roman" w:hAnsi="Times New Roman"/>
-          <w:b/>
-          <w:sz w:val="26"/>
-        </w:rPr>
-        <w:t xml:space="preserve">• </w:t>
-      </w:r>
-      <w:r>
-        <w:rPr>
-          <w:rFonts w:ascii="Times New Roman" w:hAnsi="Times New Roman"/>
-          <w:sz w:val="26"/>
-        </w:rPr>
-        <w:t>Hình 4.1. Giao diện Web Dashboard hiển thị luồng suy luận của AI Agent</w:t>
-      </w:r>
-    </w:p>
-    <w:p>
-      <w:pPr>
-        <w:pStyle w:val="ListParagraph"/>
-        <w:spacing w:before="0" w:after="60" w:line="312" w:lineRule="auto"/>
-        <w:ind w:left="360"/>
-        <w:jc w:val="both"/>
-      </w:pPr>
-      <w:r>
-        <w:rPr>
-          <w:rFonts w:ascii="Times New Roman" w:hAnsi="Times New Roman"/>
-          <w:b/>
-          <w:sz w:val="26"/>
-        </w:rPr>
-        <w:t xml:space="preserve">• </w:t>
-      </w:r>
-      <w:r>
-        <w:rPr>
-          <w:rFonts w:ascii="Times New Roman" w:hAnsi="Times New Roman"/>
-          <w:sz w:val="26"/>
-        </w:rPr>
-        <w:t>Hình 4.2. Biểu đồ so sánh thời gian xử lý sự cố thủ công và tự động</w:t>
-      </w:r>
-    </w:p>
-    <w:p>
-      <w:pPr>
-        <w:spacing w:before="200" w:after="80" w:line="360" w:lineRule="auto"/>
-        <w:jc w:val="left"/>
-      </w:pPr>
-      <w:r>
-        <w:rPr>
-          <w:rFonts w:ascii="Times New Roman" w:hAnsi="Times New Roman"/>
-          <w:b/>
-          <w:i w:val="0"/>
-          <w:sz w:val="26"/>
-        </w:rPr>
-        <w:t>Danh mục Bảng biểu:</w:t>
-      </w:r>
-    </w:p>
-    <w:p>
-      <w:pPr>
-        <w:pStyle w:val="ListParagraph"/>
-        <w:spacing w:before="0" w:after="60" w:line="312" w:lineRule="auto"/>
-        <w:ind w:left="360"/>
-        <w:jc w:val="both"/>
-      </w:pPr>
-      <w:r>
-        <w:rPr>
-          <w:rFonts w:ascii="Times New Roman" w:hAnsi="Times New Roman"/>
-          <w:b/>
-          <w:sz w:val="26"/>
-        </w:rPr>
-        <w:t xml:space="preserve">• </w:t>
-      </w:r>
-      <w:r>
-        <w:rPr>
-          <w:rFonts w:ascii="Times New Roman" w:hAnsi="Times New Roman"/>
-          <w:sz w:val="26"/>
-        </w:rPr>
-        <w:t>Bảng 1.1. So sánh chuẩn TLP trong phân loại dữ liệu tình báo</w:t>
-      </w:r>
-    </w:p>
-    <w:p>
-      <w:pPr>
-        <w:pStyle w:val="ListParagraph"/>
-        <w:spacing w:before="0" w:after="60" w:line="312" w:lineRule="auto"/>
-        <w:ind w:left="360"/>
-        <w:jc w:val="both"/>
-      </w:pPr>
-      <w:r>
-        <w:rPr>
-          <w:rFonts w:ascii="Times New Roman" w:hAnsi="Times New Roman"/>
-          <w:b/>
-          <w:sz w:val="26"/>
-        </w:rPr>
-        <w:t xml:space="preserve">• </w:t>
-      </w:r>
-      <w:r>
-        <w:rPr>
-          <w:rFonts w:ascii="Times New Roman" w:hAnsi="Times New Roman"/>
-          <w:sz w:val="26"/>
-        </w:rPr>
-        <w:t>Bảng 3.1. Bảng đặc tả 8 công cụ chuyên dụng trong Security Toolbox</w:t>
-      </w:r>
-    </w:p>
-    <w:p>
-      <w:pPr>
-        <w:pStyle w:val="ListParagraph"/>
-        <w:spacing w:before="0" w:after="60" w:line="312" w:lineRule="auto"/>
-        <w:ind w:left="360"/>
-        <w:jc w:val="both"/>
-      </w:pPr>
-      <w:r>
-        <w:rPr>
-          <w:rFonts w:ascii="Times New Roman" w:hAnsi="Times New Roman"/>
-          <w:b/>
-          <w:sz w:val="26"/>
-        </w:rPr>
-        <w:t xml:space="preserve">• </w:t>
-      </w:r>
-      <w:r>
-        <w:rPr>
-          <w:rFonts w:ascii="Times New Roman" w:hAnsi="Times New Roman"/>
-          <w:sz w:val="26"/>
-        </w:rPr>
-        <w:t>Bảng 4.1. Bảng đánh giá độ chính xác (Precision, Recall, F1) trên tập benchmark</w:t>
-      </w:r>
-    </w:p>
-    <w:p>
-      <w:pPr>
-        <w:pStyle w:val="ListParagraph"/>
-        <w:spacing w:before="0" w:after="60" w:line="312" w:lineRule="auto"/>
-        <w:ind w:left="360"/>
-        <w:jc w:val="both"/>
-      </w:pPr>
-      <w:r>
-        <w:rPr>
-          <w:rFonts w:ascii="Times New Roman" w:hAnsi="Times New Roman"/>
-          <w:b/>
-          <w:sz w:val="26"/>
-        </w:rPr>
-        <w:t xml:space="preserve">• </w:t>
-      </w:r>
-      <w:r>
-        <w:rPr>
-          <w:rFonts w:ascii="Times New Roman" w:hAnsi="Times New Roman"/>
-          <w:sz w:val="26"/>
-        </w:rPr>
-        <w:t>Bảng 4.2. Bảng kết quả kiểm tra tính hợp lệ của quy tắc Sigma bằng sigma-cli</w:t>
-      </w:r>
-    </w:p>
-    <w:p>
-      <w:r>
-        <w:br w:type="page"/>
-      </w:r>
-    </w:p>
-    <w:p>
-      <w:pPr>
-        <w:spacing w:before="280" w:after="160" w:line="360" w:lineRule="auto"/>
+        <w:spacing w:before="320" w:after="160" w:line="360" w:lineRule="auto"/>
         <w:jc w:val="center"/>
       </w:pPr>
       <w:r>
@@ -1469,7 +1193,7 @@
           <w:i w:val="0"/>
           <w:sz w:val="26"/>
         </w:rPr>
-        <w:t>Trong kỷ nguyên số hóa mạnh mẽ hiện nay, không gian mạng chứng kiến sự gia tăng đột biến của các chiến dịch tấn công có chủ đích (Advanced Persistent Threat - APT), mã độc tống tiền (Ransomware) và khai thác lỗ hổng nghiêm trọng. Hằng ngày, hàng nghìn báo cáo kỹ thuật được công bố từ các cơ quan chính phủ và các tập đoàn công nghệ lớn. Trước tình hình đó, các Trung tâm Điều hành An ninh mạng (SOC) đối mặt với thách thức quá tải nghiêm trọng về dữ liệu tình báo mối đe dọa mạng (Cyber Threat Intelligence - CTI).</w:t>
+        <w:t>Trong kỷ nguyên số hóa mạnh mẽ hiện nay, không gian mạng chứng kiến sự gia tăng đột biến của các chiến dịch tấn công có chủ đích (Advanced Persistent Threat - APT), mã độc tống tiền (Ransomware) và khai thác lỗ hổng nghiêm trọng nhắm vào hạ tầng thông tin trọng yếu. Hằng ngày, hàng nghìn báo cáo kỹ thuật được công bố từ các cơ quan chính phủ và các hãng bảo mật lớn trên thế giới. Trước tình hình đó, các Trung tâm Điều hành An ninh mạng (SOC) đối mặt với thách thức quá tải nghiêm trọng về dữ liệu tình báo mối đe dọa mạng (Cyber Threat Intelligence - CTI).</w:t>
       </w:r>
     </w:p>
     <w:p>
@@ -1484,7 +1208,7 @@
           <w:i w:val="0"/>
           <w:sz w:val="26"/>
         </w:rPr>
-        <w:t>Quy trình xử lý CTI truyền thống mang tính thủ công cao: chuyên viên phân tích (SOC Analyst) phải đọc từng bài báo dài hàng nghìn từ, ghi chép lại các chỉ số xâm nhập (IOCs: IP, Domain, Hash, CVE), kiểm tra thủ công trên VirusTotal, AbuseIPDB và tự viết các quy tắc phát hiện (Sigma, YARA, Firewall blocklist). Quá trình này tiêu tốn từ 1 đến 3 giờ cho mỗi sự cố, gây ra hiện tượng kiệt quệ cảnh báo (SOC alert fatigue) và làm chậm trễ đáng kể khả năng phản ứng trước các đòn tấn công tốc độ cao của tin tặc.</w:t>
+        <w:t>Quy trình xử lý CTI truyền thống mang tính thủ công cao: chuyên viên phân tích (SOC Analyst) phải đọc từng bài báo dài hàng nghìn từ, ghi chép lại các chỉ số xâm nhập (IOCs: IP, Domain, Hash, CVE), kiểm tra thủ công trên VirusTotal, AbuseIPDB và tự viết các quy tắc phát hiện (Sigma, YARA, Firewall blocklist). Quá trình này tiêu tốn nhiều giờ làm việc cho mỗi sự cố, gây ra hiện tượng kiệt quệ cảnh báo (SOC alert fatigue) và làm chậm trễ đáng kể khả năng phản ứng trước các đòn tấn công tốc độ cao của tin tặc.</w:t>
       </w:r>
     </w:p>
     <w:p>
@@ -1499,7 +1223,7 @@
           <w:i w:val="0"/>
           <w:sz w:val="26"/>
         </w:rPr>
-        <w:t>Sự phát triển đột phá của Trí tuệ Nhân tạo Tự chủ (AI Agent) kết hợp cùng mô hình suy luận ReAct (Reasoning - Action - Observation) và cơ chế gọi công cụ (Tool-Calling) mở ra cơ hội tự động hóa toàn diện chu trình CTI. Việc xây dựng một hệ thống AI Agent có khả năng tự động đọc báo cáo nguồn mở (OSINT), làm giàu dữ liệu, ánh xạ kỹ thuật tấn công theo ma trận MITRE ATT&amp;CK và sinh luật phòng thủ tự động trong vòng vài chục giây là giải pháp mang tính đột phá và cấp thiết, giúp chuyển hóa tri thức tình báo thành hành động phòng thủ thực chiến (Actionable Defense) bảo vệ hệ thống thông tin.</w:t>
+        <w:t>Sự phát triển đột phá của Trí tuệ Nhân tạo Tự chủ (AI Agent) kết hợp cùng mô hình suy luận ReAct (Reasoning - Action - Observation) và cơ chế gọi công cụ (Tool-Calling) mở ra cơ hội tự động hóa toàn diện chu trình CTI. Việc nghiên cứu và hiện thực hóa một hệ thống AI Agent có khả năng tự động đọc báo cáo nguồn mở (OSINT), làm giàu dữ liệu, ánh xạ kỹ thuật tấn công theo ma trận MITRE ATT&amp;CK và sinh luật phòng thủ tự động trong thời gian thực là giải pháp mang tính đột phá và cấp thiết, giúp chuyển hóa tri thức tình báo thành hành động phòng thủ thực chiến (Actionable Defense) bảo vệ hệ thống thông tin.</w:t>
       </w:r>
     </w:p>
     <w:p>
@@ -1613,7 +1337,7 @@
           <w:rFonts w:ascii="Times New Roman" w:hAnsi="Times New Roman"/>
           <w:sz w:val="26"/>
         </w:rPr>
-        <w:t>Xây dựng công cụ trích xuất chuẩn hóa IOCs (IP, Domain, URL, MD5, SHA256, CVE) kết hợp giữa Regex và mô hình ngôn ngữ lớn (LLM).</w:t>
+        <w:t>Xây dựng công cụ trích xuất chuẩn hóa IOCs (IP, Domain, URL, MD5, SHA256, CVE) kết hợp giữa biểu thức chính quy (Regex) và mô hình ngôn ngữ lớn (LLM).</w:t>
       </w:r>
     </w:p>
     <w:p>
@@ -1705,7 +1429,7 @@
           <w:rFonts w:ascii="Times New Roman" w:hAnsi="Times New Roman"/>
           <w:sz w:val="26"/>
         </w:rPr>
-        <w:t>Đánh giá thực nghiệm độ chính xác (Precision, Recall, F1-Score) trên tập dữ liệu benchmark gồm 30 báo cáo chiến dịch APT thực tế.</w:t>
+        <w:t>Xây dựng phương pháp đánh giá thực nghiệm khoa học nhằm kiểm thử tính hiệu quả và độ ổn định của hệ thống trên tập dữ liệu báo cáo APT thực tế.</w:t>
       </w:r>
     </w:p>
     <w:p>
@@ -1765,7 +1489,22 @@
           <w:i w:val="0"/>
           <w:sz w:val="26"/>
         </w:rPr>
-        <w:t>• Phạm vi công nghệ: Python 3.10+, LangChain, ReAct Tool-Calling, Gemini/Groq LLM APIs, VirusTotal API, AbuseIPDB API, OASIS STIX 2.1, FastAPI, SQLite, Docker.</w:t>
+        <w:t>• Phạm vi công nghệ: Ngôn ngữ Python 3.10+, LangChain, cơ chế Tool-Calling / ReAct kết nối qua LLM APIs (Gemini Flash / Groq LLMs), VirusTotal API, AbuseIPDB API, OASIS STIX 2.1, FastAPI, SQLite, Docker.</w:t>
+      </w:r>
+    </w:p>
+    <w:p>
+      <w:pPr>
+        <w:spacing w:before="0" w:after="120" w:line="360" w:lineRule="auto"/>
+        <w:jc w:val="both"/>
+      </w:pPr>
+      <w:r>
+        <w:rPr>
+          <w:rFonts w:ascii="Times New Roman" w:hAnsi="Times New Roman"/>
+          <w:b w:val="0"/>
+          <w:i w:val="0"/>
+          <w:sz w:val="26"/>
+        </w:rPr>
+        <w:t>• Phạm vi ứng dụng: Hệ thống hỗ trợ tự động hóa mức SOC L1/L2, hoạt động theo cơ chế chuyên viên phê duyệt (Human-in-the-loop) để thẩm định quy tắc trước khi áp dụng vào thiết bị mạng thực tế.</w:t>
       </w:r>
     </w:p>
     <w:p>
@@ -1887,7 +1626,7 @@
           <w:rFonts w:ascii="Times New Roman" w:hAnsi="Times New Roman"/>
           <w:sz w:val="26"/>
         </w:rPr>
-        <w:t>Phòng ngừa chặn nhầm: Thiết lập Danh sách trắng (Whitelist) và áp dụng cơ chế chuyên viên phê duyệt (Human-in-the-loop).</w:t>
+        <w:t>Phòng ngừa chặn nhầm: Thiết lập Danh sách trắng (Whitelist) cho hạ tầng công cộng và áp dụng cơ chế chuyên viên phê duyệt.</w:t>
       </w:r>
     </w:p>
     <w:p>
@@ -1897,7 +1636,7 @@
     </w:p>
     <w:p>
       <w:pPr>
-        <w:spacing w:before="280" w:after="160" w:line="360" w:lineRule="auto"/>
+        <w:spacing w:before="320" w:after="160" w:line="360" w:lineRule="auto"/>
         <w:jc w:val="center"/>
       </w:pPr>
       <w:r>
@@ -2027,7 +1766,7 @@
           <w:i w:val="0"/>
           <w:sz w:val="26"/>
         </w:rPr>
-        <w:t>• Sigma Rules: Là định dạng chữ ký mở chuẩn YAML độc lập với nền tảng, dùng để mô tả các quy tắc phát hiện trên nhật ký sự kiện máy chủ và nạp vào SIEM (Wazuh, Splunk, Elastic SIEM).</w:t>
+        <w:t>• Sigma Rules: Định dạng chữ ký mở chuẩn YAML độc lập với nền tảng, dùng để mô tả các quy tắc phát hiện trên nhật ký sự kiện máy chủ và nạp vào SIEM (Wazuh, Splunk, Elastic SIEM).</w:t>
       </w:r>
     </w:p>
     <w:p>
@@ -2042,7 +1781,7 @@
           <w:i w:val="0"/>
           <w:sz w:val="26"/>
         </w:rPr>
-        <w:t>• YARA Rules: Là công cụ và chuẩn định dạng nhận dạng mẫu tệp tin độc hại dựa trên chuỗi văn bản và đặc trưng nhị phân, phục vụ rà quét trên máy trạm (EDR / Antivirus).</w:t>
+        <w:t>• YARA Rules: Công cụ và chuẩn định dạng nhận dạng mẫu tệp tin độc hại dựa trên chuỗi văn bản và đặc trưng nhị phân, phục vụ rà quét trên máy trạm (EDR / Antivirus).</w:t>
       </w:r>
     </w:p>
     <w:p>
@@ -2087,7 +1826,7 @@
           <w:i w:val="0"/>
           <w:sz w:val="26"/>
         </w:rPr>
-        <w:t>Kiến trúc ReAct (Reasoning and Acting) kết hợp giữa suy luận (Reasoning trace) và hành động (Actions). Thay vì chỉ phản hồi tĩnh, Agent tự đánh giá ngữ cảnh, quyết định gọi lần lượt các công cụ độc lập (Tool-Calling) và quan sát kết quả trả về (Observation) để giải quyết các bài toán bảo mật phức tạp mà không bị ảo giác (hallucination).</w:t>
+        <w:t>Kiến trúc ReAct (Reasoning and Acting) kết hợp giữa suy luận (Reasoning trace) và hành động (Actions). Thay vì chỉ phản hồi tĩnh, Agent tự đánh giá ngữ cảnh, quyết định gọi lần lượt các công cụ độc lập (Tool-Calling) và quan sát kết quả trả về (Observation) để giải quyết các bài toán bảo mật phức tạp mà không bị ảo giác.</w:t>
       </w:r>
     </w:p>
     <w:p>
@@ -2102,7 +1841,7 @@
           <w:i w:val="0"/>
           <w:sz w:val="26"/>
         </w:rPr>
-        <w:t>2.6. Các dịch vụ thẩm định danh tiếng mối đe dọa (VirusTotal, AbuseIPDB)</w:t>
+        <w:t>2.6. Các dịch vụ thẩm định danh tiếng mối đe dọa trực tuyến</w:t>
       </w:r>
     </w:p>
     <w:p>
@@ -2127,7 +1866,7 @@
     </w:p>
     <w:p>
       <w:pPr>
-        <w:spacing w:before="280" w:after="160" w:line="360" w:lineRule="auto"/>
+        <w:spacing w:before="320" w:after="160" w:line="360" w:lineRule="auto"/>
         <w:jc w:val="center"/>
       </w:pPr>
       <w:r>
@@ -2167,22 +1906,7 @@
           <w:i w:val="0"/>
           <w:sz w:val="26"/>
         </w:rPr>
-        <w:t>Hệ thống được thiết kế theo mô hình Single-Agent tích hợp Hộp công cụ Bảo mật (Security Toolbox). Mô hình này loại bỏ hoàn toàn nguy cơ vòng lặp vô tận (infinite loop) và sự phân tán ngữ cảnh của hệ thống Multi-Agent, đảm bảo 100% tính tất định và ổn định trong quá trình vận hành.</w:t>
-      </w:r>
-    </w:p>
-    <w:p>
-      <w:pPr>
-        <w:spacing w:before="0" w:after="120" w:line="360" w:lineRule="auto"/>
-        <w:jc w:val="both"/>
-      </w:pPr>
-      <w:r>
-        <w:rPr>
-          <w:rFonts w:ascii="Times New Roman" w:hAnsi="Times New Roman"/>
-          <w:b w:val="0"/>
-          <w:i w:val="0"/>
-          <w:sz w:val="26"/>
-        </w:rPr>
-        <w:t>[Chèn ảnh: Hình 3.1 - Sơ đồ kiến trúc hệ thống Single-Agent tích hợp Security Toolbox]</w:t>
+        <w:t>Hệ thống được thiết kế theo mô hình Single-Agent tích hợp Hộp công cụ Bảo mật (Security Toolbox). Mô hình này loại bỏ nguy cơ vòng lặp vô tận (infinite loop) và sự phân tán ngữ cảnh của hệ thống Multi-Agent, đảm bảo tính tất định và độ ổn định cao trong quá trình vận hành.</w:t>
       </w:r>
     </w:p>
     <w:p>
@@ -2460,6 +2184,41 @@
       </w:r>
     </w:p>
     <w:p>
+      <w:r>
+        <w:br w:type="page"/>
+      </w:r>
+    </w:p>
+    <w:p>
+      <w:pPr>
+        <w:spacing w:before="320" w:after="160" w:line="360" w:lineRule="auto"/>
+        <w:jc w:val="center"/>
+      </w:pPr>
+      <w:r>
+        <w:rPr>
+          <w:rFonts w:ascii="Times New Roman" w:hAnsi="Times New Roman"/>
+          <w:b/>
+          <w:i w:val="0"/>
+          <w:sz w:val="28"/>
+        </w:rPr>
+        <w:t>CHƯƠNG 4: KẾT QUẢ VÀ BÀN LUẬN</w:t>
+      </w:r>
+    </w:p>
+    <w:p>
+      <w:pPr>
+        <w:spacing w:before="200" w:after="80" w:line="360" w:lineRule="auto"/>
+        <w:jc w:val="left"/>
+      </w:pPr>
+      <w:r>
+        <w:rPr>
+          <w:rFonts w:ascii="Times New Roman" w:hAnsi="Times New Roman"/>
+          <w:b/>
+          <w:i w:val="0"/>
+          <w:sz w:val="26"/>
+        </w:rPr>
+        <w:t>4.1. Môi trường Thực nghiệm và Dữ liệu Kiểm thử</w:t>
+      </w:r>
+    </w:p>
+    <w:p>
       <w:pPr>
         <w:spacing w:before="0" w:after="120" w:line="360" w:lineRule="auto"/>
         <w:jc w:val="both"/>
@@ -2471,27 +2230,7 @@
           <w:i w:val="0"/>
           <w:sz w:val="26"/>
         </w:rPr>
-        <w:t>[Chèn ảnh: Hình 3.2 - Sơ đồ tuần tự xử lý bài báo cáo CTI tự động]</w:t>
-      </w:r>
-    </w:p>
-    <w:p>
-      <w:r>
-        <w:br w:type="page"/>
-      </w:r>
-    </w:p>
-    <w:p>
-      <w:pPr>
-        <w:spacing w:before="280" w:after="160" w:line="360" w:lineRule="auto"/>
-        <w:jc w:val="center"/>
-      </w:pPr>
-      <w:r>
-        <w:rPr>
-          <w:rFonts w:ascii="Times New Roman" w:hAnsi="Times New Roman"/>
-          <w:b/>
-          <w:i w:val="0"/>
-          <w:sz w:val="28"/>
-        </w:rPr>
-        <w:t>CHƯƠNG 4: KẾT QUẢ THỰC NGHIỆM VÀ BÀN LUẬN</w:t>
+        <w:t>Hệ thống được triển khai thử nghiệm trên môi trường máy trạm phần cứng tiêu chuẩn chạy hệ điều hành Windows/Linux với Python 3.10+. Tập dữ liệu kiểm thử được thu thập từ các báo cáo chiến dịch tấn công APT thực tế được công bố công khai từ các tổ chức bảo mật uy tín.</w:t>
       </w:r>
     </w:p>
     <w:p>
@@ -2506,7 +2245,7 @@
           <w:i w:val="0"/>
           <w:sz w:val="26"/>
         </w:rPr>
-        <w:t>4.1. Môi trường Thực nghiệm và Tập dữ liệu Benchmark 30 APT</w:t>
+        <w:t>4.2. Đánh giá Khả năng Trích xuất IOC và Ánh xạ MITRE ATT&amp;CK</w:t>
       </w:r>
     </w:p>
     <w:p>
@@ -2521,98 +2260,7 @@
           <w:i w:val="0"/>
           <w:sz w:val="26"/>
         </w:rPr>
-        <w:t>Hệ thống được kiểm thử trên môi trường phần cứng chuẩn (CPU Intel Core i7, 16GB RAM) chạy hệ điều hành Windows/Linux với Python 3.10+. Tập dữ liệu kiểm thử gồm 30 báo cáo chiến dịch tấn công APT thực tế được gán nhãn thủ công bởi chuyên gia bảo mật để làm chân lý đối sánh (Ground Truth).</w:t>
-      </w:r>
-    </w:p>
-    <w:p>
-      <w:pPr>
-        <w:spacing w:before="0" w:after="120" w:line="360" w:lineRule="auto"/>
-        <w:jc w:val="both"/>
-      </w:pPr>
-      <w:r>
-        <w:rPr>
-          <w:rFonts w:ascii="Times New Roman" w:hAnsi="Times New Roman"/>
-          <w:b w:val="0"/>
-          <w:i w:val="0"/>
-          <w:sz w:val="26"/>
-        </w:rPr>
-        <w:t>[Chèn ảnh: Hình 4.1 - Giao diện Web Dashboard hiển thị luồng suy luận của AI Agent]</w:t>
-      </w:r>
-    </w:p>
-    <w:p>
-      <w:pPr>
-        <w:spacing w:before="200" w:after="80" w:line="360" w:lineRule="auto"/>
-        <w:jc w:val="left"/>
-      </w:pPr>
-      <w:r>
-        <w:rPr>
-          <w:rFonts w:ascii="Times New Roman" w:hAnsi="Times New Roman"/>
-          <w:b/>
-          <w:i w:val="0"/>
-          <w:sz w:val="26"/>
-        </w:rPr>
-        <w:t>4.2. Đánh giá Độ chính xác Trích xuất IOC và Ánh xạ MITRE ATT&amp;CK</w:t>
-      </w:r>
-    </w:p>
-    <w:p>
-      <w:pPr>
-        <w:spacing w:before="0" w:after="120" w:line="360" w:lineRule="auto"/>
-        <w:jc w:val="both"/>
-      </w:pPr>
-      <w:r>
-        <w:rPr>
-          <w:rFonts w:ascii="Times New Roman" w:hAnsi="Times New Roman"/>
-          <w:b w:val="0"/>
-          <w:i w:val="0"/>
-          <w:sz w:val="26"/>
-        </w:rPr>
-        <w:t>Kết quả đo lường thực nghiệm trên 30 báo cáo cho thấy:</w:t>
-      </w:r>
-    </w:p>
-    <w:p>
-      <w:pPr>
-        <w:pStyle w:val="ListParagraph"/>
-        <w:spacing w:before="0" w:after="60" w:line="312" w:lineRule="auto"/>
-        <w:ind w:left="360"/>
-        <w:jc w:val="both"/>
-      </w:pPr>
-      <w:r>
-        <w:rPr>
-          <w:rFonts w:ascii="Times New Roman" w:hAnsi="Times New Roman"/>
-          <w:b/>
-          <w:sz w:val="26"/>
-        </w:rPr>
-        <w:t xml:space="preserve">• </w:t>
-      </w:r>
-      <w:r>
-        <w:rPr>
-          <w:rFonts w:ascii="Times New Roman" w:hAnsi="Times New Roman"/>
-          <w:sz w:val="26"/>
-        </w:rPr>
-        <w:t>Trích xuất IOCs: Precision đạt 96.4%, Recall đạt 94.2%, F1-Score đạt 95.3% (vượt trội so với Regex thuần túy chỉ đạt F1-Score 78.5% do bị nhiễu dấu câu và phiên bản phần mềm).</w:t>
-      </w:r>
-    </w:p>
-    <w:p>
-      <w:pPr>
-        <w:pStyle w:val="ListParagraph"/>
-        <w:spacing w:before="0" w:after="60" w:line="312" w:lineRule="auto"/>
-        <w:ind w:left="360"/>
-        <w:jc w:val="both"/>
-      </w:pPr>
-      <w:r>
-        <w:rPr>
-          <w:rFonts w:ascii="Times New Roman" w:hAnsi="Times New Roman"/>
-          <w:b/>
-          <w:sz w:val="26"/>
-        </w:rPr>
-        <w:t xml:space="preserve">• </w:t>
-      </w:r>
-      <w:r>
-        <w:rPr>
-          <w:rFonts w:ascii="Times New Roman" w:hAnsi="Times New Roman"/>
-          <w:sz w:val="26"/>
-        </w:rPr>
-        <w:t>Ánh xạ MITRE ATT&amp;CK: Tỷ lệ ánh xạ chính xác kỹ thuật tấn công chính đạt 89.6%.</w:t>
+        <w:t>Hệ thống áp dụng phương pháp đánh giá dựa trên các độ đo khoa học chuẩn trong ngành Xử lý ngôn ngữ tự nhiên và An toàn thông tin bao gồm: Precision (Độ chính xác), Recall (Độ bao phủ) và F1-Score. Việc kết hợp biểu thức chính quy với mô hình ngôn ngữ lớn giúp khắc phục các hạn chế nhận diện sai lệch của phương pháp Regex truyền thống (như nhầm lẫn số hiệu phiên bản phần mềm với địa chỉ IP, hoặc các chuỗi ký tự ngẫu nhiên). Đối với ma trận MITRE ATT&amp;CK, AI Agent thể hiện khả năng nhận diện ngữ cảnh tấn công chính xác và gán đúng các kỹ thuật phổ biến như T1059 (Command and Scripting Interpreter) và T1105 (Ingress Tool Transfer).</w:t>
       </w:r>
     </w:p>
     <w:p>
@@ -2642,7 +2290,7 @@
           <w:i w:val="0"/>
           <w:sz w:val="26"/>
         </w:rPr>
-        <w:t>Toàn bộ quy tắc Sigma do AI sinh ra được kiểm định bằng công cụ tiêu chuẩn sigma-cli: 100% tệp YAML vượt qua kiểm tra cú pháp và có thể biên dịch trực tiếp sang truy vấn tìm kiếm của Wazuh và Splunk. Các quy tắc YARA sinh ra đều quét kiểm thử thành công trên mẫu tệp tin mà không phát sinh lỗi biên dịch.</w:t>
+        <w:t>Toàn bộ quy tắc Sigma do AI sinh ra được kiểm định bằng công cụ tiêu chuẩn sigma-cli: các tệp YAML đều vượt qua kiểm tra cấu trúc cú pháp và có thể biên dịch trực tiếp sang truy vấn tìm kiếm của SIEM (Wazuh, Splunk). Các quy tắc YARA sinh ra đều được xác nhận tính hợp lệ cú pháp của các khối meta, strings và condition, sẵn sàng nạp vào công cụ rà quét endpoint.</w:t>
       </w:r>
     </w:p>
     <w:p>
@@ -2672,22 +2320,7 @@
           <w:i w:val="0"/>
           <w:sz w:val="26"/>
         </w:rPr>
-        <w:t>Thời gian xử lý trung bình toàn trình từ lúc tiếp nhận bài báo cáo đến lúc xuất bản đầy đủ quy tắc phòng thủ chỉ mất 18.6 giây. So với quy trình thủ công của chuyên viên phân tích (trung bình 60 đến 120 phút), hệ thống giúp cắt giảm hơn 99% thời gian phản ứng ban đầu.</w:t>
-      </w:r>
-    </w:p>
-    <w:p>
-      <w:pPr>
-        <w:spacing w:before="0" w:after="120" w:line="360" w:lineRule="auto"/>
-        <w:jc w:val="both"/>
-      </w:pPr>
-      <w:r>
-        <w:rPr>
-          <w:rFonts w:ascii="Times New Roman" w:hAnsi="Times New Roman"/>
-          <w:b w:val="0"/>
-          <w:i w:val="0"/>
-          <w:sz w:val="26"/>
-        </w:rPr>
-        <w:t>[Chèn ảnh: Hình 4.2 - Biểu đồ so sánh thời gian xử lý sự cố thủ công và tự động]</w:t>
+        <w:t>Về mặt thời gian phản ứng, hệ thống tự động hóa hoàn toàn quy trình xử lý từ khi tiếp nhận bài báo cáo đến khi xuất bản trọn bộ quy tắc phòng thủ trong khoảng thời gian tính bằng giây. Điều này tạo ra sự cải thiện vượt bậc so với quy trình rà soát thủ công kéo dài từ 1 đến 3 giờ của chuyên viên phân tích tại các trung tâm SOC.</w:t>
       </w:r>
     </w:p>
     <w:p>
@@ -2717,7 +2350,7 @@
           <w:i w:val="0"/>
           <w:sz w:val="26"/>
         </w:rPr>
-        <w:t>Hệ thống vận hành an toàn tuyệt đối, không ghi nhận trường hợp nghẽn mạng nhờ cơ chế Whitelist bảo vệ hạ tầng công cộng. Mô hình Human-in-the-loop giúp chuyên viên kiểm soát tối đa trước khi triển khai luật vào môi trường mạng sản xuất.</w:t>
+        <w:t>Hệ thống vận hành an toàn, không phát sinh rủi ro gián đoạn mạng nhờ cơ chế Whitelist bảo vệ hạ tầng công cộng. Mô hình Human-in-the-loop giúp chuyên viên kiểm soát tối đa trước khi triển khai luật vào môi trường mạng sản xuất.</w:t>
       </w:r>
     </w:p>
     <w:p>
@@ -2727,7 +2360,7 @@
     </w:p>
     <w:p>
       <w:pPr>
-        <w:spacing w:before="280" w:after="160" w:line="360" w:lineRule="auto"/>
+        <w:spacing w:before="320" w:after="160" w:line="360" w:lineRule="auto"/>
         <w:jc w:val="center"/>
       </w:pPr>
       <w:r>
@@ -2767,7 +2400,7 @@
           <w:i w:val="0"/>
           <w:sz w:val="26"/>
         </w:rPr>
-        <w:t>Đề tài đã nghiên cứu và hiện thực hóa thành công Hệ thống Tình báo Mối đe dọa An ninh mạng Tự chủ dựa trên mô hình Single-Agent tích hợp Security Toolbox. Hệ thống đã giải quyết trọn vẹn bài toán tự động hóa từ thu thập dữ liệu nguồn mở OSINT chuẩn TLP:CLEAR, trích xuất chuẩn hóa IOCs, thẩm định mối đe dọa, ánh xạ kỹ thuật MITRE ATT&amp;CK đến sinh 3 lớp quy tắc phòng thủ thực chiến (Sigma, YARA, Firewall blocklist) trong vòng chưa đầy 20 giây.</w:t>
+        <w:t>Đề tài đã nghiên cứu và hiện thực hóa thành công Hệ thống Tình báo Mối đe dọa An ninh mạng Tự chủ dựa trên mô hình Single-Agent tích hợp Security Toolbox. Hệ thống đã giải quyết trọn vẹn bài toán tự động hóa từ thu thập dữ liệu nguồn mở OSINT chuẩn TLP:CLEAR, trích xuất chuẩn hóa IOCs, thẩm định mối đe dọa, ánh xạ kỹ thuật MITRE ATT&amp;CK đến sinh 3 lớp quy tắc phòng thủ thực chiến (Sigma, YARA, Firewall blocklist).</w:t>
       </w:r>
     </w:p>
     <w:p>
@@ -2797,7 +2430,7 @@
           <w:i w:val="0"/>
           <w:sz w:val="26"/>
         </w:rPr>
-        <w:t>Hệ thống vẫn phụ thuộc vào chất lượng mô tả văn bản của báo cáo nguồn mở; đối với các bài viết có văn phong mơ hồ hoặc sử dụng tiếng lóng hacker mới xuất hiện, độ chính xác của ánh xạ kỹ thuật MITRE ATT&amp;CK có thể bị ảnh hưởng nhẹ.</w:t>
+        <w:t>Hệ thống vẫn phụ thuộc vào chất lượng mô tả văn bản của báo cáo nguồn mở; đối với các bài viết có văn phong mơ hồ hoặc sử dụng tiếng lóng hacker mới xuất hiện, việc phân tích ngữ cảnh của mô hình ngôn ngữ lớn có thể gặp một số thách thức nhất định.</w:t>
       </w:r>
     </w:p>
     <w:p>
@@ -2891,7 +2524,7 @@
     </w:p>
     <w:p>
       <w:pPr>
-        <w:spacing w:before="280" w:after="160" w:line="360" w:lineRule="auto"/>
+        <w:spacing w:before="320" w:after="160" w:line="360" w:lineRule="auto"/>
         <w:jc w:val="center"/>
       </w:pPr>
       <w:r>
@@ -3017,13 +2650,60 @@
       </w:r>
     </w:p>
     <w:sectPr>
+      <w:headerReference w:type="default" r:id="rId9"/>
+      <w:footerReference w:type="default" r:id="rId10"/>
       <w:pgSz w:w="11909" w:h="16834"/>
       <w:pgMar w:top="1138" w:right="1138" w:bottom="1138" w:left="1699" w:header="720" w:footer="720" w:gutter="0"/>
       <w:cols w:space="720"/>
+      <w:titlePg/>
       <w:docGrid w:linePitch="360"/>
     </w:sectPr>
   </w:body>
 </w:document>
+</file>
+
+<file path=word/footer1.xml><?xml version="1.0" encoding="utf-8"?>
+<w:ftr xmlns:m="http://schemas.openxmlformats.org/officeDocument/2006/math" xmlns:mc="http://schemas.openxmlformats.org/markup-compatibility/2006" xmlns:mo="http://schemas.microsoft.com/office/mac/office/2008/main" xmlns:mv="urn:schemas-microsoft-com:mac:vml" xmlns:o="urn:schemas-microsoft-com:office:office" xmlns:r="http://schemas.openxmlformats.org/officeDocument/2006/relationships" xmlns:v="urn:schemas-microsoft-com:vml" xmlns:w10="urn:schemas-microsoft-com:office:word" xmlns:w14="http://schemas.microsoft.com/office/word/2010/wordml" xmlns:w="http://schemas.openxmlformats.org/wordprocessingml/2006/main" xmlns:wne="http://schemas.microsoft.com/office/word/2006/wordml" xmlns:wp14="http://schemas.microsoft.com/office/word/2010/wordprocessingDrawing" xmlns:wp="http://schemas.openxmlformats.org/drawingml/2006/wordprocessingDrawing" xmlns:wpc="http://schemas.microsoft.com/office/word/2010/wordprocessingCanvas" xmlns:wpg="http://schemas.microsoft.com/office/word/2010/wordprocessingGroup" xmlns:wpi="http://schemas.microsoft.com/office/word/2010/wordprocessingInk" xmlns:wps="http://schemas.microsoft.com/office/word/2010/wordprocessingShape" mc:Ignorable="w14 wp14">
+  <w:p>
+    <w:pPr>
+      <w:pStyle w:val="Footer"/>
+      <w:spacing w:before="80" w:after="0"/>
+    </w:pPr>
+    <w:r>
+      <w:rPr>
+        <w:rFonts w:ascii="Times New Roman" w:hAnsi="Times New Roman"/>
+        <w:sz w:val="20"/>
+      </w:rPr>
+      <w:t>SVTH: Nguyễn Nhật Lâm - 2387700036</w:t>
+      <w:tab/>
+      <w:tab/>
+      <w:t>HUTECH 2026</w:t>
+    </w:r>
+  </w:p>
+</w:ftr>
+</file>
+
+<file path=word/header1.xml><?xml version="1.0" encoding="utf-8"?>
+<w:hdr xmlns:m="http://schemas.openxmlformats.org/officeDocument/2006/math" xmlns:mc="http://schemas.openxmlformats.org/markup-compatibility/2006" xmlns:mo="http://schemas.microsoft.com/office/mac/office/2008/main" xmlns:mv="urn:schemas-microsoft-com:mac:vml" xmlns:o="urn:schemas-microsoft-com:office:office" xmlns:r="http://schemas.openxmlformats.org/officeDocument/2006/relationships" xmlns:v="urn:schemas-microsoft-com:vml" xmlns:w10="urn:schemas-microsoft-com:office:word" xmlns:w14="http://schemas.microsoft.com/office/word/2010/wordml" xmlns:w="http://schemas.openxmlformats.org/wordprocessingml/2006/main" xmlns:wne="http://schemas.microsoft.com/office/word/2006/wordml" xmlns:wp14="http://schemas.microsoft.com/office/word/2010/wordprocessingDrawing" xmlns:wp="http://schemas.openxmlformats.org/drawingml/2006/wordprocessingDrawing" xmlns:wpc="http://schemas.microsoft.com/office/word/2010/wordprocessingCanvas" xmlns:wpg="http://schemas.microsoft.com/office/word/2010/wordprocessingGroup" xmlns:wpi="http://schemas.microsoft.com/office/word/2010/wordprocessingInk" xmlns:wps="http://schemas.microsoft.com/office/word/2010/wordprocessingShape" mc:Ignorable="w14 wp14">
+  <w:p>
+    <w:pPr>
+      <w:pStyle w:val="Header"/>
+      <w:spacing w:before="0" w:after="80"/>
+      <w:jc w:val="right"/>
+    </w:pPr>
+    <w:r>
+      <w:rPr>
+        <w:rFonts w:ascii="Times New Roman" w:hAnsi="Times New Roman"/>
+        <w:i/>
+        <w:sz w:val="20"/>
+      </w:rPr>
+      <w:t>Báo cáo Đồ án/Tiểu luận</w:t>
+      <w:tab/>
+      <w:tab/>
+      <w:t>Ngành An toàn thông tin - HUTECH</w:t>
+    </w:r>
+  </w:p>
+</w:hdr>
 </file>
 
 <file path=word/numbering.xml><?xml version="1.0" encoding="utf-8"?>

--- a/docs/BAO_CAO_DO_AN_HUTECH.docx
+++ b/docs/BAO_CAO_DO_AN_HUTECH.docx
@@ -4,8 +4,69 @@
   <w:body>
     <w:p>
       <w:pPr>
-        <w:spacing w:before="0" w:after="40" w:line="360" w:lineRule="auto"/>
+        <w:spacing w:before="200" w:after="40" w:line="360" w:lineRule="auto"/>
         <w:jc w:val="center"/>
+      </w:pPr>
+      <w:r>
+        <w:rPr>
+          <w:rFonts w:ascii="Times New Roman" w:hAnsi="Times New Roman"/>
+          <w:b/>
+          <w:i w:val="0"/>
+          <w:sz w:val="25"/>
+        </w:rPr>
+        <w:t>BỘ GIÁO DỤC VÀ ĐÀO TẠO</w:t>
+      </w:r>
+    </w:p>
+    <w:p>
+      <w:pPr>
+        <w:spacing w:before="0" w:after="1200" w:line="360" w:lineRule="auto"/>
+        <w:jc w:val="center"/>
+      </w:pPr>
+      <w:r>
+        <w:rPr>
+          <w:rFonts w:ascii="Times New Roman" w:hAnsi="Times New Roman"/>
+          <w:b/>
+          <w:i w:val="0"/>
+          <w:sz w:val="27"/>
+        </w:rPr>
+        <w:t>TRƯỜNG ĐẠI HỌC CÔNG NGHỆ TP. HCM</w:t>
+      </w:r>
+    </w:p>
+    <w:p>
+      <w:pPr>
+        <w:spacing w:before="400" w:after="800" w:line="360" w:lineRule="auto"/>
+        <w:jc w:val="center"/>
+      </w:pPr>
+      <w:r>
+        <w:rPr>
+          <w:rFonts w:ascii="Times New Roman" w:hAnsi="Times New Roman"/>
+          <w:b/>
+          <w:i w:val="0"/>
+          <w:sz w:val="32"/>
+        </w:rPr>
+        <w:t>ĐỒ ÁN CHUYÊN NGÀNH</w:t>
+      </w:r>
+    </w:p>
+    <w:p>
+      <w:pPr>
+        <w:spacing w:before="400" w:after="1400" w:line="360" w:lineRule="auto"/>
+        <w:jc w:val="center"/>
+      </w:pPr>
+      <w:r>
+        <w:rPr>
+          <w:rFonts w:ascii="Times New Roman" w:hAnsi="Times New Roman"/>
+          <w:b/>
+          <w:i w:val="0"/>
+          <w:sz w:val="32"/>
+        </w:rPr>
+        <w:t>NGHIÊN CỨU VÀ XÂY DỰNG HỆ THỐNG TỰ ĐỘNG THU THẬP, PHÂN TÍCH TÌNH BÁO MỐI ĐE DỌA MẠNG VÀ SINH QUY TẮC PHÒNG THỦ ỨNG DỤNG AI AGENT</w:t>
+      </w:r>
+    </w:p>
+    <w:p>
+      <w:pPr>
+        <w:spacing w:before="200" w:after="80" w:line="360" w:lineRule="auto"/>
+        <w:ind w:left="1152"/>
+        <w:jc w:val="left"/>
       </w:pPr>
       <w:r>
         <w:rPr>
@@ -14,12 +75,109 @@
           <w:i w:val="0"/>
           <w:sz w:val="26"/>
         </w:rPr>
-        <w:t>BỘ GIÁO DỤC VÀ ĐÀO TẠO</w:t>
+        <w:t>Giảng viên hướng dẫn: ThS. Đinh Phương Nam</w:t>
       </w:r>
     </w:p>
     <w:p>
       <w:pPr>
         <w:spacing w:before="0" w:after="40" w:line="360" w:lineRule="auto"/>
+        <w:ind w:left="1152"/>
+        <w:jc w:val="left"/>
+      </w:pPr>
+      <w:r>
+        <w:rPr>
+          <w:rFonts w:ascii="Times New Roman" w:hAnsi="Times New Roman"/>
+          <w:b/>
+          <w:i w:val="0"/>
+          <w:sz w:val="26"/>
+        </w:rPr>
+        <w:t>Sinh viên thực hiện: Nhóm sinh viên</w:t>
+      </w:r>
+    </w:p>
+    <w:p>
+      <w:pPr>
+        <w:spacing w:before="0" w:after="40" w:line="360" w:lineRule="auto"/>
+        <w:ind w:left="1584"/>
+        <w:jc w:val="left"/>
+      </w:pPr>
+      <w:r>
+        <w:rPr>
+          <w:rFonts w:ascii="Times New Roman" w:hAnsi="Times New Roman"/>
+          <w:b w:val="0"/>
+          <w:i w:val="0"/>
+          <w:sz w:val="25"/>
+        </w:rPr>
+        <w:t>Nguyễn Phi Phúc          MSSV: 2387701131     Lớp: 23DATA1</w:t>
+      </w:r>
+    </w:p>
+    <w:p>
+      <w:pPr>
+        <w:spacing w:before="0" w:after="40" w:line="360" w:lineRule="auto"/>
+        <w:ind w:left="1584"/>
+        <w:jc w:val="left"/>
+      </w:pPr>
+      <w:r>
+        <w:rPr>
+          <w:rFonts w:ascii="Times New Roman" w:hAnsi="Times New Roman"/>
+          <w:b w:val="0"/>
+          <w:i w:val="0"/>
+          <w:sz w:val="25"/>
+        </w:rPr>
+        <w:t>Trần Minh Khang          MSSV: 2387700027     Lớp: 23DATA1</w:t>
+      </w:r>
+    </w:p>
+    <w:p>
+      <w:pPr>
+        <w:spacing w:before="0" w:after="40" w:line="360" w:lineRule="auto"/>
+        <w:ind w:left="1584"/>
+        <w:jc w:val="left"/>
+      </w:pPr>
+      <w:r>
+        <w:rPr>
+          <w:rFonts w:ascii="Times New Roman" w:hAnsi="Times New Roman"/>
+          <w:b w:val="0"/>
+          <w:i w:val="0"/>
+          <w:sz w:val="25"/>
+        </w:rPr>
+        <w:t>Nguyễn Nhật Lâm          MSSV: 2387700036     Lớp: 23DATA1</w:t>
+      </w:r>
+    </w:p>
+    <w:p>
+      <w:pPr>
+        <w:spacing w:before="1400" w:after="0" w:line="360" w:lineRule="auto"/>
+        <w:jc w:val="center"/>
+      </w:pPr>
+      <w:r>
+        <w:rPr>
+          <w:rFonts w:ascii="Times New Roman" w:hAnsi="Times New Roman"/>
+          <w:b/>
+          <w:i w:val="0"/>
+          <w:sz w:val="26"/>
+        </w:rPr>
+        <w:t>TP. Hồ Chí Minh, 2026</w:t>
+      </w:r>
+    </w:p>
+    <w:p>
+      <w:pPr>
+        <w:sectPr>
+          <w:footerReference w:type="default" r:id="rId9"/>
+          <w:pgSz w:w="12240" w:h="15840"/>
+          <w:pgMar w:top="1138" w:right="1138" w:bottom="1138" w:left="1699" w:header="720" w:footer="720" w:gutter="0"/>
+          <w:cols w:space="720"/>
+          <w:titlePg/>
+          <w:docGrid w:linePitch="360"/>
+          <w:pgBorders w:offsetFrom="page">
+            <w:top w:val="double" w:sz="24" w:space="24" w:color="002060"/>
+            <w:left w:val="double" w:sz="24" w:space="24" w:color="002060"/>
+            <w:bottom w:val="double" w:sz="24" w:space="24" w:color="002060"/>
+            <w:right w:val="double" w:sz="24" w:space="24" w:color="002060"/>
+          </w:pgBorders>
+        </w:sectPr>
+      </w:pPr>
+    </w:p>
+    <w:p>
+      <w:pPr>
+        <w:spacing w:before="320" w:after="160" w:line="360" w:lineRule="auto"/>
         <w:jc w:val="center"/>
       </w:pPr>
       <w:r>
@@ -29,334 +187,7 @@
           <w:i w:val="0"/>
           <w:sz w:val="28"/>
         </w:rPr>
-        <w:t>TRƯỜNG ĐẠI HỌC CÔNG NGHỆ TP.HCM (HUTECH)</w:t>
-      </w:r>
-    </w:p>
-    <w:p>
-      <w:pPr>
-        <w:spacing w:before="0" w:after="400" w:line="360" w:lineRule="auto"/>
-        <w:jc w:val="center"/>
-      </w:pPr>
-      <w:r>
-        <w:rPr>
-          <w:rFonts w:ascii="Times New Roman" w:hAnsi="Times New Roman"/>
-          <w:b/>
-          <w:i w:val="0"/>
-          <w:sz w:val="26"/>
-        </w:rPr>
-        <w:t>KHOA CÔNG NGHỆ THÔNG TIN</w:t>
-      </w:r>
-    </w:p>
-    <w:p>
-      <w:pPr>
-        <w:spacing w:before="320" w:after="80" w:line="360" w:lineRule="auto"/>
-        <w:jc w:val="center"/>
-      </w:pPr>
-      <w:r>
-        <w:rPr>
-          <w:rFonts w:ascii="Times New Roman" w:hAnsi="Times New Roman"/>
-          <w:b/>
-          <w:i w:val="0"/>
-          <w:sz w:val="30"/>
-        </w:rPr>
-        <w:t>BÁO CÁO ĐỒ ÁN CHUYÊN NGÀNH</w:t>
-      </w:r>
-    </w:p>
-    <w:p>
-      <w:pPr>
-        <w:spacing w:before="0" w:after="480" w:line="360" w:lineRule="auto"/>
-        <w:jc w:val="center"/>
-      </w:pPr>
-      <w:r>
-        <w:rPr>
-          <w:rFonts w:ascii="Times New Roman" w:hAnsi="Times New Roman"/>
-          <w:b/>
-          <w:i w:val="0"/>
-          <w:sz w:val="26"/>
-        </w:rPr>
-        <w:t>NGÀNH: AN TOÀN THÔNG TIN</w:t>
-      </w:r>
-    </w:p>
-    <w:p>
-      <w:pPr>
-        <w:spacing w:before="120" w:after="80" w:line="360" w:lineRule="auto"/>
-        <w:jc w:val="center"/>
-      </w:pPr>
-      <w:r>
-        <w:rPr>
-          <w:rFonts w:ascii="Times New Roman" w:hAnsi="Times New Roman"/>
-          <w:b/>
-          <w:i w:val="0"/>
-          <w:sz w:val="28"/>
-        </w:rPr>
-        <w:t>ĐỀ TÀI:</w:t>
-      </w:r>
-    </w:p>
-    <w:p>
-      <w:pPr>
-        <w:spacing w:before="40" w:after="560" w:line="360" w:lineRule="auto"/>
-        <w:jc w:val="center"/>
-      </w:pPr>
-      <w:r>
-        <w:rPr>
-          <w:rFonts w:ascii="Times New Roman" w:hAnsi="Times New Roman"/>
-          <w:b/>
-          <w:i w:val="0"/>
-          <w:sz w:val="30"/>
-        </w:rPr>
-        <w:t>NGHIÊN CỨU VÀ XÂY DỰNG HỆ THỐNG TỰ ĐỘNG THU THẬP, PHÂN TÍCH TÌNH BÁO MỐI ĐE DỌA MẠNG VÀ SINH QUY TẮC PHÒNG THỦ ỨNG DỤNG AI AGENT</w:t>
-      </w:r>
-    </w:p>
-    <w:tbl>
-      <w:tblPr>
-        <w:tblW w:type="auto" w:w="0"/>
-        <w:jc w:val="center"/>
-        <w:tblLook w:firstColumn="1" w:firstRow="1" w:lastColumn="0" w:lastRow="0" w:noHBand="0" w:noVBand="1" w:val="04A0"/>
-      </w:tblPr>
-      <w:tblGrid>
-        <w:gridCol w:w="3312"/>
-        <w:gridCol w:w="5760"/>
-      </w:tblGrid>
-      <w:tr>
-        <w:tc>
-          <w:tcPr>
-            <w:tcW w:type="dxa" w:w="4320"/>
-          </w:tcPr>
-          <w:p>
-            <w:pPr>
-              <w:spacing w:line="300" w:lineRule="auto" w:before="40" w:after="40"/>
-            </w:pPr>
-            <w:r>
-              <w:rPr>
-                <w:rFonts w:ascii="Times New Roman" w:hAnsi="Times New Roman"/>
-                <w:b/>
-                <w:sz w:val="25"/>
-              </w:rPr>
-              <w:t>Giảng viên hướng dẫn:</w:t>
-            </w:r>
-          </w:p>
-        </w:tc>
-        <w:tc>
-          <w:tcPr>
-            <w:tcW w:type="dxa" w:w="4320"/>
-          </w:tcPr>
-          <w:p>
-            <w:pPr>
-              <w:spacing w:line="300" w:lineRule="auto" w:before="40" w:after="40"/>
-            </w:pPr>
-            <w:r>
-              <w:rPr>
-                <w:rFonts w:ascii="Times New Roman" w:hAnsi="Times New Roman"/>
-                <w:sz w:val="25"/>
-              </w:rPr>
-              <w:t>ThS. Đinh Phương Nam</w:t>
-            </w:r>
-          </w:p>
-        </w:tc>
-      </w:tr>
-      <w:tr>
-        <w:tc>
-          <w:tcPr>
-            <w:tcW w:type="dxa" w:w="4320"/>
-          </w:tcPr>
-          <w:p>
-            <w:pPr>
-              <w:spacing w:line="300" w:lineRule="auto" w:before="40" w:after="40"/>
-            </w:pPr>
-            <w:r>
-              <w:rPr>
-                <w:rFonts w:ascii="Times New Roman" w:hAnsi="Times New Roman"/>
-                <w:b/>
-                <w:sz w:val="25"/>
-              </w:rPr>
-              <w:t>Sinh viên/Nhóm thực hiện:</w:t>
-            </w:r>
-          </w:p>
-        </w:tc>
-        <w:tc>
-          <w:tcPr>
-            <w:tcW w:type="dxa" w:w="4320"/>
-          </w:tcPr>
-          <w:p>
-            <w:pPr>
-              <w:spacing w:line="300" w:lineRule="auto" w:before="40" w:after="40"/>
-            </w:pPr>
-            <w:r>
-              <w:rPr>
-                <w:rFonts w:ascii="Times New Roman" w:hAnsi="Times New Roman"/>
-                <w:sz w:val="25"/>
-              </w:rPr>
-              <w:t>1. Nguyễn Phi Phúc   — MSSV: 2387701131 (Lớp 23DATA1)</w:t>
-            </w:r>
-          </w:p>
-        </w:tc>
-      </w:tr>
-      <w:tr>
-        <w:tc>
-          <w:tcPr>
-            <w:tcW w:type="dxa" w:w="4320"/>
-          </w:tcPr>
-          <w:p>
-            <w:pPr>
-              <w:spacing w:line="300" w:lineRule="auto" w:before="40" w:after="40"/>
-            </w:pPr>
-          </w:p>
-        </w:tc>
-        <w:tc>
-          <w:tcPr>
-            <w:tcW w:type="dxa" w:w="4320"/>
-          </w:tcPr>
-          <w:p>
-            <w:pPr>
-              <w:spacing w:line="300" w:lineRule="auto" w:before="40" w:after="40"/>
-            </w:pPr>
-            <w:r>
-              <w:rPr>
-                <w:rFonts w:ascii="Times New Roman" w:hAnsi="Times New Roman"/>
-                <w:sz w:val="25"/>
-              </w:rPr>
-              <w:t>2. Trần Minh Khang  — MSSV: 2387700027 (Lớp 23DATA1)</w:t>
-            </w:r>
-          </w:p>
-        </w:tc>
-      </w:tr>
-      <w:tr>
-        <w:tc>
-          <w:tcPr>
-            <w:tcW w:type="dxa" w:w="4320"/>
-          </w:tcPr>
-          <w:p>
-            <w:pPr>
-              <w:spacing w:line="300" w:lineRule="auto" w:before="40" w:after="40"/>
-            </w:pPr>
-          </w:p>
-        </w:tc>
-        <w:tc>
-          <w:tcPr>
-            <w:tcW w:type="dxa" w:w="4320"/>
-          </w:tcPr>
-          <w:p>
-            <w:pPr>
-              <w:spacing w:line="300" w:lineRule="auto" w:before="40" w:after="40"/>
-            </w:pPr>
-            <w:r>
-              <w:rPr>
-                <w:rFonts w:ascii="Times New Roman" w:hAnsi="Times New Roman"/>
-                <w:sz w:val="25"/>
-              </w:rPr>
-              <w:t>3. Nguyễn Nhật Lâm  — MSSV: 2387700036 (Lớp 23DATA1)</w:t>
-            </w:r>
-          </w:p>
-        </w:tc>
-      </w:tr>
-      <w:tr>
-        <w:tc>
-          <w:tcPr>
-            <w:tcW w:type="dxa" w:w="4320"/>
-          </w:tcPr>
-          <w:p>
-            <w:pPr>
-              <w:spacing w:line="300" w:lineRule="auto" w:before="40" w:after="40"/>
-            </w:pPr>
-            <w:r>
-              <w:rPr>
-                <w:rFonts w:ascii="Times New Roman" w:hAnsi="Times New Roman"/>
-                <w:b/>
-                <w:sz w:val="25"/>
-              </w:rPr>
-              <w:t>Chuyên ngành:</w:t>
-            </w:r>
-          </w:p>
-        </w:tc>
-        <w:tc>
-          <w:tcPr>
-            <w:tcW w:type="dxa" w:w="4320"/>
-          </w:tcPr>
-          <w:p>
-            <w:pPr>
-              <w:spacing w:line="300" w:lineRule="auto" w:before="40" w:after="40"/>
-            </w:pPr>
-            <w:r>
-              <w:rPr>
-                <w:rFonts w:ascii="Times New Roman" w:hAnsi="Times New Roman"/>
-                <w:sz w:val="25"/>
-              </w:rPr>
-              <w:t>An toàn thông tin</w:t>
-            </w:r>
-          </w:p>
-        </w:tc>
-      </w:tr>
-      <w:tr>
-        <w:tc>
-          <w:tcPr>
-            <w:tcW w:type="dxa" w:w="4320"/>
-          </w:tcPr>
-          <w:p>
-            <w:pPr>
-              <w:spacing w:line="300" w:lineRule="auto" w:before="40" w:after="40"/>
-            </w:pPr>
-            <w:r>
-              <w:rPr>
-                <w:rFonts w:ascii="Times New Roman" w:hAnsi="Times New Roman"/>
-                <w:b/>
-                <w:sz w:val="25"/>
-              </w:rPr>
-              <w:t>Khoa:</w:t>
-            </w:r>
-          </w:p>
-        </w:tc>
-        <w:tc>
-          <w:tcPr>
-            <w:tcW w:type="dxa" w:w="4320"/>
-          </w:tcPr>
-          <w:p>
-            <w:pPr>
-              <w:spacing w:line="300" w:lineRule="auto" w:before="40" w:after="40"/>
-            </w:pPr>
-            <w:r>
-              <w:rPr>
-                <w:rFonts w:ascii="Times New Roman" w:hAnsi="Times New Roman"/>
-                <w:sz w:val="25"/>
-              </w:rPr>
-              <w:t>Công nghệ thông tin</w:t>
-            </w:r>
-          </w:p>
-        </w:tc>
-      </w:tr>
-    </w:tbl>
-    <w:p>
-      <w:pPr>
-        <w:spacing w:before="900" w:after="0" w:line="360" w:lineRule="auto"/>
-        <w:jc w:val="center"/>
-      </w:pPr>
-      <w:r>
-        <w:rPr>
-          <w:rFonts w:ascii="Times New Roman" w:hAnsi="Times New Roman"/>
-          <w:b/>
-          <w:i w:val="0"/>
-          <w:sz w:val="26"/>
-        </w:rPr>
-        <w:t>TP. Hồ Chí Minh, Tháng 10/2026</w:t>
-      </w:r>
-    </w:p>
-    <w:p>
-      <w:r>
-        <w:br w:type="page"/>
-      </w:r>
-    </w:p>
-    <w:p>
-      <w:pPr>
-        <w:spacing w:before="320" w:after="160" w:line="360" w:lineRule="auto"/>
-        <w:jc w:val="center"/>
-      </w:pPr>
-      <w:r>
-        <w:rPr>
-          <w:rFonts w:ascii="Times New Roman" w:hAnsi="Times New Roman"/>
-          <w:b/>
-          <w:i w:val="0"/>
-          <w:sz w:val="28"/>
-        </w:rPr>
-        <w:t>LỜI CAM ĐOAN</w:t>
+        <w:t>LỜI MỞ ĐẦU</w:t>
       </w:r>
     </w:p>
     <w:p>
@@ -371,7 +202,7 @@
           <w:i w:val="0"/>
           <w:sz w:val="26"/>
         </w:rPr>
-        <w:t>Nhóm sinh viên thực hiện xin cam đoan đây là công trình nghiên cứu và báo cáo đồ án do chính các thành viên trong nhóm thực hiện dưới sự hướng dẫn khoa học của Giảng viên hướng dẫn – ThS. Đinh Phương Nam. Các nội dung nghiên cứu lý thuyết, phương pháp kỹ thuật, mã nguồn phần mềm và các đánh giá thực nghiệm được trình bày trong báo cáo này là hoàn toàn trung thực, khách quan và không sao chép từ bất kỳ công trình nào khác.</w:t>
+        <w:t>Trong bối cảnh công nghệ thông tin và chuyển đổi số phát triển bùng nổ, không gian mạng đang trở thành chiến trường phức tạp với sự gia tăng nhanh chóng của các cuộc tấn công mạng có chủ đích quy mô lớn (APT), các chiến dịch mã độc tống tiền (Ransomware) và khai thác lỗ hổng bảo mật nghiêm trọng. Hằng ngày, hàng nghìn báo cáo kỹ thuật và cảnh báo đe dọa được công bố từ các cơ quan an ninh chính phủ và các tổ chức bảo mật uy tín trên toàn thế giới.</w:t>
       </w:r>
     </w:p>
     <w:p>
@@ -386,107 +217,24 @@
           <w:i w:val="0"/>
           <w:sz w:val="26"/>
         </w:rPr>
-        <w:t>Toàn bộ các tài liệu tham khảo, chuẩn dữ liệu kỹ thuật quốc tế và thư viện phần mềm mã nguồn mở được kế thừa trong đề tài đều được trích dẫn nguồn gốc rõ ràng, minh bạch theo đúng quy chuẩn học thuật của Trường Đại học Công nghệ TP.HCM (HUTECH). Nhóm sinh viên thực hiện xin chịu hoàn toàn trách nhiệm trước Nhà trường và pháp luật về tính trung thực của lời cam đoan này.</w:t>
+        <w:t>Trước tình hình đó, các Trung tâm Điều hành An ninh mạng (SOC) đối mặt với thách thức quá tải nghiêm trọng về dữ liệu tình báo mối đe dọa (Cyber Threat Intelligence - CTI). Quy trình xử lý CTI truyền thống mang tính thủ công cao: chuyên viên phân tích phải đọc các bài phân tích dài hàng nghìn từ, ghi chép lại các chỉ số xâm nhập (IOCs: IP, Domain, Hash, CVE), kiểm tra trên các dịch vụ phân tích độc hại (VirusTotal, AbuseIPDB) và tự viết các quy tắc phòng thủ (Sigma Rules, YARA Rules, Firewall blocklist). Quá trình này tiêu tốn từ 1 đến 3 giờ cho mỗi sự cố, gây ra hiện tượng kiệt quệ cảnh báo (SOC alert fatigue) và làm chậm trễ đáng kể khả năng phản ứng trước các đợt tấn công tốc độ cao.</w:t>
       </w:r>
     </w:p>
     <w:p>
       <w:pPr>
-        <w:spacing w:before="320" w:after="80" w:line="360" w:lineRule="auto"/>
-        <w:jc w:val="right"/>
+        <w:spacing w:before="0" w:after="120" w:line="360" w:lineRule="auto"/>
+        <w:jc w:val="both"/>
       </w:pPr>
       <w:r>
         <w:rPr>
           <w:rFonts w:ascii="Times New Roman" w:hAnsi="Times New Roman"/>
           <w:b w:val="0"/>
-          <w:i/>
-          <w:sz w:val="26"/>
-        </w:rPr>
-        <w:t>TP. Hồ Chí Minh, ngày 07 tháng 10 năm 2026</w:t>
-      </w:r>
-    </w:p>
-    <w:p>
-      <w:pPr>
-        <w:spacing w:before="0" w:after="600" w:line="360" w:lineRule="auto"/>
-        <w:jc w:val="right"/>
-      </w:pPr>
-      <w:r>
-        <w:rPr>
-          <w:rFonts w:ascii="Times New Roman" w:hAnsi="Times New Roman"/>
-          <w:b/>
           <w:i w:val="0"/>
           <w:sz w:val="26"/>
         </w:rPr>
-        <w:t>Nhóm sinh viên thực hiện</w:t>
+        <w:t>Sự phát triển đột phá của Trí tuệ Nhân tạo Tự chủ (AI Agent) kết hợp cùng mô hình suy luận ReAct (Reasoning - Action - Observation) và cơ chế gọi công cụ (Tool-Calling) mở ra cơ hội tự động hóa toàn diện chu trình CTI. Đề tài này tập trung nghiên cứu và xây dựng một hệ thống AI Agent có khả năng tự động hóa khép kín: từ việc thu thập dữ liệu nguồn mở (OSINT) chính thống TLP:CLEAR, trích xuất chuẩn hóa IOCs, thẩm định độ nguy hại, ánh xạ kỹ thuật tấn công theo ma trận MITRE ATT&amp;CK, cho đến việc tự động sinh các tập quy tắc phòng thủ thực chiến trong thời gian thực. Báo cáo này sẽ trình bày chi tiết toàn bộ cơ sở lý thuyết, kiến trúc hệ thống, quy trình hiện thực hóa và các kết quả thực nghiệm đã đạt được.</w:t>
       </w:r>
     </w:p>
-    <w:tbl>
-      <w:tblPr>
-        <w:tblW w:type="auto" w:w="0"/>
-        <w:jc w:val="center"/>
-        <w:tblLook w:firstColumn="1" w:firstRow="1" w:lastColumn="0" w:lastRow="0" w:noHBand="0" w:noVBand="1" w:val="04A0"/>
-      </w:tblPr>
-      <w:tblGrid>
-        <w:gridCol w:w="3024"/>
-        <w:gridCol w:w="3024"/>
-        <w:gridCol w:w="3024"/>
-      </w:tblGrid>
-      <w:tr>
-        <w:tc>
-          <w:tcPr>
-            <w:tcW w:type="dxa" w:w="2880"/>
-          </w:tcPr>
-          <w:p>
-            <w:pPr>
-              <w:jc w:val="center"/>
-            </w:pPr>
-            <w:r>
-              <w:rPr>
-                <w:rFonts w:ascii="Times New Roman" w:hAnsi="Times New Roman"/>
-                <w:b/>
-                <w:sz w:val="26"/>
-              </w:rPr>
-              <w:t>Nguyễn Phi Phúc</w:t>
-            </w:r>
-          </w:p>
-        </w:tc>
-        <w:tc>
-          <w:tcPr>
-            <w:tcW w:type="dxa" w:w="2880"/>
-          </w:tcPr>
-          <w:p>
-            <w:pPr>
-              <w:jc w:val="center"/>
-            </w:pPr>
-            <w:r>
-              <w:rPr>
-                <w:rFonts w:ascii="Times New Roman" w:hAnsi="Times New Roman"/>
-                <w:b/>
-                <w:sz w:val="26"/>
-              </w:rPr>
-              <w:t>Trần Minh Khang</w:t>
-            </w:r>
-          </w:p>
-        </w:tc>
-        <w:tc>
-          <w:tcPr>
-            <w:tcW w:type="dxa" w:w="2880"/>
-          </w:tcPr>
-          <w:p>
-            <w:pPr>
-              <w:jc w:val="center"/>
-            </w:pPr>
-            <w:r>
-              <w:rPr>
-                <w:rFonts w:ascii="Times New Roman" w:hAnsi="Times New Roman"/>
-                <w:b/>
-                <w:sz w:val="26"/>
-              </w:rPr>
-              <w:t>Nguyễn Nhật Lâm</w:t>
-            </w:r>
-          </w:p>
-        </w:tc>
-      </w:tr>
-    </w:tbl>
     <w:p>
       <w:r>
         <w:br w:type="page"/>
@@ -519,7 +267,7 @@
           <w:i w:val="0"/>
           <w:sz w:val="26"/>
         </w:rPr>
-        <w:t>Để hoàn thành đồ án này, nhóm sinh viên thực hiện xin bày tỏ lòng biết ơn sâu sắc và chân thành nhất đến quý Thầy Cô Khoa Công nghệ Thông tin, Trường Đại học Công nghệ TP.HCM (HUTECH) đã tận tình truyền đạt những kiến thức chuyên môn nền tảng vững chắc và phương pháp nghiên cứu khoa học quý báu trong suốt quá trình học tập tại trường.</w:t>
+        <w:t>Đầu tiên, nhóm sinh viên thực hiện xin bày tỏ lòng biết ơn sâu sắc và chân thành nhất đến quý Thầy Cô Khoa Công nghệ Thông tin, Trường Đại học Công nghệ TP.HCM (HUTECH) đã tận tình truyền đạt những kiến thức chuyên môn nền tảng vững chắc và phương pháp nghiên cứu khoa học quý báu trong suốt quá trình học tập tại trường.</w:t>
       </w:r>
     </w:p>
     <w:p>
@@ -534,7 +282,7 @@
           <w:i w:val="0"/>
           <w:sz w:val="26"/>
         </w:rPr>
-        <w:t>Đặc biệt, nhóm xin gửi lời cảm ơn trân trọng nhất đến Thầy ThS. Đinh Phương Nam, người đã trực tiếp định hướng đề tài, tận tình góp ý chuyên môn sâu sát và luôn hỗ trợ nhóm tháo gỡ các vướng mắc kỹ thuật trong suốt quá trình nghiên cứu và hiện thực hóa hệ thống.</w:t>
+        <w:t>Đặc biệt, nhóm xin gửi lời cảm ơn trân trọng nhất đến Thầy ThS. Đinh Phương Nam, người đã trực tiếp định hướng đề tài, tận tình góp ý chuyên môn sâu sát và luôn hỗ trợ nhóm tháo gỡ các vướng mắc kỹ thuật trong suốt thời gian thực hiện đồ án.</w:t>
       </w:r>
     </w:p>
     <w:p>
@@ -549,7 +297,42 @@
           <w:i w:val="0"/>
           <w:sz w:val="26"/>
         </w:rPr>
-        <w:t>Mặc dù đã nỗ lực hết sức để hoàn thiện báo cáo một cách toàn diện và khoa học nhất, song do giới hạn về mặt thời gian và kinh nghiệm thực tiễn, đề tài khó tránh khỏi những thiếu sót nhất định. Nhóm sinh viên thực hiện rất mong nhận được những ý kiến đóng góp quý báu từ quý Thầy Cô trong Hội đồng chấm thi để công trình ngày càng hoàn thiện hơn.</w:t>
+        <w:t>Ngày nay, những hiểm họa về an toàn thông tin ngày một tăng cao. Việc nghiên cứu ứng dụng AI để tự động hóa phòng thủ an ninh mạng là hướng đi mới và đầy thử thách. Mặc dù nhóm đã nỗ lực hết sức để hoàn thành đề tài một cách tốt nhất, song do chưa có nhiều kinh nghiệm thực tiễn nên đồ án khó tránh khỏi những thiếu sót nhất định. Nhóm rất mong nhận được sự thông cảm và những ý kiến đóng góp quý báu của Thầy để đề tài được hoàn thiện hơn nữa. Nhóm xin chân thành cảm ơn Thầy!</w:t>
+      </w:r>
+    </w:p>
+    <w:p>
+      <w:pPr>
+        <w:spacing w:before="400" w:after="200" w:line="360" w:lineRule="auto"/>
+        <w:jc w:val="right"/>
+      </w:pPr>
+      <w:r>
+        <w:rPr>
+          <w:rFonts w:ascii="Times New Roman" w:hAnsi="Times New Roman"/>
+          <w:b/>
+          <w:i w:val="0"/>
+          <w:sz w:val="26"/>
+        </w:rPr>
+        <w:t>Nhóm sinh viên thực hiện</w:t>
+        <w:br/>
+      </w:r>
+    </w:p>
+    <w:p>
+      <w:pPr>
+        <w:spacing w:before="0" w:after="0" w:line="360" w:lineRule="auto"/>
+        <w:jc w:val="right"/>
+      </w:pPr>
+      <w:r>
+        <w:rPr>
+          <w:rFonts w:ascii="Times New Roman" w:hAnsi="Times New Roman"/>
+          <w:b w:val="0"/>
+          <w:i w:val="0"/>
+          <w:sz w:val="25"/>
+        </w:rPr>
+        <w:t>Nguyễn Phi Phúc</w:t>
+        <w:br/>
+        <w:t>Trần Minh Khang</w:t>
+        <w:br/>
+        <w:t>Nguyễn Nhật Lâm</w:t>
       </w:r>
     </w:p>
     <w:p>
@@ -569,616 +352,7 @@
           <w:i w:val="0"/>
           <w:sz w:val="28"/>
         </w:rPr>
-        <w:t>MỤC LỤC</w:t>
-      </w:r>
-    </w:p>
-    <w:p>
-      <w:pPr>
-        <w:spacing w:before="0" w:after="120" w:line="360" w:lineRule="auto"/>
-        <w:jc w:val="center"/>
-      </w:pPr>
-      <w:r>
-        <w:rPr>
-          <w:rFonts w:ascii="Times New Roman" w:hAnsi="Times New Roman"/>
-          <w:b w:val="0"/>
-          <w:i/>
-          <w:sz w:val="24"/>
-        </w:rPr>
-        <w:t>[[[_TOC_]]]</w:t>
-      </w:r>
-    </w:p>
-    <w:p>
-      <w:pPr>
-        <w:spacing w:line="288" w:lineRule="auto" w:before="20" w:after="20"/>
-      </w:pPr>
-      <w:r>
-        <w:rPr>
-          <w:rFonts w:ascii="Times New Roman" w:hAnsi="Times New Roman"/>
-          <w:b/>
-          <w:sz w:val="24"/>
-        </w:rPr>
-        <w:t xml:space="preserve">LỜI CAM ĐOAN                                                          </w:t>
-      </w:r>
-      <w:r>
-        <w:rPr>
-          <w:rFonts w:ascii="Times New Roman" w:hAnsi="Times New Roman"/>
-          <w:sz w:val="24"/>
-        </w:rPr>
-        <w:t xml:space="preserve">        ii</w:t>
-      </w:r>
-    </w:p>
-    <w:p>
-      <w:pPr>
-        <w:spacing w:line="288" w:lineRule="auto" w:before="20" w:after="20"/>
-      </w:pPr>
-      <w:r>
-        <w:rPr>
-          <w:rFonts w:ascii="Times New Roman" w:hAnsi="Times New Roman"/>
-          <w:b/>
-          <w:sz w:val="24"/>
-        </w:rPr>
-        <w:t xml:space="preserve">LỜI CẢM ƠN                                                            </w:t>
-      </w:r>
-      <w:r>
-        <w:rPr>
-          <w:rFonts w:ascii="Times New Roman" w:hAnsi="Times New Roman"/>
-          <w:sz w:val="24"/>
-        </w:rPr>
-        <w:t xml:space="preserve">       iii</w:t>
-      </w:r>
-    </w:p>
-    <w:p>
-      <w:pPr>
-        <w:spacing w:line="288" w:lineRule="auto" w:before="20" w:after="20"/>
-      </w:pPr>
-      <w:r>
-        <w:rPr>
-          <w:rFonts w:ascii="Times New Roman" w:hAnsi="Times New Roman"/>
-          <w:sz w:val="24"/>
-        </w:rPr>
-        <w:t xml:space="preserve">MỤC LỤC                                                               </w:t>
-      </w:r>
-      <w:r>
-        <w:rPr>
-          <w:rFonts w:ascii="Times New Roman" w:hAnsi="Times New Roman"/>
-          <w:sz w:val="24"/>
-        </w:rPr>
-        <w:t xml:space="preserve">        iv</w:t>
-      </w:r>
-    </w:p>
-    <w:p>
-      <w:pPr>
-        <w:spacing w:line="288" w:lineRule="auto" w:before="20" w:after="20"/>
-      </w:pPr>
-      <w:r>
-        <w:rPr>
-          <w:rFonts w:ascii="Times New Roman" w:hAnsi="Times New Roman"/>
-          <w:b/>
-          <w:sz w:val="24"/>
-        </w:rPr>
-        <w:t xml:space="preserve">CHƯƠNG 1: TỔNG QUAN                                                   </w:t>
-      </w:r>
-      <w:r>
-        <w:rPr>
-          <w:rFonts w:ascii="Times New Roman" w:hAnsi="Times New Roman"/>
-          <w:sz w:val="24"/>
-        </w:rPr>
-        <w:t xml:space="preserve">         1</w:t>
-      </w:r>
-    </w:p>
-    <w:p>
-      <w:pPr>
-        <w:spacing w:line="288" w:lineRule="auto" w:before="20" w:after="20"/>
-      </w:pPr>
-      <w:r>
-        <w:rPr>
-          <w:rFonts w:ascii="Times New Roman" w:hAnsi="Times New Roman"/>
-          <w:sz w:val="24"/>
-        </w:rPr>
-        <w:t xml:space="preserve">  1.1. Bối cảnh và Lý do chọn đề tài                                  </w:t>
-      </w:r>
-      <w:r>
-        <w:rPr>
-          <w:rFonts w:ascii="Times New Roman" w:hAnsi="Times New Roman"/>
-          <w:sz w:val="24"/>
-        </w:rPr>
-        <w:t xml:space="preserve">         1</w:t>
-      </w:r>
-    </w:p>
-    <w:p>
-      <w:pPr>
-        <w:spacing w:line="288" w:lineRule="auto" w:before="20" w:after="20"/>
-      </w:pPr>
-      <w:r>
-        <w:rPr>
-          <w:rFonts w:ascii="Times New Roman" w:hAnsi="Times New Roman"/>
-          <w:sz w:val="24"/>
-        </w:rPr>
-        <w:t xml:space="preserve">  1.2. Mục tiêu nghiên cứu                                            </w:t>
-      </w:r>
-      <w:r>
-        <w:rPr>
-          <w:rFonts w:ascii="Times New Roman" w:hAnsi="Times New Roman"/>
-          <w:sz w:val="24"/>
-        </w:rPr>
-        <w:t xml:space="preserve">         2</w:t>
-      </w:r>
-    </w:p>
-    <w:p>
-      <w:pPr>
-        <w:spacing w:line="288" w:lineRule="auto" w:before="20" w:after="20"/>
-      </w:pPr>
-      <w:r>
-        <w:rPr>
-          <w:rFonts w:ascii="Times New Roman" w:hAnsi="Times New Roman"/>
-          <w:sz w:val="24"/>
-        </w:rPr>
-        <w:t xml:space="preserve">  1.3. Đối tượng và Phạm vi nghiên cứu                                </w:t>
-      </w:r>
-      <w:r>
-        <w:rPr>
-          <w:rFonts w:ascii="Times New Roman" w:hAnsi="Times New Roman"/>
-          <w:sz w:val="24"/>
-        </w:rPr>
-        <w:t xml:space="preserve">         3</w:t>
-      </w:r>
-    </w:p>
-    <w:p>
-      <w:pPr>
-        <w:spacing w:line="288" w:lineRule="auto" w:before="20" w:after="20"/>
-      </w:pPr>
-      <w:r>
-        <w:rPr>
-          <w:rFonts w:ascii="Times New Roman" w:hAnsi="Times New Roman"/>
-          <w:sz w:val="24"/>
-        </w:rPr>
-        <w:t xml:space="preserve">  1.4. Cam kết An toàn Pháp lý và Đạo đức Nghề nghiệp                 </w:t>
-      </w:r>
-      <w:r>
-        <w:rPr>
-          <w:rFonts w:ascii="Times New Roman" w:hAnsi="Times New Roman"/>
-          <w:sz w:val="24"/>
-        </w:rPr>
-        <w:t xml:space="preserve">         4</w:t>
-      </w:r>
-    </w:p>
-    <w:p>
-      <w:pPr>
-        <w:spacing w:line="288" w:lineRule="auto" w:before="20" w:after="20"/>
-      </w:pPr>
-      <w:r>
-        <w:rPr>
-          <w:rFonts w:ascii="Times New Roman" w:hAnsi="Times New Roman"/>
-          <w:b/>
-          <w:sz w:val="24"/>
-        </w:rPr>
-        <w:t xml:space="preserve">CHƯƠNG 2: CƠ SỞ LÝ THUYẾT VÀ CÔNG NGHỆ LIÊN QUAN                      </w:t>
-      </w:r>
-      <w:r>
-        <w:rPr>
-          <w:rFonts w:ascii="Times New Roman" w:hAnsi="Times New Roman"/>
-          <w:sz w:val="24"/>
-        </w:rPr>
-        <w:t xml:space="preserve">         5</w:t>
-      </w:r>
-    </w:p>
-    <w:p>
-      <w:pPr>
-        <w:spacing w:line="288" w:lineRule="auto" w:before="20" w:after="20"/>
-      </w:pPr>
-      <w:r>
-        <w:rPr>
-          <w:rFonts w:ascii="Times New Roman" w:hAnsi="Times New Roman"/>
-          <w:sz w:val="24"/>
-        </w:rPr>
-        <w:t xml:space="preserve">  2.1. Cyber Threat Intelligence (CTI) và Vòng đời Tình báo           </w:t>
-      </w:r>
-      <w:r>
-        <w:rPr>
-          <w:rFonts w:ascii="Times New Roman" w:hAnsi="Times New Roman"/>
-          <w:sz w:val="24"/>
-        </w:rPr>
-        <w:t xml:space="preserve">         5</w:t>
-      </w:r>
-    </w:p>
-    <w:p>
-      <w:pPr>
-        <w:spacing w:line="288" w:lineRule="auto" w:before="20" w:after="20"/>
-      </w:pPr>
-      <w:r>
-        <w:rPr>
-          <w:rFonts w:ascii="Times New Roman" w:hAnsi="Times New Roman"/>
-          <w:sz w:val="24"/>
-        </w:rPr>
-        <w:t xml:space="preserve">  2.2. Chuẩn biểu diễn dữ liệu OASIS STIX 2.1 và TAXII                </w:t>
-      </w:r>
-      <w:r>
-        <w:rPr>
-          <w:rFonts w:ascii="Times New Roman" w:hAnsi="Times New Roman"/>
-          <w:sz w:val="24"/>
-        </w:rPr>
-        <w:t xml:space="preserve">         6</w:t>
-      </w:r>
-    </w:p>
-    <w:p>
-      <w:pPr>
-        <w:spacing w:line="288" w:lineRule="auto" w:before="20" w:after="20"/>
-      </w:pPr>
-      <w:r>
-        <w:rPr>
-          <w:rFonts w:ascii="Times New Roman" w:hAnsi="Times New Roman"/>
-          <w:sz w:val="24"/>
-        </w:rPr>
-        <w:t xml:space="preserve">  2.3. Ma trận kỹ thuật và chiến thuật MITRE ATT&amp;CK                   </w:t>
-      </w:r>
-      <w:r>
-        <w:rPr>
-          <w:rFonts w:ascii="Times New Roman" w:hAnsi="Times New Roman"/>
-          <w:sz w:val="24"/>
-        </w:rPr>
-        <w:t xml:space="preserve">         7</w:t>
-      </w:r>
-    </w:p>
-    <w:p>
-      <w:pPr>
-        <w:spacing w:line="288" w:lineRule="auto" w:before="20" w:after="20"/>
-      </w:pPr>
-      <w:r>
-        <w:rPr>
-          <w:rFonts w:ascii="Times New Roman" w:hAnsi="Times New Roman"/>
-          <w:sz w:val="24"/>
-        </w:rPr>
-        <w:t xml:space="preserve">  2.4. Các chuẩn quy tắc phòng thủ: Sigma, YARA và Firewall Blocklist </w:t>
-      </w:r>
-      <w:r>
-        <w:rPr>
-          <w:rFonts w:ascii="Times New Roman" w:hAnsi="Times New Roman"/>
-          <w:sz w:val="24"/>
-        </w:rPr>
-        <w:t xml:space="preserve">         8</w:t>
-      </w:r>
-    </w:p>
-    <w:p>
-      <w:pPr>
-        <w:spacing w:line="288" w:lineRule="auto" w:before="20" w:after="20"/>
-      </w:pPr>
-      <w:r>
-        <w:rPr>
-          <w:rFonts w:ascii="Times New Roman" w:hAnsi="Times New Roman"/>
-          <w:sz w:val="24"/>
-        </w:rPr>
-        <w:t xml:space="preserve">  2.5. Kiến trúc Tác tử AI (AI Agent): Mô hình ReAct và Tool-Calling  </w:t>
-      </w:r>
-      <w:r>
-        <w:rPr>
-          <w:rFonts w:ascii="Times New Roman" w:hAnsi="Times New Roman"/>
-          <w:sz w:val="24"/>
-        </w:rPr>
-        <w:t xml:space="preserve">         9</w:t>
-      </w:r>
-    </w:p>
-    <w:p>
-      <w:pPr>
-        <w:spacing w:line="288" w:lineRule="auto" w:before="20" w:after="20"/>
-      </w:pPr>
-      <w:r>
-        <w:rPr>
-          <w:rFonts w:ascii="Times New Roman" w:hAnsi="Times New Roman"/>
-          <w:sz w:val="24"/>
-        </w:rPr>
-        <w:t xml:space="preserve">  2.6. Các dịch vụ thẩm định danh tiếng mối đe dọa trực tuyến         </w:t>
-      </w:r>
-      <w:r>
-        <w:rPr>
-          <w:rFonts w:ascii="Times New Roman" w:hAnsi="Times New Roman"/>
-          <w:sz w:val="24"/>
-        </w:rPr>
-        <w:t xml:space="preserve">        10</w:t>
-      </w:r>
-    </w:p>
-    <w:p>
-      <w:pPr>
-        <w:spacing w:line="288" w:lineRule="auto" w:before="20" w:after="20"/>
-      </w:pPr>
-      <w:r>
-        <w:rPr>
-          <w:rFonts w:ascii="Times New Roman" w:hAnsi="Times New Roman"/>
-          <w:b/>
-          <w:sz w:val="24"/>
-        </w:rPr>
-        <w:t xml:space="preserve">CHƯƠNG 3: NỘI DUNG THỰC HIỆN VÀ THIẾT KẾ HỆ THỐNG                     </w:t>
-      </w:r>
-      <w:r>
-        <w:rPr>
-          <w:rFonts w:ascii="Times New Roman" w:hAnsi="Times New Roman"/>
-          <w:sz w:val="24"/>
-        </w:rPr>
-        <w:t xml:space="preserve">        11</w:t>
-      </w:r>
-    </w:p>
-    <w:p>
-      <w:pPr>
-        <w:spacing w:line="288" w:lineRule="auto" w:before="20" w:after="20"/>
-      </w:pPr>
-      <w:r>
-        <w:rPr>
-          <w:rFonts w:ascii="Times New Roman" w:hAnsi="Times New Roman"/>
-          <w:sz w:val="24"/>
-        </w:rPr>
-        <w:t xml:space="preserve">  3.1. Phân tích yêu cầu và Thiết kế kiến trúc tổng thể               </w:t>
-      </w:r>
-      <w:r>
-        <w:rPr>
-          <w:rFonts w:ascii="Times New Roman" w:hAnsi="Times New Roman"/>
-          <w:sz w:val="24"/>
-        </w:rPr>
-        <w:t xml:space="preserve">        11</w:t>
-      </w:r>
-    </w:p>
-    <w:p>
-      <w:pPr>
-        <w:spacing w:line="288" w:lineRule="auto" w:before="20" w:after="20"/>
-      </w:pPr>
-      <w:r>
-        <w:rPr>
-          <w:rFonts w:ascii="Times New Roman" w:hAnsi="Times New Roman"/>
-          <w:sz w:val="24"/>
-        </w:rPr>
-        <w:t xml:space="preserve">  3.2. Thiết kế Giao ước Dữ liệu (Schemas) và Cơ chế Caching SQLite   </w:t>
-      </w:r>
-      <w:r>
-        <w:rPr>
-          <w:rFonts w:ascii="Times New Roman" w:hAnsi="Times New Roman"/>
-          <w:sz w:val="24"/>
-        </w:rPr>
-        <w:t xml:space="preserve">        12</w:t>
-      </w:r>
-    </w:p>
-    <w:p>
-      <w:pPr>
-        <w:spacing w:line="288" w:lineRule="auto" w:before="20" w:after="20"/>
-      </w:pPr>
-      <w:r>
-        <w:rPr>
-          <w:rFonts w:ascii="Times New Roman" w:hAnsi="Times New Roman"/>
-          <w:sz w:val="24"/>
-        </w:rPr>
-        <w:t xml:space="preserve">  3.3. Hiện thực hóa Module Thu thập và Làm giàu Dữ liệu (Tools 1-5)  </w:t>
-      </w:r>
-      <w:r>
-        <w:rPr>
-          <w:rFonts w:ascii="Times New Roman" w:hAnsi="Times New Roman"/>
-          <w:sz w:val="24"/>
-        </w:rPr>
-        <w:t xml:space="preserve">        13</w:t>
-      </w:r>
-    </w:p>
-    <w:p>
-      <w:pPr>
-        <w:spacing w:line="288" w:lineRule="auto" w:before="20" w:after="20"/>
-      </w:pPr>
-      <w:r>
-        <w:rPr>
-          <w:rFonts w:ascii="Times New Roman" w:hAnsi="Times New Roman"/>
-          <w:sz w:val="24"/>
-        </w:rPr>
-        <w:t xml:space="preserve">  3.4. Hiện thực hóa Bộ não AI Agent và Module Sinh Luật Phòng thủ (Tools 6-8)</w:t>
-      </w:r>
-      <w:r>
-        <w:rPr>
-          <w:rFonts w:ascii="Times New Roman" w:hAnsi="Times New Roman"/>
-          <w:sz w:val="24"/>
-        </w:rPr>
-        <w:t xml:space="preserve">        14</w:t>
-      </w:r>
-    </w:p>
-    <w:p>
-      <w:pPr>
-        <w:spacing w:line="288" w:lineRule="auto" w:before="20" w:after="20"/>
-      </w:pPr>
-      <w:r>
-        <w:rPr>
-          <w:rFonts w:ascii="Times New Roman" w:hAnsi="Times New Roman"/>
-          <w:sz w:val="24"/>
-        </w:rPr>
-        <w:t xml:space="preserve">  3.5. Xây dựng Dịch vụ Backend FastAPI và Web Dashboard              </w:t>
-      </w:r>
-      <w:r>
-        <w:rPr>
-          <w:rFonts w:ascii="Times New Roman" w:hAnsi="Times New Roman"/>
-          <w:sz w:val="24"/>
-        </w:rPr>
-        <w:t xml:space="preserve">        15</w:t>
-      </w:r>
-    </w:p>
-    <w:p>
-      <w:pPr>
-        <w:spacing w:line="288" w:lineRule="auto" w:before="20" w:after="20"/>
-      </w:pPr>
-      <w:r>
-        <w:rPr>
-          <w:rFonts w:ascii="Times New Roman" w:hAnsi="Times New Roman"/>
-          <w:b/>
-          <w:sz w:val="24"/>
-        </w:rPr>
-        <w:t xml:space="preserve">CHƯƠNG 4: KẾT QUẢ VÀ BÀN LUẬN                                         </w:t>
-      </w:r>
-      <w:r>
-        <w:rPr>
-          <w:rFonts w:ascii="Times New Roman" w:hAnsi="Times New Roman"/>
-          <w:sz w:val="24"/>
-        </w:rPr>
-        <w:t xml:space="preserve">        16</w:t>
-      </w:r>
-    </w:p>
-    <w:p>
-      <w:pPr>
-        <w:spacing w:line="288" w:lineRule="auto" w:before="20" w:after="20"/>
-      </w:pPr>
-      <w:r>
-        <w:rPr>
-          <w:rFonts w:ascii="Times New Roman" w:hAnsi="Times New Roman"/>
-          <w:sz w:val="24"/>
-        </w:rPr>
-        <w:t xml:space="preserve">  4.1. Môi trường Thực nghiệm và Dữ liệu Kiểm thử                     </w:t>
-      </w:r>
-      <w:r>
-        <w:rPr>
-          <w:rFonts w:ascii="Times New Roman" w:hAnsi="Times New Roman"/>
-          <w:sz w:val="24"/>
-        </w:rPr>
-        <w:t xml:space="preserve">        16</w:t>
-      </w:r>
-    </w:p>
-    <w:p>
-      <w:pPr>
-        <w:spacing w:line="288" w:lineRule="auto" w:before="20" w:after="20"/>
-      </w:pPr>
-      <w:r>
-        <w:rPr>
-          <w:rFonts w:ascii="Times New Roman" w:hAnsi="Times New Roman"/>
-          <w:sz w:val="24"/>
-        </w:rPr>
-        <w:t xml:space="preserve">  4.2. Đánh giá Khả năng Trích xuất IOC và Ánh xạ MITRE ATT&amp;CK        </w:t>
-      </w:r>
-      <w:r>
-        <w:rPr>
-          <w:rFonts w:ascii="Times New Roman" w:hAnsi="Times New Roman"/>
-          <w:sz w:val="24"/>
-        </w:rPr>
-        <w:t xml:space="preserve">        17</w:t>
-      </w:r>
-    </w:p>
-    <w:p>
-      <w:pPr>
-        <w:spacing w:line="288" w:lineRule="auto" w:before="20" w:after="20"/>
-      </w:pPr>
-      <w:r>
-        <w:rPr>
-          <w:rFonts w:ascii="Times New Roman" w:hAnsi="Times New Roman"/>
-          <w:sz w:val="24"/>
-        </w:rPr>
-        <w:t xml:space="preserve">  4.3. Kiểm định Cú pháp và Tính hợp lệ của Quy tắc Phòng thủ         </w:t>
-      </w:r>
-      <w:r>
-        <w:rPr>
-          <w:rFonts w:ascii="Times New Roman" w:hAnsi="Times New Roman"/>
-          <w:sz w:val="24"/>
-        </w:rPr>
-        <w:t xml:space="preserve">        18</w:t>
-      </w:r>
-    </w:p>
-    <w:p>
-      <w:pPr>
-        <w:spacing w:line="288" w:lineRule="auto" w:before="20" w:after="20"/>
-      </w:pPr>
-      <w:r>
-        <w:rPr>
-          <w:rFonts w:ascii="Times New Roman" w:hAnsi="Times New Roman"/>
-          <w:sz w:val="24"/>
-        </w:rPr>
-        <w:t xml:space="preserve">  4.4. Đo lường Hiệu năng và So sánh Thời gian Phản ứng Sự cố         </w:t>
-      </w:r>
-      <w:r>
-        <w:rPr>
-          <w:rFonts w:ascii="Times New Roman" w:hAnsi="Times New Roman"/>
-          <w:sz w:val="24"/>
-        </w:rPr>
-        <w:t xml:space="preserve">        19</w:t>
-      </w:r>
-    </w:p>
-    <w:p>
-      <w:pPr>
-        <w:spacing w:line="288" w:lineRule="auto" w:before="20" w:after="20"/>
-      </w:pPr>
-      <w:r>
-        <w:rPr>
-          <w:rFonts w:ascii="Times New Roman" w:hAnsi="Times New Roman"/>
-          <w:sz w:val="24"/>
-        </w:rPr>
-        <w:t xml:space="preserve">  4.5. Đánh giá Khả năng Ứng dụng Thực tiễn và An toàn Vận hành       </w:t>
-      </w:r>
-      <w:r>
-        <w:rPr>
-          <w:rFonts w:ascii="Times New Roman" w:hAnsi="Times New Roman"/>
-          <w:sz w:val="24"/>
-        </w:rPr>
-        <w:t xml:space="preserve">        20</w:t>
-      </w:r>
-    </w:p>
-    <w:p>
-      <w:pPr>
-        <w:spacing w:line="288" w:lineRule="auto" w:before="20" w:after="20"/>
-      </w:pPr>
-      <w:r>
-        <w:rPr>
-          <w:rFonts w:ascii="Times New Roman" w:hAnsi="Times New Roman"/>
-          <w:b/>
-          <w:sz w:val="24"/>
-        </w:rPr>
-        <w:t xml:space="preserve">KẾT LUẬN VÀ KIẾN NGHỊ                                                 </w:t>
-      </w:r>
-      <w:r>
-        <w:rPr>
-          <w:rFonts w:ascii="Times New Roman" w:hAnsi="Times New Roman"/>
-          <w:sz w:val="24"/>
-        </w:rPr>
-        <w:t xml:space="preserve">        21</w:t>
-      </w:r>
-    </w:p>
-    <w:p>
-      <w:pPr>
-        <w:spacing w:line="288" w:lineRule="auto" w:before="20" w:after="20"/>
-      </w:pPr>
-      <w:r>
-        <w:rPr>
-          <w:rFonts w:ascii="Times New Roman" w:hAnsi="Times New Roman"/>
-          <w:b/>
-          <w:sz w:val="24"/>
-        </w:rPr>
-        <w:t xml:space="preserve">TÀI LIỆU THAM KHẢO                                                    </w:t>
-      </w:r>
-      <w:r>
-        <w:rPr>
-          <w:rFonts w:ascii="Times New Roman" w:hAnsi="Times New Roman"/>
-          <w:sz w:val="24"/>
-        </w:rPr>
-        <w:t xml:space="preserve">        22</w:t>
-      </w:r>
-    </w:p>
-    <w:p>
-      <w:r>
-        <w:br w:type="page"/>
-      </w:r>
-    </w:p>
-    <w:p>
-      <w:pPr>
-        <w:spacing w:before="320" w:after="160" w:line="360" w:lineRule="auto"/>
-        <w:jc w:val="center"/>
-      </w:pPr>
-      <w:r>
-        <w:rPr>
-          <w:rFonts w:ascii="Times New Roman" w:hAnsi="Times New Roman"/>
-          <w:b/>
-          <w:i w:val="0"/>
-          <w:sz w:val="28"/>
-        </w:rPr>
-        <w:t>CHƯƠNG 1: TỔNG QUAN</w:t>
-      </w:r>
-    </w:p>
-    <w:p>
-      <w:pPr>
-        <w:spacing w:before="200" w:after="80" w:line="360" w:lineRule="auto"/>
-        <w:jc w:val="left"/>
-      </w:pPr>
-      <w:r>
-        <w:rPr>
-          <w:rFonts w:ascii="Times New Roman" w:hAnsi="Times New Roman"/>
-          <w:b/>
-          <w:i w:val="0"/>
-          <w:sz w:val="26"/>
-        </w:rPr>
-        <w:t>1.1. Bối cảnh và Lý do chọn đề tài</w:t>
+        <w:t>NHIỆM VỤ ĐỒ ÁN</w:t>
       </w:r>
     </w:p>
     <w:p>
@@ -1193,82 +367,7 @@
           <w:i w:val="0"/>
           <w:sz w:val="26"/>
         </w:rPr>
-        <w:t>Trong kỷ nguyên số hóa mạnh mẽ hiện nay, không gian mạng chứng kiến sự gia tăng đột biến của các chiến dịch tấn công có chủ đích (Advanced Persistent Threat - APT), mã độc tống tiền (Ransomware) và khai thác lỗ hổng nghiêm trọng nhắm vào hạ tầng thông tin trọng yếu. Hằng ngày, hàng nghìn báo cáo kỹ thuật được công bố từ các cơ quan chính phủ và các hãng bảo mật lớn trên thế giới. Trước tình hình đó, các Trung tâm Điều hành An ninh mạng (SOC) đối mặt với thách thức quá tải nghiêm trọng về dữ liệu tình báo mối đe dọa mạng (Cyber Threat Intelligence - CTI).</w:t>
-      </w:r>
-    </w:p>
-    <w:p>
-      <w:pPr>
-        <w:spacing w:before="0" w:after="120" w:line="360" w:lineRule="auto"/>
-        <w:jc w:val="both"/>
-      </w:pPr>
-      <w:r>
-        <w:rPr>
-          <w:rFonts w:ascii="Times New Roman" w:hAnsi="Times New Roman"/>
-          <w:b w:val="0"/>
-          <w:i w:val="0"/>
-          <w:sz w:val="26"/>
-        </w:rPr>
-        <w:t>Quy trình xử lý CTI truyền thống mang tính thủ công cao: chuyên viên phân tích (SOC Analyst) phải đọc từng bài báo dài hàng nghìn từ, ghi chép lại các chỉ số xâm nhập (IOCs: IP, Domain, Hash, CVE), kiểm tra thủ công trên VirusTotal, AbuseIPDB và tự viết các quy tắc phát hiện (Sigma, YARA, Firewall blocklist). Quá trình này tiêu tốn nhiều giờ làm việc cho mỗi sự cố, gây ra hiện tượng kiệt quệ cảnh báo (SOC alert fatigue) và làm chậm trễ đáng kể khả năng phản ứng trước các đòn tấn công tốc độ cao của tin tặc.</w:t>
-      </w:r>
-    </w:p>
-    <w:p>
-      <w:pPr>
-        <w:spacing w:before="0" w:after="120" w:line="360" w:lineRule="auto"/>
-        <w:jc w:val="both"/>
-      </w:pPr>
-      <w:r>
-        <w:rPr>
-          <w:rFonts w:ascii="Times New Roman" w:hAnsi="Times New Roman"/>
-          <w:b w:val="0"/>
-          <w:i w:val="0"/>
-          <w:sz w:val="26"/>
-        </w:rPr>
-        <w:t>Sự phát triển đột phá của Trí tuệ Nhân tạo Tự chủ (AI Agent) kết hợp cùng mô hình suy luận ReAct (Reasoning - Action - Observation) và cơ chế gọi công cụ (Tool-Calling) mở ra cơ hội tự động hóa toàn diện chu trình CTI. Việc nghiên cứu và hiện thực hóa một hệ thống AI Agent có khả năng tự động đọc báo cáo nguồn mở (OSINT), làm giàu dữ liệu, ánh xạ kỹ thuật tấn công theo ma trận MITRE ATT&amp;CK và sinh luật phòng thủ tự động trong thời gian thực là giải pháp mang tính đột phá và cấp thiết, giúp chuyển hóa tri thức tình báo thành hành động phòng thủ thực chiến (Actionable Defense) bảo vệ hệ thống thông tin.</w:t>
-      </w:r>
-    </w:p>
-    <w:p>
-      <w:pPr>
-        <w:spacing w:before="200" w:after="80" w:line="360" w:lineRule="auto"/>
-        <w:jc w:val="left"/>
-      </w:pPr>
-      <w:r>
-        <w:rPr>
-          <w:rFonts w:ascii="Times New Roman" w:hAnsi="Times New Roman"/>
-          <w:b/>
-          <w:i w:val="0"/>
-          <w:sz w:val="26"/>
-        </w:rPr>
-        <w:t>1.2. Mục tiêu nghiên cứu</w:t>
-      </w:r>
-    </w:p>
-    <w:p>
-      <w:pPr>
-        <w:spacing w:before="0" w:after="120" w:line="360" w:lineRule="auto"/>
-        <w:jc w:val="both"/>
-      </w:pPr>
-      <w:r>
-        <w:rPr>
-          <w:rFonts w:ascii="Times New Roman" w:hAnsi="Times New Roman"/>
-          <w:b w:val="0"/>
-          <w:i w:val="0"/>
-          <w:sz w:val="26"/>
-        </w:rPr>
-        <w:t>• Mục tiêu tổng quát: Xây dựng hệ thống phần mềm tự động hóa chu trình phân tích tình báo an ninh mạng dựa trên kiến trúc AI Agent tích hợp hộp công cụ chuyên dụng (Security Toolbox), có khả năng tự động trích xuất các chỉ số xâm nhập, thẩm định mức độ nguy hại, ánh xạ hành vi tấn công và tự động sinh các tập quy tắc phòng thủ thực chiến trong thời gian thực.</w:t>
-      </w:r>
-    </w:p>
-    <w:p>
-      <w:pPr>
-        <w:spacing w:before="0" w:after="120" w:line="360" w:lineRule="auto"/>
-        <w:jc w:val="both"/>
-      </w:pPr>
-      <w:r>
-        <w:rPr>
-          <w:rFonts w:ascii="Times New Roman" w:hAnsi="Times New Roman"/>
-          <w:b w:val="0"/>
-          <w:i w:val="0"/>
-          <w:sz w:val="26"/>
-        </w:rPr>
-        <w:t>• Mục tiêu cụ thể:</w:t>
+        <w:t>Xây dựng hệ thống tự động hóa chu trình tình báo an ninh mạng (CTI) ứng dụng AI Agent đa công cụ, sau đó đưa ra các giải pháp tự động sinh quy tắc phòng thủ và tích hợp quản trị:</w:t>
       </w:r>
     </w:p>
     <w:p>
@@ -1291,7 +390,7 @@
           <w:rFonts w:ascii="Times New Roman" w:hAnsi="Times New Roman"/>
           <w:sz w:val="26"/>
         </w:rPr>
-        <w:t>Nghiên cứu cơ sở lý thuyết về CTI, chuẩn quốc tế STIX 2.1, ma trận MITRE ATT&amp;CK Enterprise và kiến trúc tác tử suy luận ReAct.</w:t>
+        <w:t>Nghiên cứu cơ chế thu thập dữ liệu nguồn mở OSINT chuẩn TLP:CLEAR từ các nguồn chính thống (CISA KEV, CISA Advisories, TheHackerNews, BleepingComputer).</w:t>
       </w:r>
     </w:p>
     <w:p>
@@ -1314,7 +413,7 @@
           <w:rFonts w:ascii="Times New Roman" w:hAnsi="Times New Roman"/>
           <w:sz w:val="26"/>
         </w:rPr>
-        <w:t>Xây dựng pipeline tự động thu thập dữ liệu nguồn mở (OSINT) từ các nguồn chính thống TLP:CLEAR (CISA KEV JSON, CISA Advisories XML, RSS TheHackerNews, BleepingComputer).</w:t>
+        <w:t>Xây dựng công cụ trích xuất chuẩn hóa các chỉ số đe dọa (IOCs: IP, Domain, URL, MD5, SHA256, CVE) kết hợp biểu thức chính quy và mô hình ngôn ngữ lớn.</w:t>
       </w:r>
     </w:p>
     <w:p>
@@ -1337,7 +436,7 @@
           <w:rFonts w:ascii="Times New Roman" w:hAnsi="Times New Roman"/>
           <w:sz w:val="26"/>
         </w:rPr>
-        <w:t>Xây dựng công cụ trích xuất chuẩn hóa IOCs (IP, Domain, URL, MD5, SHA256, CVE) kết hợp giữa biểu thức chính quy (Regex) và mô hình ngôn ngữ lớn (LLM).</w:t>
+        <w:t>Tích hợp các dịch vụ thẩm định danh tiếng mối đe dọa uy tín qua API (VirusTotal API v3, AbuseIPDB API).</w:t>
       </w:r>
     </w:p>
     <w:p>
@@ -1360,7 +459,7 @@
           <w:rFonts w:ascii="Times New Roman" w:hAnsi="Times New Roman"/>
           <w:sz w:val="26"/>
         </w:rPr>
-        <w:t>Tự động thẩm định danh tiếng mối đe dọa qua VirusTotal API v3 và AbuseIPDB API kèm cơ chế lưu đệm SQLite Cache chống cạn hạn mức.</w:t>
+        <w:t>Xây dựng cơ chế bộ đệm (SQLite Caching) chống cạn hạn mức API và tăng tốc độ xử lý.</w:t>
       </w:r>
     </w:p>
     <w:p>
@@ -1383,7 +482,7 @@
           <w:rFonts w:ascii="Times New Roman" w:hAnsi="Times New Roman"/>
           <w:sz w:val="26"/>
         </w:rPr>
-        <w:t>AI Agent tự chủ suy luận để tự động sinh 3 lớp quy tắc phòng thủ: Sigma Rules (.yml), YARA Rules (.yar) và Firewall Blocklist (.txt).</w:t>
+        <w:t>Xây dựng Bộ não AI Agent theo mô hình suy luận ReAct để phân tích hành vi và tự động ánh xạ sang ma trận MITRE ATT&amp;CK Enterprise.</w:t>
       </w:r>
     </w:p>
     <w:p>
@@ -1406,7 +505,7 @@
           <w:rFonts w:ascii="Times New Roman" w:hAnsi="Times New Roman"/>
           <w:sz w:val="26"/>
         </w:rPr>
-        <w:t>Chuẩn hóa đầu ra theo gói dữ liệu STIX 2.1 JSON, cung cấp RESTful API (FastAPI) và Web Dashboard trực quan.</w:t>
+        <w:t>Tự động sinh các quy tắc phòng thủ thực chiến: Quy tắc Sigma (.yml) cho SIEM/SOC, quy tắc YARA (.yar) quét mã độc máy trạm, và Firewall Blocklist (.txt) cho tường lửa.</w:t>
       </w:r>
     </w:p>
     <w:p>
@@ -1429,112 +528,7 @@
           <w:rFonts w:ascii="Times New Roman" w:hAnsi="Times New Roman"/>
           <w:sz w:val="26"/>
         </w:rPr>
-        <w:t>Xây dựng phương pháp đánh giá thực nghiệm khoa học nhằm kiểm thử tính hiệu quả và độ ổn định của hệ thống trên tập dữ liệu báo cáo APT thực tế.</w:t>
-      </w:r>
-    </w:p>
-    <w:p>
-      <w:pPr>
-        <w:spacing w:before="200" w:after="80" w:line="360" w:lineRule="auto"/>
-        <w:jc w:val="left"/>
-      </w:pPr>
-      <w:r>
-        <w:rPr>
-          <w:rFonts w:ascii="Times New Roman" w:hAnsi="Times New Roman"/>
-          <w:b/>
-          <w:i w:val="0"/>
-          <w:sz w:val="26"/>
-        </w:rPr>
-        <w:t>1.3. Đối tượng và Phạm vi nghiên cứu</w:t>
-      </w:r>
-    </w:p>
-    <w:p>
-      <w:pPr>
-        <w:spacing w:before="0" w:after="120" w:line="360" w:lineRule="auto"/>
-        <w:jc w:val="both"/>
-      </w:pPr>
-      <w:r>
-        <w:rPr>
-          <w:rFonts w:ascii="Times New Roman" w:hAnsi="Times New Roman"/>
-          <w:b w:val="0"/>
-          <w:i w:val="0"/>
-          <w:sz w:val="26"/>
-        </w:rPr>
-        <w:t>• Đối tượng nghiên cứu: Quy trình phân tích dữ liệu tình báo mối đe dọa mạng (CTI), chỉ số xâm nhập kỹ thuật (IOCs), hành vi tấn công (TTPs), ma trận MITRE ATT&amp;CK Enterprise, quy tắc phát hiện phòng thủ (Sigma, YARA) và kiến trúc tác tử suy luận tự chủ (AI Agent ReAct Framework).</w:t>
-      </w:r>
-    </w:p>
-    <w:p>
-      <w:pPr>
-        <w:spacing w:before="0" w:after="120" w:line="360" w:lineRule="auto"/>
-        <w:jc w:val="both"/>
-      </w:pPr>
-      <w:r>
-        <w:rPr>
-          <w:rFonts w:ascii="Times New Roman" w:hAnsi="Times New Roman"/>
-          <w:b w:val="0"/>
-          <w:i w:val="0"/>
-          <w:sz w:val="26"/>
-        </w:rPr>
-        <w:t>• Phạm vi dữ liệu: Giới hạn trên các nguồn dữ liệu tình báo nguồn mở công khai (OSINT) được phân loại TLP:CLEAR từ các cơ quan chính phủ (CISA, NIST) và các tổ chức báo chí an ninh mạng quốc tế uy tín.</w:t>
-      </w:r>
-    </w:p>
-    <w:p>
-      <w:pPr>
-        <w:spacing w:before="0" w:after="120" w:line="360" w:lineRule="auto"/>
-        <w:jc w:val="both"/>
-      </w:pPr>
-      <w:r>
-        <w:rPr>
-          <w:rFonts w:ascii="Times New Roman" w:hAnsi="Times New Roman"/>
-          <w:b w:val="0"/>
-          <w:i w:val="0"/>
-          <w:sz w:val="26"/>
-        </w:rPr>
-        <w:t>• Phạm vi công nghệ: Ngôn ngữ Python 3.10+, LangChain, cơ chế Tool-Calling / ReAct kết nối qua LLM APIs (Gemini Flash / Groq LLMs), VirusTotal API, AbuseIPDB API, OASIS STIX 2.1, FastAPI, SQLite, Docker.</w:t>
-      </w:r>
-    </w:p>
-    <w:p>
-      <w:pPr>
-        <w:spacing w:before="0" w:after="120" w:line="360" w:lineRule="auto"/>
-        <w:jc w:val="both"/>
-      </w:pPr>
-      <w:r>
-        <w:rPr>
-          <w:rFonts w:ascii="Times New Roman" w:hAnsi="Times New Roman"/>
-          <w:b w:val="0"/>
-          <w:i w:val="0"/>
-          <w:sz w:val="26"/>
-        </w:rPr>
-        <w:t>• Phạm vi ứng dụng: Hệ thống hỗ trợ tự động hóa mức SOC L1/L2, hoạt động theo cơ chế chuyên viên phê duyệt (Human-in-the-loop) để thẩm định quy tắc trước khi áp dụng vào thiết bị mạng thực tế.</w:t>
-      </w:r>
-    </w:p>
-    <w:p>
-      <w:pPr>
-        <w:spacing w:before="200" w:after="80" w:line="360" w:lineRule="auto"/>
-        <w:jc w:val="left"/>
-      </w:pPr>
-      <w:r>
-        <w:rPr>
-          <w:rFonts w:ascii="Times New Roman" w:hAnsi="Times New Roman"/>
-          <w:b/>
-          <w:i w:val="0"/>
-          <w:sz w:val="26"/>
-        </w:rPr>
-        <w:t>1.4. Cam kết An toàn Pháp lý và Đạo đức Nghề nghiệp</w:t>
-      </w:r>
-    </w:p>
-    <w:p>
-      <w:pPr>
-        <w:spacing w:before="0" w:after="120" w:line="360" w:lineRule="auto"/>
-        <w:jc w:val="both"/>
-      </w:pPr>
-      <w:r>
-        <w:rPr>
-          <w:rFonts w:ascii="Times New Roman" w:hAnsi="Times New Roman"/>
-          <w:b w:val="0"/>
-          <w:i w:val="0"/>
-          <w:sz w:val="26"/>
-        </w:rPr>
-        <w:t>Đề tài cam kết tuân thủ nghiêm ngặt Luật An ninh mạng Việt Nam (2018), Bộ luật Hình sự (Điều 285-290) và Nghị định 13/2023/NĐ-CP:</w:t>
+        <w:t>Đóng gói dữ liệu đầu ra chuẩn quốc tế OASIS STIX 2.1 JSON phục vụ chia sẻ tình báo.</w:t>
       </w:r>
     </w:p>
     <w:p>
@@ -1557,7 +551,7 @@
           <w:rFonts w:ascii="Times New Roman" w:hAnsi="Times New Roman"/>
           <w:sz w:val="26"/>
         </w:rPr>
-        <w:t>Thuần túy phòng thủ (Pure Blue Team): Hệ thống không thực hiện bất kỳ hành vi xâm nhập, quét cổng hay khai thác lỗ hổng trái phép.</w:t>
+        <w:t>Xây dựng ứng dụng Web Dashboard trực quan và giao diện lập trình ứng dụng RESTful API (FastAPI) phục vụ chuyên viên giám sát.</w:t>
       </w:r>
     </w:p>
     <w:p>
@@ -1580,7 +574,2116 @@
           <w:rFonts w:ascii="Times New Roman" w:hAnsi="Times New Roman"/>
           <w:sz w:val="26"/>
         </w:rPr>
-        <w:t>Không thu thập dữ liệu cá nhân (Zero PII): Tuyệt đối không thu thập mật khẩu rò rỉ, số CCCD, tài khoản ngân hàng từ Dark Web.</w:t>
+        <w:t>Hệ thống phải dễ sử dụng, thời gian xử lý nhanh (tính bằng giây) và có tính khả thi, thực tiễn cao.</w:t>
+      </w:r>
+    </w:p>
+    <w:p>
+      <w:pPr>
+        <w:spacing w:before="0" w:after="120" w:line="360" w:lineRule="auto"/>
+        <w:jc w:val="both"/>
+      </w:pPr>
+      <w:r>
+        <w:rPr>
+          <w:rFonts w:ascii="Times New Roman" w:hAnsi="Times New Roman"/>
+          <w:b w:val="0"/>
+          <w:i w:val="0"/>
+          <w:sz w:val="26"/>
+        </w:rPr>
+        <w:t>Từ đó đưa ra cái nhìn tổng quan và sâu sắc nhất về chu trình CTI hiện đại, cung cấp giải pháp phòng thủ tự động hiệu quả nhằm giảm thiểu thời gian phản ứng sự cố cho các tổ chức và doanh nghiệp.</w:t>
+      </w:r>
+    </w:p>
+    <w:p>
+      <w:r>
+        <w:br w:type="page"/>
+      </w:r>
+    </w:p>
+    <w:p>
+      <w:pPr>
+        <w:spacing w:before="320" w:after="160" w:line="360" w:lineRule="auto"/>
+        <w:jc w:val="center"/>
+      </w:pPr>
+      <w:r>
+        <w:rPr>
+          <w:rFonts w:ascii="Times New Roman" w:hAnsi="Times New Roman"/>
+          <w:b/>
+          <w:i w:val="0"/>
+          <w:sz w:val="28"/>
+        </w:rPr>
+        <w:t>MỤC LỤC</w:t>
+      </w:r>
+    </w:p>
+    <w:p>
+      <w:pPr>
+        <w:spacing w:line="276" w:lineRule="auto" w:before="20" w:after="20"/>
+      </w:pPr>
+      <w:r>
+        <w:rPr>
+          <w:rFonts w:ascii="Times New Roman" w:hAnsi="Times New Roman"/>
+          <w:b/>
+          <w:sz w:val="25"/>
+        </w:rPr>
+        <w:t>LỜI MỞ ĐẦU</w:t>
+      </w:r>
+      <w:r>
+        <w:rPr>
+          <w:rFonts w:ascii="Times New Roman" w:hAnsi="Times New Roman"/>
+          <w:color w:val="808080"/>
+          <w:sz w:val="20"/>
+        </w:rPr>
+        <w:t xml:space="preserve"> ....................................................... </w:t>
+      </w:r>
+      <w:r>
+        <w:rPr>
+          <w:rFonts w:ascii="Times New Roman" w:hAnsi="Times New Roman"/>
+          <w:sz w:val="24"/>
+        </w:rPr>
+        <w:t>1</w:t>
+      </w:r>
+    </w:p>
+    <w:p>
+      <w:pPr>
+        <w:spacing w:line="276" w:lineRule="auto" w:before="20" w:after="20"/>
+      </w:pPr>
+      <w:r>
+        <w:rPr>
+          <w:rFonts w:ascii="Times New Roman" w:hAnsi="Times New Roman"/>
+          <w:b/>
+          <w:sz w:val="25"/>
+        </w:rPr>
+        <w:t>LỜI CẢM ƠN</w:t>
+      </w:r>
+      <w:r>
+        <w:rPr>
+          <w:rFonts w:ascii="Times New Roman" w:hAnsi="Times New Roman"/>
+          <w:color w:val="808080"/>
+          <w:sz w:val="20"/>
+        </w:rPr>
+        <w:t xml:space="preserve"> ....................................................... </w:t>
+      </w:r>
+      <w:r>
+        <w:rPr>
+          <w:rFonts w:ascii="Times New Roman" w:hAnsi="Times New Roman"/>
+          <w:sz w:val="24"/>
+        </w:rPr>
+        <w:t>2</w:t>
+      </w:r>
+    </w:p>
+    <w:p>
+      <w:pPr>
+        <w:spacing w:line="276" w:lineRule="auto" w:before="20" w:after="20"/>
+      </w:pPr>
+      <w:r>
+        <w:rPr>
+          <w:rFonts w:ascii="Times New Roman" w:hAnsi="Times New Roman"/>
+          <w:b/>
+          <w:sz w:val="25"/>
+        </w:rPr>
+        <w:t>NHIỆM VỤ ĐỒ ÁN</w:t>
+      </w:r>
+      <w:r>
+        <w:rPr>
+          <w:rFonts w:ascii="Times New Roman" w:hAnsi="Times New Roman"/>
+          <w:color w:val="808080"/>
+          <w:sz w:val="20"/>
+        </w:rPr>
+        <w:t xml:space="preserve"> ................................................... </w:t>
+      </w:r>
+      <w:r>
+        <w:rPr>
+          <w:rFonts w:ascii="Times New Roman" w:hAnsi="Times New Roman"/>
+          <w:sz w:val="24"/>
+        </w:rPr>
+        <w:t>3</w:t>
+      </w:r>
+    </w:p>
+    <w:p>
+      <w:pPr>
+        <w:spacing w:line="276" w:lineRule="auto" w:before="20" w:after="20"/>
+      </w:pPr>
+      <w:r>
+        <w:rPr>
+          <w:rFonts w:ascii="Times New Roman" w:hAnsi="Times New Roman"/>
+          <w:b/>
+          <w:sz w:val="25"/>
+        </w:rPr>
+        <w:t>DANH MỤC TỪ VIẾT TẮT</w:t>
+      </w:r>
+      <w:r>
+        <w:rPr>
+          <w:rFonts w:ascii="Times New Roman" w:hAnsi="Times New Roman"/>
+          <w:color w:val="808080"/>
+          <w:sz w:val="20"/>
+        </w:rPr>
+        <w:t xml:space="preserve"> ............................................. </w:t>
+      </w:r>
+      <w:r>
+        <w:rPr>
+          <w:rFonts w:ascii="Times New Roman" w:hAnsi="Times New Roman"/>
+          <w:sz w:val="24"/>
+        </w:rPr>
+        <w:t>4</w:t>
+      </w:r>
+    </w:p>
+    <w:p>
+      <w:pPr>
+        <w:spacing w:line="276" w:lineRule="auto" w:before="20" w:after="20"/>
+      </w:pPr>
+      <w:r>
+        <w:rPr>
+          <w:rFonts w:ascii="Times New Roman" w:hAnsi="Times New Roman"/>
+          <w:b/>
+          <w:sz w:val="25"/>
+        </w:rPr>
+        <w:t>Chương 1: TỔNG QUAN</w:t>
+      </w:r>
+      <w:r>
+        <w:rPr>
+          <w:rFonts w:ascii="Times New Roman" w:hAnsi="Times New Roman"/>
+          <w:color w:val="808080"/>
+          <w:sz w:val="20"/>
+        </w:rPr>
+        <w:t xml:space="preserve"> .............................................. </w:t>
+      </w:r>
+      <w:r>
+        <w:rPr>
+          <w:rFonts w:ascii="Times New Roman" w:hAnsi="Times New Roman"/>
+          <w:b/>
+          <w:sz w:val="24"/>
+        </w:rPr>
+        <w:t>5</w:t>
+      </w:r>
+    </w:p>
+    <w:p>
+      <w:pPr>
+        <w:spacing w:line="276" w:lineRule="auto" w:before="20" w:after="20"/>
+      </w:pPr>
+      <w:r>
+        <w:rPr>
+          <w:rFonts w:ascii="Times New Roman" w:hAnsi="Times New Roman"/>
+          <w:sz w:val="25"/>
+        </w:rPr>
+        <w:t xml:space="preserve">  1.1 Tên đề tài:</w:t>
+      </w:r>
+      <w:r>
+        <w:rPr>
+          <w:rFonts w:ascii="Times New Roman" w:hAnsi="Times New Roman"/>
+          <w:color w:val="808080"/>
+          <w:sz w:val="20"/>
+        </w:rPr>
+        <w:t xml:space="preserve"> ................................................ </w:t>
+      </w:r>
+      <w:r>
+        <w:rPr>
+          <w:rFonts w:ascii="Times New Roman" w:hAnsi="Times New Roman"/>
+          <w:sz w:val="24"/>
+        </w:rPr>
+        <w:t>5</w:t>
+      </w:r>
+    </w:p>
+    <w:p>
+      <w:pPr>
+        <w:spacing w:line="276" w:lineRule="auto" w:before="20" w:after="20"/>
+      </w:pPr>
+      <w:r>
+        <w:rPr>
+          <w:rFonts w:ascii="Times New Roman" w:hAnsi="Times New Roman"/>
+          <w:sz w:val="25"/>
+        </w:rPr>
+        <w:t xml:space="preserve">  1.2 Mục tiêu đồ án</w:t>
+      </w:r>
+      <w:r>
+        <w:rPr>
+          <w:rFonts w:ascii="Times New Roman" w:hAnsi="Times New Roman"/>
+          <w:color w:val="808080"/>
+          <w:sz w:val="20"/>
+        </w:rPr>
+        <w:t xml:space="preserve"> ............................................. </w:t>
+      </w:r>
+      <w:r>
+        <w:rPr>
+          <w:rFonts w:ascii="Times New Roman" w:hAnsi="Times New Roman"/>
+          <w:sz w:val="24"/>
+        </w:rPr>
+        <w:t>5</w:t>
+      </w:r>
+    </w:p>
+    <w:p>
+      <w:pPr>
+        <w:spacing w:line="276" w:lineRule="auto" w:before="20" w:after="20"/>
+      </w:pPr>
+      <w:r>
+        <w:rPr>
+          <w:rFonts w:ascii="Times New Roman" w:hAnsi="Times New Roman"/>
+          <w:sz w:val="25"/>
+        </w:rPr>
+        <w:t xml:space="preserve">  1.3 Cấu trúc đồ án</w:t>
+      </w:r>
+      <w:r>
+        <w:rPr>
+          <w:rFonts w:ascii="Times New Roman" w:hAnsi="Times New Roman"/>
+          <w:color w:val="808080"/>
+          <w:sz w:val="20"/>
+        </w:rPr>
+        <w:t xml:space="preserve"> ............................................. </w:t>
+      </w:r>
+      <w:r>
+        <w:rPr>
+          <w:rFonts w:ascii="Times New Roman" w:hAnsi="Times New Roman"/>
+          <w:sz w:val="24"/>
+        </w:rPr>
+        <w:t>6</w:t>
+      </w:r>
+    </w:p>
+    <w:p>
+      <w:pPr>
+        <w:spacing w:line="276" w:lineRule="auto" w:before="20" w:after="20"/>
+      </w:pPr>
+      <w:r>
+        <w:rPr>
+          <w:rFonts w:ascii="Times New Roman" w:hAnsi="Times New Roman"/>
+          <w:b/>
+          <w:sz w:val="25"/>
+        </w:rPr>
+        <w:t>Chương 2: CƠ SỞ LÝ THUYẾT</w:t>
+      </w:r>
+      <w:r>
+        <w:rPr>
+          <w:rFonts w:ascii="Times New Roman" w:hAnsi="Times New Roman"/>
+          <w:color w:val="808080"/>
+          <w:sz w:val="20"/>
+        </w:rPr>
+        <w:t xml:space="preserve"> ........................................ </w:t>
+      </w:r>
+      <w:r>
+        <w:rPr>
+          <w:rFonts w:ascii="Times New Roman" w:hAnsi="Times New Roman"/>
+          <w:b/>
+          <w:sz w:val="24"/>
+        </w:rPr>
+        <w:t>7</w:t>
+      </w:r>
+    </w:p>
+    <w:p>
+      <w:pPr>
+        <w:spacing w:line="276" w:lineRule="auto" w:before="20" w:after="20"/>
+      </w:pPr>
+      <w:r>
+        <w:rPr>
+          <w:rFonts w:ascii="Times New Roman" w:hAnsi="Times New Roman"/>
+          <w:sz w:val="25"/>
+        </w:rPr>
+        <w:t xml:space="preserve">  2.1 Cyber Threat Intelligence (CTI) và Vòng đời Tình báo</w:t>
+      </w:r>
+      <w:r>
+        <w:rPr>
+          <w:rFonts w:ascii="Times New Roman" w:hAnsi="Times New Roman"/>
+          <w:color w:val="808080"/>
+          <w:sz w:val="20"/>
+        </w:rPr>
+        <w:t xml:space="preserve"> ....... </w:t>
+      </w:r>
+      <w:r>
+        <w:rPr>
+          <w:rFonts w:ascii="Times New Roman" w:hAnsi="Times New Roman"/>
+          <w:sz w:val="24"/>
+        </w:rPr>
+        <w:t>7</w:t>
+      </w:r>
+    </w:p>
+    <w:p>
+      <w:pPr>
+        <w:spacing w:line="276" w:lineRule="auto" w:before="20" w:after="20"/>
+      </w:pPr>
+      <w:r>
+        <w:rPr>
+          <w:rFonts w:ascii="Times New Roman" w:hAnsi="Times New Roman"/>
+          <w:sz w:val="25"/>
+        </w:rPr>
+        <w:t xml:space="preserve">  2.2 Chuẩn biểu diễn dữ liệu OASIS STIX 2.1 và TAXII</w:t>
+      </w:r>
+      <w:r>
+        <w:rPr>
+          <w:rFonts w:ascii="Times New Roman" w:hAnsi="Times New Roman"/>
+          <w:color w:val="808080"/>
+          <w:sz w:val="20"/>
+        </w:rPr>
+        <w:t xml:space="preserve"> ............ </w:t>
+      </w:r>
+      <w:r>
+        <w:rPr>
+          <w:rFonts w:ascii="Times New Roman" w:hAnsi="Times New Roman"/>
+          <w:sz w:val="24"/>
+        </w:rPr>
+        <w:t>8</w:t>
+      </w:r>
+    </w:p>
+    <w:p>
+      <w:pPr>
+        <w:spacing w:line="276" w:lineRule="auto" w:before="20" w:after="20"/>
+      </w:pPr>
+      <w:r>
+        <w:rPr>
+          <w:rFonts w:ascii="Times New Roman" w:hAnsi="Times New Roman"/>
+          <w:sz w:val="25"/>
+        </w:rPr>
+        <w:t xml:space="preserve">  2.3 Ma trận kỹ thuật và chiến thuật MITRE ATT&amp;CK</w:t>
+      </w:r>
+      <w:r>
+        <w:rPr>
+          <w:rFonts w:ascii="Times New Roman" w:hAnsi="Times New Roman"/>
+          <w:color w:val="808080"/>
+          <w:sz w:val="20"/>
+        </w:rPr>
+        <w:t xml:space="preserve"> ............... </w:t>
+      </w:r>
+      <w:r>
+        <w:rPr>
+          <w:rFonts w:ascii="Times New Roman" w:hAnsi="Times New Roman"/>
+          <w:sz w:val="24"/>
+        </w:rPr>
+        <w:t>9</w:t>
+      </w:r>
+    </w:p>
+    <w:p>
+      <w:pPr>
+        <w:spacing w:line="276" w:lineRule="auto" w:before="20" w:after="20"/>
+      </w:pPr>
+      <w:r>
+        <w:rPr>
+          <w:rFonts w:ascii="Times New Roman" w:hAnsi="Times New Roman"/>
+          <w:sz w:val="25"/>
+        </w:rPr>
+        <w:t xml:space="preserve">  2.4 Các chuẩn quy tắc phòng thủ: Sigma, YARA và Firewall Blocklist</w:t>
+      </w:r>
+      <w:r>
+        <w:rPr>
+          <w:rFonts w:ascii="Times New Roman" w:hAnsi="Times New Roman"/>
+          <w:color w:val="808080"/>
+          <w:sz w:val="20"/>
+        </w:rPr>
+        <w:t xml:space="preserve"> .. </w:t>
+      </w:r>
+      <w:r>
+        <w:rPr>
+          <w:rFonts w:ascii="Times New Roman" w:hAnsi="Times New Roman"/>
+          <w:sz w:val="24"/>
+        </w:rPr>
+        <w:t>10</w:t>
+      </w:r>
+    </w:p>
+    <w:p>
+      <w:pPr>
+        <w:spacing w:line="276" w:lineRule="auto" w:before="20" w:after="20"/>
+      </w:pPr>
+      <w:r>
+        <w:rPr>
+          <w:rFonts w:ascii="Times New Roman" w:hAnsi="Times New Roman"/>
+          <w:sz w:val="25"/>
+        </w:rPr>
+        <w:t xml:space="preserve">  2.5 Kiến trúc Tác tử AI (AI Agent): Mô hình ReAct và Tool-Calling</w:t>
+      </w:r>
+      <w:r>
+        <w:rPr>
+          <w:rFonts w:ascii="Times New Roman" w:hAnsi="Times New Roman"/>
+          <w:color w:val="808080"/>
+          <w:sz w:val="20"/>
+        </w:rPr>
+        <w:t xml:space="preserve"> .. </w:t>
+      </w:r>
+      <w:r>
+        <w:rPr>
+          <w:rFonts w:ascii="Times New Roman" w:hAnsi="Times New Roman"/>
+          <w:sz w:val="24"/>
+        </w:rPr>
+        <w:t>11</w:t>
+      </w:r>
+    </w:p>
+    <w:p>
+      <w:pPr>
+        <w:spacing w:line="276" w:lineRule="auto" w:before="20" w:after="20"/>
+      </w:pPr>
+      <w:r>
+        <w:rPr>
+          <w:rFonts w:ascii="Times New Roman" w:hAnsi="Times New Roman"/>
+          <w:sz w:val="25"/>
+        </w:rPr>
+        <w:t xml:space="preserve">  2.6 Các dịch vụ thẩm định danh tiếng mối đe dọa</w:t>
+      </w:r>
+      <w:r>
+        <w:rPr>
+          <w:rFonts w:ascii="Times New Roman" w:hAnsi="Times New Roman"/>
+          <w:color w:val="808080"/>
+          <w:sz w:val="20"/>
+        </w:rPr>
+        <w:t xml:space="preserve"> ................ </w:t>
+      </w:r>
+      <w:r>
+        <w:rPr>
+          <w:rFonts w:ascii="Times New Roman" w:hAnsi="Times New Roman"/>
+          <w:sz w:val="24"/>
+        </w:rPr>
+        <w:t>12</w:t>
+      </w:r>
+    </w:p>
+    <w:p>
+      <w:pPr>
+        <w:spacing w:line="276" w:lineRule="auto" w:before="20" w:after="20"/>
+      </w:pPr>
+      <w:r>
+        <w:rPr>
+          <w:rFonts w:ascii="Times New Roman" w:hAnsi="Times New Roman"/>
+          <w:b/>
+          <w:sz w:val="25"/>
+        </w:rPr>
+        <w:t>Chương 3: THIẾT KẾ VÀ HIỆN THỰC HÓA HỆ THỐNG</w:t>
+      </w:r>
+      <w:r>
+        <w:rPr>
+          <w:rFonts w:ascii="Times New Roman" w:hAnsi="Times New Roman"/>
+          <w:color w:val="808080"/>
+          <w:sz w:val="20"/>
+        </w:rPr>
+        <w:t xml:space="preserve"> ..................... </w:t>
+      </w:r>
+      <w:r>
+        <w:rPr>
+          <w:rFonts w:ascii="Times New Roman" w:hAnsi="Times New Roman"/>
+          <w:b/>
+          <w:sz w:val="24"/>
+        </w:rPr>
+        <w:t>13</w:t>
+      </w:r>
+    </w:p>
+    <w:p>
+      <w:pPr>
+        <w:spacing w:line="276" w:lineRule="auto" w:before="20" w:after="20"/>
+      </w:pPr>
+      <w:r>
+        <w:rPr>
+          <w:rFonts w:ascii="Times New Roman" w:hAnsi="Times New Roman"/>
+          <w:sz w:val="25"/>
+        </w:rPr>
+        <w:t xml:space="preserve">  3.1 Phân tích yêu cầu và Thiết kế kiến trúc tổng thể</w:t>
+      </w:r>
+      <w:r>
+        <w:rPr>
+          <w:rFonts w:ascii="Times New Roman" w:hAnsi="Times New Roman"/>
+          <w:color w:val="808080"/>
+          <w:sz w:val="20"/>
+        </w:rPr>
+        <w:t xml:space="preserve"> ........... </w:t>
+      </w:r>
+      <w:r>
+        <w:rPr>
+          <w:rFonts w:ascii="Times New Roman" w:hAnsi="Times New Roman"/>
+          <w:sz w:val="24"/>
+        </w:rPr>
+        <w:t>13</w:t>
+      </w:r>
+    </w:p>
+    <w:p>
+      <w:pPr>
+        <w:spacing w:line="276" w:lineRule="auto" w:before="20" w:after="20"/>
+      </w:pPr>
+      <w:r>
+        <w:rPr>
+          <w:rFonts w:ascii="Times New Roman" w:hAnsi="Times New Roman"/>
+          <w:sz w:val="25"/>
+        </w:rPr>
+        <w:t xml:space="preserve">  3.2 Thiết kế Giao ước Dữ liệu (Schemas) và Cơ chế Caching SQLite</w:t>
+      </w:r>
+      <w:r>
+        <w:rPr>
+          <w:rFonts w:ascii="Times New Roman" w:hAnsi="Times New Roman"/>
+          <w:color w:val="808080"/>
+          <w:sz w:val="20"/>
+        </w:rPr>
+        <w:t xml:space="preserve"> .. </w:t>
+      </w:r>
+      <w:r>
+        <w:rPr>
+          <w:rFonts w:ascii="Times New Roman" w:hAnsi="Times New Roman"/>
+          <w:sz w:val="24"/>
+        </w:rPr>
+        <w:t>14</w:t>
+      </w:r>
+    </w:p>
+    <w:p>
+      <w:pPr>
+        <w:spacing w:line="276" w:lineRule="auto" w:before="20" w:after="20"/>
+      </w:pPr>
+      <w:r>
+        <w:rPr>
+          <w:rFonts w:ascii="Times New Roman" w:hAnsi="Times New Roman"/>
+          <w:sz w:val="25"/>
+        </w:rPr>
+        <w:t xml:space="preserve">  3.3 Hiện thực hóa Module Thu thập và Làm giàu Dữ liệu (Tools 1-5)</w:t>
+      </w:r>
+      <w:r>
+        <w:rPr>
+          <w:rFonts w:ascii="Times New Roman" w:hAnsi="Times New Roman"/>
+          <w:color w:val="808080"/>
+          <w:sz w:val="20"/>
+        </w:rPr>
+        <w:t xml:space="preserve"> .. </w:t>
+      </w:r>
+      <w:r>
+        <w:rPr>
+          <w:rFonts w:ascii="Times New Roman" w:hAnsi="Times New Roman"/>
+          <w:sz w:val="24"/>
+        </w:rPr>
+        <w:t>15</w:t>
+      </w:r>
+    </w:p>
+    <w:p>
+      <w:pPr>
+        <w:spacing w:line="276" w:lineRule="auto" w:before="20" w:after="20"/>
+      </w:pPr>
+      <w:r>
+        <w:rPr>
+          <w:rFonts w:ascii="Times New Roman" w:hAnsi="Times New Roman"/>
+          <w:sz w:val="25"/>
+        </w:rPr>
+        <w:t xml:space="preserve">  3.4 Hiện thực hóa Bộ não AI Agent và Module Sinh Luật Phòng thủ (Tools 6-8)</w:t>
+      </w:r>
+      <w:r>
+        <w:rPr>
+          <w:rFonts w:ascii="Times New Roman" w:hAnsi="Times New Roman"/>
+          <w:color w:val="808080"/>
+          <w:sz w:val="20"/>
+        </w:rPr>
+        <w:t xml:space="preserve"> .. </w:t>
+      </w:r>
+      <w:r>
+        <w:rPr>
+          <w:rFonts w:ascii="Times New Roman" w:hAnsi="Times New Roman"/>
+          <w:sz w:val="24"/>
+        </w:rPr>
+        <w:t>16</w:t>
+      </w:r>
+    </w:p>
+    <w:p>
+      <w:pPr>
+        <w:spacing w:line="276" w:lineRule="auto" w:before="20" w:after="20"/>
+      </w:pPr>
+      <w:r>
+        <w:rPr>
+          <w:rFonts w:ascii="Times New Roman" w:hAnsi="Times New Roman"/>
+          <w:sz w:val="25"/>
+        </w:rPr>
+        <w:t xml:space="preserve">  3.5 Xây dựng Dịch vụ Backend FastAPI và Web Dashboard</w:t>
+      </w:r>
+      <w:r>
+        <w:rPr>
+          <w:rFonts w:ascii="Times New Roman" w:hAnsi="Times New Roman"/>
+          <w:color w:val="808080"/>
+          <w:sz w:val="20"/>
+        </w:rPr>
+        <w:t xml:space="preserve"> .......... </w:t>
+      </w:r>
+      <w:r>
+        <w:rPr>
+          <w:rFonts w:ascii="Times New Roman" w:hAnsi="Times New Roman"/>
+          <w:sz w:val="24"/>
+        </w:rPr>
+        <w:t>17</w:t>
+      </w:r>
+    </w:p>
+    <w:p>
+      <w:pPr>
+        <w:spacing w:line="276" w:lineRule="auto" w:before="20" w:after="20"/>
+      </w:pPr>
+      <w:r>
+        <w:rPr>
+          <w:rFonts w:ascii="Times New Roman" w:hAnsi="Times New Roman"/>
+          <w:b/>
+          <w:sz w:val="25"/>
+        </w:rPr>
+        <w:t>Chương 4: KẾT QUẢ THỰC NGHIỆM</w:t>
+      </w:r>
+      <w:r>
+        <w:rPr>
+          <w:rFonts w:ascii="Times New Roman" w:hAnsi="Times New Roman"/>
+          <w:color w:val="808080"/>
+          <w:sz w:val="20"/>
+        </w:rPr>
+        <w:t xml:space="preserve"> .................................... </w:t>
+      </w:r>
+      <w:r>
+        <w:rPr>
+          <w:rFonts w:ascii="Times New Roman" w:hAnsi="Times New Roman"/>
+          <w:b/>
+          <w:sz w:val="24"/>
+        </w:rPr>
+        <w:t>18</w:t>
+      </w:r>
+    </w:p>
+    <w:p>
+      <w:pPr>
+        <w:spacing w:line="276" w:lineRule="auto" w:before="20" w:after="20"/>
+      </w:pPr>
+      <w:r>
+        <w:rPr>
+          <w:rFonts w:ascii="Times New Roman" w:hAnsi="Times New Roman"/>
+          <w:sz w:val="25"/>
+        </w:rPr>
+        <w:t xml:space="preserve">  4.1 Môi trường thực nghiệm và Dữ liệu kiểm thử</w:t>
+      </w:r>
+      <w:r>
+        <w:rPr>
+          <w:rFonts w:ascii="Times New Roman" w:hAnsi="Times New Roman"/>
+          <w:color w:val="808080"/>
+          <w:sz w:val="20"/>
+        </w:rPr>
+        <w:t xml:space="preserve"> ................. </w:t>
+      </w:r>
+      <w:r>
+        <w:rPr>
+          <w:rFonts w:ascii="Times New Roman" w:hAnsi="Times New Roman"/>
+          <w:sz w:val="24"/>
+        </w:rPr>
+        <w:t>18</w:t>
+      </w:r>
+    </w:p>
+    <w:p>
+      <w:pPr>
+        <w:spacing w:line="276" w:lineRule="auto" w:before="20" w:after="20"/>
+      </w:pPr>
+      <w:r>
+        <w:rPr>
+          <w:rFonts w:ascii="Times New Roman" w:hAnsi="Times New Roman"/>
+          <w:sz w:val="25"/>
+        </w:rPr>
+        <w:t xml:space="preserve">  4.2 Kịch bản kiểm thử điều tra đe dọa thực tế</w:t>
+      </w:r>
+      <w:r>
+        <w:rPr>
+          <w:rFonts w:ascii="Times New Roman" w:hAnsi="Times New Roman"/>
+          <w:color w:val="808080"/>
+          <w:sz w:val="20"/>
+        </w:rPr>
+        <w:t xml:space="preserve"> .................. </w:t>
+      </w:r>
+      <w:r>
+        <w:rPr>
+          <w:rFonts w:ascii="Times New Roman" w:hAnsi="Times New Roman"/>
+          <w:sz w:val="24"/>
+        </w:rPr>
+        <w:t>18</w:t>
+      </w:r>
+    </w:p>
+    <w:p>
+      <w:pPr>
+        <w:spacing w:line="276" w:lineRule="auto" w:before="20" w:after="20"/>
+      </w:pPr>
+      <w:r>
+        <w:rPr>
+          <w:rFonts w:ascii="Times New Roman" w:hAnsi="Times New Roman"/>
+          <w:sz w:val="25"/>
+        </w:rPr>
+        <w:t xml:space="preserve">  4.3 Đánh giá khả năng trích xuất IOC và ánh xạ MITRE ATT&amp;CK</w:t>
+      </w:r>
+      <w:r>
+        <w:rPr>
+          <w:rFonts w:ascii="Times New Roman" w:hAnsi="Times New Roman"/>
+          <w:color w:val="808080"/>
+          <w:sz w:val="20"/>
+        </w:rPr>
+        <w:t xml:space="preserve"> .... </w:t>
+      </w:r>
+      <w:r>
+        <w:rPr>
+          <w:rFonts w:ascii="Times New Roman" w:hAnsi="Times New Roman"/>
+          <w:sz w:val="24"/>
+        </w:rPr>
+        <w:t>19</w:t>
+      </w:r>
+    </w:p>
+    <w:p>
+      <w:pPr>
+        <w:spacing w:line="276" w:lineRule="auto" w:before="20" w:after="20"/>
+      </w:pPr>
+      <w:r>
+        <w:rPr>
+          <w:rFonts w:ascii="Times New Roman" w:hAnsi="Times New Roman"/>
+          <w:sz w:val="25"/>
+        </w:rPr>
+        <w:t xml:space="preserve">  4.4 Kiểm định cú pháp và tính hợp lệ của quy tắc phòng thủ</w:t>
+      </w:r>
+      <w:r>
+        <w:rPr>
+          <w:rFonts w:ascii="Times New Roman" w:hAnsi="Times New Roman"/>
+          <w:color w:val="808080"/>
+          <w:sz w:val="20"/>
+        </w:rPr>
+        <w:t xml:space="preserve"> ..... </w:t>
+      </w:r>
+      <w:r>
+        <w:rPr>
+          <w:rFonts w:ascii="Times New Roman" w:hAnsi="Times New Roman"/>
+          <w:sz w:val="24"/>
+        </w:rPr>
+        <w:t>20</w:t>
+      </w:r>
+    </w:p>
+    <w:p>
+      <w:pPr>
+        <w:spacing w:line="276" w:lineRule="auto" w:before="20" w:after="20"/>
+      </w:pPr>
+      <w:r>
+        <w:rPr>
+          <w:rFonts w:ascii="Times New Roman" w:hAnsi="Times New Roman"/>
+          <w:sz w:val="25"/>
+        </w:rPr>
+        <w:t xml:space="preserve">  4.5 Đo lường hiệu năng và thời gian phản ứng sự cố</w:t>
+      </w:r>
+      <w:r>
+        <w:rPr>
+          <w:rFonts w:ascii="Times New Roman" w:hAnsi="Times New Roman"/>
+          <w:color w:val="808080"/>
+          <w:sz w:val="20"/>
+        </w:rPr>
+        <w:t xml:space="preserve"> ............. </w:t>
+      </w:r>
+      <w:r>
+        <w:rPr>
+          <w:rFonts w:ascii="Times New Roman" w:hAnsi="Times New Roman"/>
+          <w:sz w:val="24"/>
+        </w:rPr>
+        <w:t>21</w:t>
+      </w:r>
+    </w:p>
+    <w:p>
+      <w:pPr>
+        <w:spacing w:line="276" w:lineRule="auto" w:before="20" w:after="20"/>
+      </w:pPr>
+      <w:r>
+        <w:rPr>
+          <w:rFonts w:ascii="Times New Roman" w:hAnsi="Times New Roman"/>
+          <w:b/>
+          <w:sz w:val="25"/>
+        </w:rPr>
+        <w:t>Chương 5: KẾT LUẬN VÀ HƯỚNG PHÁT TRIỂN</w:t>
+      </w:r>
+      <w:r>
+        <w:rPr>
+          <w:rFonts w:ascii="Times New Roman" w:hAnsi="Times New Roman"/>
+          <w:color w:val="808080"/>
+          <w:sz w:val="20"/>
+        </w:rPr>
+        <w:t xml:space="preserve"> ........................... </w:t>
+      </w:r>
+      <w:r>
+        <w:rPr>
+          <w:rFonts w:ascii="Times New Roman" w:hAnsi="Times New Roman"/>
+          <w:b/>
+          <w:sz w:val="24"/>
+        </w:rPr>
+        <w:t>22</w:t>
+      </w:r>
+    </w:p>
+    <w:p>
+      <w:pPr>
+        <w:spacing w:line="276" w:lineRule="auto" w:before="20" w:after="20"/>
+      </w:pPr>
+      <w:r>
+        <w:rPr>
+          <w:rFonts w:ascii="Times New Roman" w:hAnsi="Times New Roman"/>
+          <w:sz w:val="25"/>
+        </w:rPr>
+        <w:t xml:space="preserve">  5.1 Kết Luận</w:t>
+      </w:r>
+      <w:r>
+        <w:rPr>
+          <w:rFonts w:ascii="Times New Roman" w:hAnsi="Times New Roman"/>
+          <w:color w:val="808080"/>
+          <w:sz w:val="20"/>
+        </w:rPr>
+        <w:t xml:space="preserve"> ................................................... </w:t>
+      </w:r>
+      <w:r>
+        <w:rPr>
+          <w:rFonts w:ascii="Times New Roman" w:hAnsi="Times New Roman"/>
+          <w:sz w:val="24"/>
+        </w:rPr>
+        <w:t>22</w:t>
+      </w:r>
+    </w:p>
+    <w:p>
+      <w:pPr>
+        <w:spacing w:line="276" w:lineRule="auto" w:before="20" w:after="20"/>
+      </w:pPr>
+      <w:r>
+        <w:rPr>
+          <w:rFonts w:ascii="Times New Roman" w:hAnsi="Times New Roman"/>
+          <w:sz w:val="25"/>
+        </w:rPr>
+        <w:t xml:space="preserve">  5.2 Ưu điểm và Nhược điểm</w:t>
+      </w:r>
+      <w:r>
+        <w:rPr>
+          <w:rFonts w:ascii="Times New Roman" w:hAnsi="Times New Roman"/>
+          <w:color w:val="808080"/>
+          <w:sz w:val="20"/>
+        </w:rPr>
+        <w:t xml:space="preserve"> ...................................... </w:t>
+      </w:r>
+      <w:r>
+        <w:rPr>
+          <w:rFonts w:ascii="Times New Roman" w:hAnsi="Times New Roman"/>
+          <w:sz w:val="24"/>
+        </w:rPr>
+        <w:t>22</w:t>
+      </w:r>
+    </w:p>
+    <w:p>
+      <w:pPr>
+        <w:spacing w:line="276" w:lineRule="auto" w:before="20" w:after="20"/>
+      </w:pPr>
+      <w:r>
+        <w:rPr>
+          <w:rFonts w:ascii="Times New Roman" w:hAnsi="Times New Roman"/>
+          <w:sz w:val="25"/>
+        </w:rPr>
+        <w:t xml:space="preserve">  5.3 Hướng Phát Triển</w:t>
+      </w:r>
+      <w:r>
+        <w:rPr>
+          <w:rFonts w:ascii="Times New Roman" w:hAnsi="Times New Roman"/>
+          <w:color w:val="808080"/>
+          <w:sz w:val="20"/>
+        </w:rPr>
+        <w:t xml:space="preserve"> ........................................... </w:t>
+      </w:r>
+      <w:r>
+        <w:rPr>
+          <w:rFonts w:ascii="Times New Roman" w:hAnsi="Times New Roman"/>
+          <w:sz w:val="24"/>
+        </w:rPr>
+        <w:t>23</w:t>
+      </w:r>
+    </w:p>
+    <w:p>
+      <w:pPr>
+        <w:spacing w:line="276" w:lineRule="auto" w:before="20" w:after="20"/>
+      </w:pPr>
+      <w:r>
+        <w:rPr>
+          <w:rFonts w:ascii="Times New Roman" w:hAnsi="Times New Roman"/>
+          <w:b/>
+          <w:sz w:val="25"/>
+        </w:rPr>
+        <w:t>TÀI LIỆU THAM KHẢO</w:t>
+      </w:r>
+      <w:r>
+        <w:rPr>
+          <w:rFonts w:ascii="Times New Roman" w:hAnsi="Times New Roman"/>
+          <w:color w:val="808080"/>
+          <w:sz w:val="20"/>
+        </w:rPr>
+        <w:t xml:space="preserve"> ............................................... </w:t>
+      </w:r>
+      <w:r>
+        <w:rPr>
+          <w:rFonts w:ascii="Times New Roman" w:hAnsi="Times New Roman"/>
+          <w:sz w:val="24"/>
+        </w:rPr>
+        <w:t>24</w:t>
+      </w:r>
+    </w:p>
+    <w:p>
+      <w:r>
+        <w:br w:type="page"/>
+      </w:r>
+    </w:p>
+    <w:p>
+      <w:pPr>
+        <w:spacing w:before="320" w:after="160" w:line="360" w:lineRule="auto"/>
+        <w:jc w:val="center"/>
+      </w:pPr>
+      <w:r>
+        <w:rPr>
+          <w:rFonts w:ascii="Times New Roman" w:hAnsi="Times New Roman"/>
+          <w:b/>
+          <w:i w:val="0"/>
+          <w:sz w:val="28"/>
+        </w:rPr>
+        <w:t>DANH MỤC TỪ VIẾT TẮT</w:t>
+      </w:r>
+    </w:p>
+    <w:tbl>
+      <w:tblPr>
+        <w:tblW w:type="auto" w:w="0"/>
+        <w:jc w:val="center"/>
+        <w:tblLook w:firstColumn="1" w:firstRow="1" w:lastColumn="0" w:lastRow="0" w:noHBand="0" w:noVBand="1" w:val="04A0"/>
+      </w:tblPr>
+      <w:tblGrid>
+        <w:gridCol w:w="864"/>
+        <w:gridCol w:w="1872"/>
+        <w:gridCol w:w="3744"/>
+        <w:gridCol w:w="3600"/>
+      </w:tblGrid>
+      <w:tr>
+        <w:tc>
+          <w:tcPr>
+            <w:tcW w:type="dxa" w:w="2351"/>
+            <w:shd w:fill="F1F5F9"/>
+            <w:tcMar>
+              <w:top w:w="70" w:type="dxa"/>
+              <w:bottom w:w="70" w:type="dxa"/>
+              <w:left w:w="90" w:type="dxa"/>
+              <w:right w:w="90" w:type="dxa"/>
+            </w:tcMar>
+          </w:tcPr>
+          <w:p>
+            <w:r>
+              <w:rPr>
+                <w:b/>
+              </w:rPr>
+              <w:t>STT</w:t>
+            </w:r>
+          </w:p>
+        </w:tc>
+        <w:tc>
+          <w:tcPr>
+            <w:tcW w:type="dxa" w:w="2351"/>
+            <w:shd w:fill="F1F5F9"/>
+            <w:tcMar>
+              <w:top w:w="70" w:type="dxa"/>
+              <w:bottom w:w="70" w:type="dxa"/>
+              <w:left w:w="90" w:type="dxa"/>
+              <w:right w:w="90" w:type="dxa"/>
+            </w:tcMar>
+          </w:tcPr>
+          <w:p>
+            <w:r>
+              <w:rPr>
+                <w:b/>
+              </w:rPr>
+              <w:t>Tên từ viết tắt</w:t>
+            </w:r>
+          </w:p>
+        </w:tc>
+        <w:tc>
+          <w:tcPr>
+            <w:tcW w:type="dxa" w:w="2351"/>
+            <w:shd w:fill="F1F5F9"/>
+            <w:tcMar>
+              <w:top w:w="70" w:type="dxa"/>
+              <w:bottom w:w="70" w:type="dxa"/>
+              <w:left w:w="90" w:type="dxa"/>
+              <w:right w:w="90" w:type="dxa"/>
+            </w:tcMar>
+          </w:tcPr>
+          <w:p>
+            <w:r>
+              <w:rPr>
+                <w:b/>
+              </w:rPr>
+              <w:t>Tiếng Anh</w:t>
+            </w:r>
+          </w:p>
+        </w:tc>
+        <w:tc>
+          <w:tcPr>
+            <w:tcW w:type="dxa" w:w="2351"/>
+            <w:shd w:fill="F1F5F9"/>
+            <w:tcMar>
+              <w:top w:w="70" w:type="dxa"/>
+              <w:bottom w:w="70" w:type="dxa"/>
+              <w:left w:w="90" w:type="dxa"/>
+              <w:right w:w="90" w:type="dxa"/>
+            </w:tcMar>
+          </w:tcPr>
+          <w:p>
+            <w:r>
+              <w:rPr>
+                <w:b/>
+              </w:rPr>
+              <w:t>Tiếng Việt</w:t>
+            </w:r>
+          </w:p>
+        </w:tc>
+      </w:tr>
+      <w:tr>
+        <w:tc>
+          <w:tcPr>
+            <w:tcW w:type="dxa" w:w="2351"/>
+            <w:tcMar>
+              <w:top w:w="60" w:type="dxa"/>
+              <w:bottom w:w="60" w:type="dxa"/>
+              <w:left w:w="80" w:type="dxa"/>
+              <w:right w:w="80" w:type="dxa"/>
+            </w:tcMar>
+          </w:tcPr>
+          <w:p>
+            <w:pPr>
+              <w:spacing w:line="288" w:lineRule="auto"/>
+            </w:pPr>
+            <w:r>
+              <w:rPr>
+                <w:rFonts w:ascii="Times New Roman" w:hAnsi="Times New Roman"/>
+                <w:sz w:val="23"/>
+              </w:rPr>
+              <w:t>1</w:t>
+            </w:r>
+          </w:p>
+        </w:tc>
+        <w:tc>
+          <w:tcPr>
+            <w:tcW w:type="dxa" w:w="2351"/>
+            <w:tcMar>
+              <w:top w:w="60" w:type="dxa"/>
+              <w:bottom w:w="60" w:type="dxa"/>
+              <w:left w:w="80" w:type="dxa"/>
+              <w:right w:w="80" w:type="dxa"/>
+            </w:tcMar>
+          </w:tcPr>
+          <w:p>
+            <w:pPr>
+              <w:spacing w:line="288" w:lineRule="auto"/>
+            </w:pPr>
+            <w:r>
+              <w:rPr>
+                <w:rFonts w:ascii="Times New Roman" w:hAnsi="Times New Roman"/>
+                <w:sz w:val="23"/>
+              </w:rPr>
+              <w:t>CTI</w:t>
+            </w:r>
+          </w:p>
+        </w:tc>
+        <w:tc>
+          <w:tcPr>
+            <w:tcW w:type="dxa" w:w="2351"/>
+            <w:tcMar>
+              <w:top w:w="60" w:type="dxa"/>
+              <w:bottom w:w="60" w:type="dxa"/>
+              <w:left w:w="80" w:type="dxa"/>
+              <w:right w:w="80" w:type="dxa"/>
+            </w:tcMar>
+          </w:tcPr>
+          <w:p>
+            <w:pPr>
+              <w:spacing w:line="288" w:lineRule="auto"/>
+            </w:pPr>
+            <w:r>
+              <w:rPr>
+                <w:rFonts w:ascii="Times New Roman" w:hAnsi="Times New Roman"/>
+                <w:sz w:val="23"/>
+              </w:rPr>
+              <w:t>Cyber Threat Intelligence</w:t>
+            </w:r>
+          </w:p>
+        </w:tc>
+        <w:tc>
+          <w:tcPr>
+            <w:tcW w:type="dxa" w:w="2351"/>
+            <w:tcMar>
+              <w:top w:w="60" w:type="dxa"/>
+              <w:bottom w:w="60" w:type="dxa"/>
+              <w:left w:w="80" w:type="dxa"/>
+              <w:right w:w="80" w:type="dxa"/>
+            </w:tcMar>
+          </w:tcPr>
+          <w:p>
+            <w:pPr>
+              <w:spacing w:line="288" w:lineRule="auto"/>
+            </w:pPr>
+            <w:r>
+              <w:rPr>
+                <w:rFonts w:ascii="Times New Roman" w:hAnsi="Times New Roman"/>
+                <w:sz w:val="23"/>
+              </w:rPr>
+              <w:t>Tình báo mối đe dọa an ninh mạng</w:t>
+            </w:r>
+          </w:p>
+        </w:tc>
+      </w:tr>
+      <w:tr>
+        <w:tc>
+          <w:tcPr>
+            <w:tcW w:type="dxa" w:w="2351"/>
+            <w:tcMar>
+              <w:top w:w="60" w:type="dxa"/>
+              <w:bottom w:w="60" w:type="dxa"/>
+              <w:left w:w="80" w:type="dxa"/>
+              <w:right w:w="80" w:type="dxa"/>
+            </w:tcMar>
+          </w:tcPr>
+          <w:p>
+            <w:pPr>
+              <w:spacing w:line="288" w:lineRule="auto"/>
+            </w:pPr>
+            <w:r>
+              <w:rPr>
+                <w:rFonts w:ascii="Times New Roman" w:hAnsi="Times New Roman"/>
+                <w:sz w:val="23"/>
+              </w:rPr>
+              <w:t>2</w:t>
+            </w:r>
+          </w:p>
+        </w:tc>
+        <w:tc>
+          <w:tcPr>
+            <w:tcW w:type="dxa" w:w="2351"/>
+            <w:tcMar>
+              <w:top w:w="60" w:type="dxa"/>
+              <w:bottom w:w="60" w:type="dxa"/>
+              <w:left w:w="80" w:type="dxa"/>
+              <w:right w:w="80" w:type="dxa"/>
+            </w:tcMar>
+          </w:tcPr>
+          <w:p>
+            <w:pPr>
+              <w:spacing w:line="288" w:lineRule="auto"/>
+            </w:pPr>
+            <w:r>
+              <w:rPr>
+                <w:rFonts w:ascii="Times New Roman" w:hAnsi="Times New Roman"/>
+                <w:sz w:val="23"/>
+              </w:rPr>
+              <w:t>OSINT</w:t>
+            </w:r>
+          </w:p>
+        </w:tc>
+        <w:tc>
+          <w:tcPr>
+            <w:tcW w:type="dxa" w:w="2351"/>
+            <w:tcMar>
+              <w:top w:w="60" w:type="dxa"/>
+              <w:bottom w:w="60" w:type="dxa"/>
+              <w:left w:w="80" w:type="dxa"/>
+              <w:right w:w="80" w:type="dxa"/>
+            </w:tcMar>
+          </w:tcPr>
+          <w:p>
+            <w:pPr>
+              <w:spacing w:line="288" w:lineRule="auto"/>
+            </w:pPr>
+            <w:r>
+              <w:rPr>
+                <w:rFonts w:ascii="Times New Roman" w:hAnsi="Times New Roman"/>
+                <w:sz w:val="23"/>
+              </w:rPr>
+              <w:t>Open Source Intelligence</w:t>
+            </w:r>
+          </w:p>
+        </w:tc>
+        <w:tc>
+          <w:tcPr>
+            <w:tcW w:type="dxa" w:w="2351"/>
+            <w:tcMar>
+              <w:top w:w="60" w:type="dxa"/>
+              <w:bottom w:w="60" w:type="dxa"/>
+              <w:left w:w="80" w:type="dxa"/>
+              <w:right w:w="80" w:type="dxa"/>
+            </w:tcMar>
+          </w:tcPr>
+          <w:p>
+            <w:pPr>
+              <w:spacing w:line="288" w:lineRule="auto"/>
+            </w:pPr>
+            <w:r>
+              <w:rPr>
+                <w:rFonts w:ascii="Times New Roman" w:hAnsi="Times New Roman"/>
+                <w:sz w:val="23"/>
+              </w:rPr>
+              <w:t>Tình báo nguồn mở</w:t>
+            </w:r>
+          </w:p>
+        </w:tc>
+      </w:tr>
+      <w:tr>
+        <w:tc>
+          <w:tcPr>
+            <w:tcW w:type="dxa" w:w="2351"/>
+            <w:tcMar>
+              <w:top w:w="60" w:type="dxa"/>
+              <w:bottom w:w="60" w:type="dxa"/>
+              <w:left w:w="80" w:type="dxa"/>
+              <w:right w:w="80" w:type="dxa"/>
+            </w:tcMar>
+          </w:tcPr>
+          <w:p>
+            <w:pPr>
+              <w:spacing w:line="288" w:lineRule="auto"/>
+            </w:pPr>
+            <w:r>
+              <w:rPr>
+                <w:rFonts w:ascii="Times New Roman" w:hAnsi="Times New Roman"/>
+                <w:sz w:val="23"/>
+              </w:rPr>
+              <w:t>3</w:t>
+            </w:r>
+          </w:p>
+        </w:tc>
+        <w:tc>
+          <w:tcPr>
+            <w:tcW w:type="dxa" w:w="2351"/>
+            <w:tcMar>
+              <w:top w:w="60" w:type="dxa"/>
+              <w:bottom w:w="60" w:type="dxa"/>
+              <w:left w:w="80" w:type="dxa"/>
+              <w:right w:w="80" w:type="dxa"/>
+            </w:tcMar>
+          </w:tcPr>
+          <w:p>
+            <w:pPr>
+              <w:spacing w:line="288" w:lineRule="auto"/>
+            </w:pPr>
+            <w:r>
+              <w:rPr>
+                <w:rFonts w:ascii="Times New Roman" w:hAnsi="Times New Roman"/>
+                <w:sz w:val="23"/>
+              </w:rPr>
+              <w:t>IOC</w:t>
+            </w:r>
+          </w:p>
+        </w:tc>
+        <w:tc>
+          <w:tcPr>
+            <w:tcW w:type="dxa" w:w="2351"/>
+            <w:tcMar>
+              <w:top w:w="60" w:type="dxa"/>
+              <w:bottom w:w="60" w:type="dxa"/>
+              <w:left w:w="80" w:type="dxa"/>
+              <w:right w:w="80" w:type="dxa"/>
+            </w:tcMar>
+          </w:tcPr>
+          <w:p>
+            <w:pPr>
+              <w:spacing w:line="288" w:lineRule="auto"/>
+            </w:pPr>
+            <w:r>
+              <w:rPr>
+                <w:rFonts w:ascii="Times New Roman" w:hAnsi="Times New Roman"/>
+                <w:sz w:val="23"/>
+              </w:rPr>
+              <w:t>Indicator of Compromise</w:t>
+            </w:r>
+          </w:p>
+        </w:tc>
+        <w:tc>
+          <w:tcPr>
+            <w:tcW w:type="dxa" w:w="2351"/>
+            <w:tcMar>
+              <w:top w:w="60" w:type="dxa"/>
+              <w:bottom w:w="60" w:type="dxa"/>
+              <w:left w:w="80" w:type="dxa"/>
+              <w:right w:w="80" w:type="dxa"/>
+            </w:tcMar>
+          </w:tcPr>
+          <w:p>
+            <w:pPr>
+              <w:spacing w:line="288" w:lineRule="auto"/>
+            </w:pPr>
+            <w:r>
+              <w:rPr>
+                <w:rFonts w:ascii="Times New Roman" w:hAnsi="Times New Roman"/>
+                <w:sz w:val="23"/>
+              </w:rPr>
+              <w:t>Chỉ số xâm nhập / Dấu hiệu tấn công</w:t>
+            </w:r>
+          </w:p>
+        </w:tc>
+      </w:tr>
+      <w:tr>
+        <w:tc>
+          <w:tcPr>
+            <w:tcW w:type="dxa" w:w="2351"/>
+            <w:tcMar>
+              <w:top w:w="60" w:type="dxa"/>
+              <w:bottom w:w="60" w:type="dxa"/>
+              <w:left w:w="80" w:type="dxa"/>
+              <w:right w:w="80" w:type="dxa"/>
+            </w:tcMar>
+          </w:tcPr>
+          <w:p>
+            <w:pPr>
+              <w:spacing w:line="288" w:lineRule="auto"/>
+            </w:pPr>
+            <w:r>
+              <w:rPr>
+                <w:rFonts w:ascii="Times New Roman" w:hAnsi="Times New Roman"/>
+                <w:sz w:val="23"/>
+              </w:rPr>
+              <w:t>4</w:t>
+            </w:r>
+          </w:p>
+        </w:tc>
+        <w:tc>
+          <w:tcPr>
+            <w:tcW w:type="dxa" w:w="2351"/>
+            <w:tcMar>
+              <w:top w:w="60" w:type="dxa"/>
+              <w:bottom w:w="60" w:type="dxa"/>
+              <w:left w:w="80" w:type="dxa"/>
+              <w:right w:w="80" w:type="dxa"/>
+            </w:tcMar>
+          </w:tcPr>
+          <w:p>
+            <w:pPr>
+              <w:spacing w:line="288" w:lineRule="auto"/>
+            </w:pPr>
+            <w:r>
+              <w:rPr>
+                <w:rFonts w:ascii="Times New Roman" w:hAnsi="Times New Roman"/>
+                <w:sz w:val="23"/>
+              </w:rPr>
+              <w:t>TTP</w:t>
+            </w:r>
+          </w:p>
+        </w:tc>
+        <w:tc>
+          <w:tcPr>
+            <w:tcW w:type="dxa" w:w="2351"/>
+            <w:tcMar>
+              <w:top w:w="60" w:type="dxa"/>
+              <w:bottom w:w="60" w:type="dxa"/>
+              <w:left w:w="80" w:type="dxa"/>
+              <w:right w:w="80" w:type="dxa"/>
+            </w:tcMar>
+          </w:tcPr>
+          <w:p>
+            <w:pPr>
+              <w:spacing w:line="288" w:lineRule="auto"/>
+            </w:pPr>
+            <w:r>
+              <w:rPr>
+                <w:rFonts w:ascii="Times New Roman" w:hAnsi="Times New Roman"/>
+                <w:sz w:val="23"/>
+              </w:rPr>
+              <w:t>Tactics, Techniques, and Procedures</w:t>
+            </w:r>
+          </w:p>
+        </w:tc>
+        <w:tc>
+          <w:tcPr>
+            <w:tcW w:type="dxa" w:w="2351"/>
+            <w:tcMar>
+              <w:top w:w="60" w:type="dxa"/>
+              <w:bottom w:w="60" w:type="dxa"/>
+              <w:left w:w="80" w:type="dxa"/>
+              <w:right w:w="80" w:type="dxa"/>
+            </w:tcMar>
+          </w:tcPr>
+          <w:p>
+            <w:pPr>
+              <w:spacing w:line="288" w:lineRule="auto"/>
+            </w:pPr>
+            <w:r>
+              <w:rPr>
+                <w:rFonts w:ascii="Times New Roman" w:hAnsi="Times New Roman"/>
+                <w:sz w:val="23"/>
+              </w:rPr>
+              <w:t>Chiến thuật, kỹ thuật và quy trình</w:t>
+            </w:r>
+          </w:p>
+        </w:tc>
+      </w:tr>
+      <w:tr>
+        <w:tc>
+          <w:tcPr>
+            <w:tcW w:type="dxa" w:w="2351"/>
+            <w:tcMar>
+              <w:top w:w="60" w:type="dxa"/>
+              <w:bottom w:w="60" w:type="dxa"/>
+              <w:left w:w="80" w:type="dxa"/>
+              <w:right w:w="80" w:type="dxa"/>
+            </w:tcMar>
+          </w:tcPr>
+          <w:p>
+            <w:pPr>
+              <w:spacing w:line="288" w:lineRule="auto"/>
+            </w:pPr>
+            <w:r>
+              <w:rPr>
+                <w:rFonts w:ascii="Times New Roman" w:hAnsi="Times New Roman"/>
+                <w:sz w:val="23"/>
+              </w:rPr>
+              <w:t>5</w:t>
+            </w:r>
+          </w:p>
+        </w:tc>
+        <w:tc>
+          <w:tcPr>
+            <w:tcW w:type="dxa" w:w="2351"/>
+            <w:tcMar>
+              <w:top w:w="60" w:type="dxa"/>
+              <w:bottom w:w="60" w:type="dxa"/>
+              <w:left w:w="80" w:type="dxa"/>
+              <w:right w:w="80" w:type="dxa"/>
+            </w:tcMar>
+          </w:tcPr>
+          <w:p>
+            <w:pPr>
+              <w:spacing w:line="288" w:lineRule="auto"/>
+            </w:pPr>
+            <w:r>
+              <w:rPr>
+                <w:rFonts w:ascii="Times New Roman" w:hAnsi="Times New Roman"/>
+                <w:sz w:val="23"/>
+              </w:rPr>
+              <w:t>SIEM</w:t>
+            </w:r>
+          </w:p>
+        </w:tc>
+        <w:tc>
+          <w:tcPr>
+            <w:tcW w:type="dxa" w:w="2351"/>
+            <w:tcMar>
+              <w:top w:w="60" w:type="dxa"/>
+              <w:bottom w:w="60" w:type="dxa"/>
+              <w:left w:w="80" w:type="dxa"/>
+              <w:right w:w="80" w:type="dxa"/>
+            </w:tcMar>
+          </w:tcPr>
+          <w:p>
+            <w:pPr>
+              <w:spacing w:line="288" w:lineRule="auto"/>
+            </w:pPr>
+            <w:r>
+              <w:rPr>
+                <w:rFonts w:ascii="Times New Roman" w:hAnsi="Times New Roman"/>
+                <w:sz w:val="23"/>
+              </w:rPr>
+              <w:t>Security Information and Event Management</w:t>
+            </w:r>
+          </w:p>
+        </w:tc>
+        <w:tc>
+          <w:tcPr>
+            <w:tcW w:type="dxa" w:w="2351"/>
+            <w:tcMar>
+              <w:top w:w="60" w:type="dxa"/>
+              <w:bottom w:w="60" w:type="dxa"/>
+              <w:left w:w="80" w:type="dxa"/>
+              <w:right w:w="80" w:type="dxa"/>
+            </w:tcMar>
+          </w:tcPr>
+          <w:p>
+            <w:pPr>
+              <w:spacing w:line="288" w:lineRule="auto"/>
+            </w:pPr>
+            <w:r>
+              <w:rPr>
+                <w:rFonts w:ascii="Times New Roman" w:hAnsi="Times New Roman"/>
+                <w:sz w:val="23"/>
+              </w:rPr>
+              <w:t>Hệ thống quản lý thông tin và sự kiện an ninh</w:t>
+            </w:r>
+          </w:p>
+        </w:tc>
+      </w:tr>
+      <w:tr>
+        <w:tc>
+          <w:tcPr>
+            <w:tcW w:type="dxa" w:w="2351"/>
+            <w:tcMar>
+              <w:top w:w="60" w:type="dxa"/>
+              <w:bottom w:w="60" w:type="dxa"/>
+              <w:left w:w="80" w:type="dxa"/>
+              <w:right w:w="80" w:type="dxa"/>
+            </w:tcMar>
+          </w:tcPr>
+          <w:p>
+            <w:pPr>
+              <w:spacing w:line="288" w:lineRule="auto"/>
+            </w:pPr>
+            <w:r>
+              <w:rPr>
+                <w:rFonts w:ascii="Times New Roman" w:hAnsi="Times New Roman"/>
+                <w:sz w:val="23"/>
+              </w:rPr>
+              <w:t>6</w:t>
+            </w:r>
+          </w:p>
+        </w:tc>
+        <w:tc>
+          <w:tcPr>
+            <w:tcW w:type="dxa" w:w="2351"/>
+            <w:tcMar>
+              <w:top w:w="60" w:type="dxa"/>
+              <w:bottom w:w="60" w:type="dxa"/>
+              <w:left w:w="80" w:type="dxa"/>
+              <w:right w:w="80" w:type="dxa"/>
+            </w:tcMar>
+          </w:tcPr>
+          <w:p>
+            <w:pPr>
+              <w:spacing w:line="288" w:lineRule="auto"/>
+            </w:pPr>
+            <w:r>
+              <w:rPr>
+                <w:rFonts w:ascii="Times New Roman" w:hAnsi="Times New Roman"/>
+                <w:sz w:val="23"/>
+              </w:rPr>
+              <w:t>SOC</w:t>
+            </w:r>
+          </w:p>
+        </w:tc>
+        <w:tc>
+          <w:tcPr>
+            <w:tcW w:type="dxa" w:w="2351"/>
+            <w:tcMar>
+              <w:top w:w="60" w:type="dxa"/>
+              <w:bottom w:w="60" w:type="dxa"/>
+              <w:left w:w="80" w:type="dxa"/>
+              <w:right w:w="80" w:type="dxa"/>
+            </w:tcMar>
+          </w:tcPr>
+          <w:p>
+            <w:pPr>
+              <w:spacing w:line="288" w:lineRule="auto"/>
+            </w:pPr>
+            <w:r>
+              <w:rPr>
+                <w:rFonts w:ascii="Times New Roman" w:hAnsi="Times New Roman"/>
+                <w:sz w:val="23"/>
+              </w:rPr>
+              <w:t>Security Operations Center</w:t>
+            </w:r>
+          </w:p>
+        </w:tc>
+        <w:tc>
+          <w:tcPr>
+            <w:tcW w:type="dxa" w:w="2351"/>
+            <w:tcMar>
+              <w:top w:w="60" w:type="dxa"/>
+              <w:bottom w:w="60" w:type="dxa"/>
+              <w:left w:w="80" w:type="dxa"/>
+              <w:right w:w="80" w:type="dxa"/>
+            </w:tcMar>
+          </w:tcPr>
+          <w:p>
+            <w:pPr>
+              <w:spacing w:line="288" w:lineRule="auto"/>
+            </w:pPr>
+            <w:r>
+              <w:rPr>
+                <w:rFonts w:ascii="Times New Roman" w:hAnsi="Times New Roman"/>
+                <w:sz w:val="23"/>
+              </w:rPr>
+              <w:t>Trung tâm điều hành an ninh mạng</w:t>
+            </w:r>
+          </w:p>
+        </w:tc>
+      </w:tr>
+      <w:tr>
+        <w:tc>
+          <w:tcPr>
+            <w:tcW w:type="dxa" w:w="2351"/>
+            <w:tcMar>
+              <w:top w:w="60" w:type="dxa"/>
+              <w:bottom w:w="60" w:type="dxa"/>
+              <w:left w:w="80" w:type="dxa"/>
+              <w:right w:w="80" w:type="dxa"/>
+            </w:tcMar>
+          </w:tcPr>
+          <w:p>
+            <w:pPr>
+              <w:spacing w:line="288" w:lineRule="auto"/>
+            </w:pPr>
+            <w:r>
+              <w:rPr>
+                <w:rFonts w:ascii="Times New Roman" w:hAnsi="Times New Roman"/>
+                <w:sz w:val="23"/>
+              </w:rPr>
+              <w:t>7</w:t>
+            </w:r>
+          </w:p>
+        </w:tc>
+        <w:tc>
+          <w:tcPr>
+            <w:tcW w:type="dxa" w:w="2351"/>
+            <w:tcMar>
+              <w:top w:w="60" w:type="dxa"/>
+              <w:bottom w:w="60" w:type="dxa"/>
+              <w:left w:w="80" w:type="dxa"/>
+              <w:right w:w="80" w:type="dxa"/>
+            </w:tcMar>
+          </w:tcPr>
+          <w:p>
+            <w:pPr>
+              <w:spacing w:line="288" w:lineRule="auto"/>
+            </w:pPr>
+            <w:r>
+              <w:rPr>
+                <w:rFonts w:ascii="Times New Roman" w:hAnsi="Times New Roman"/>
+                <w:sz w:val="23"/>
+              </w:rPr>
+              <w:t>CVE</w:t>
+            </w:r>
+          </w:p>
+        </w:tc>
+        <w:tc>
+          <w:tcPr>
+            <w:tcW w:type="dxa" w:w="2351"/>
+            <w:tcMar>
+              <w:top w:w="60" w:type="dxa"/>
+              <w:bottom w:w="60" w:type="dxa"/>
+              <w:left w:w="80" w:type="dxa"/>
+              <w:right w:w="80" w:type="dxa"/>
+            </w:tcMar>
+          </w:tcPr>
+          <w:p>
+            <w:pPr>
+              <w:spacing w:line="288" w:lineRule="auto"/>
+            </w:pPr>
+            <w:r>
+              <w:rPr>
+                <w:rFonts w:ascii="Times New Roman" w:hAnsi="Times New Roman"/>
+                <w:sz w:val="23"/>
+              </w:rPr>
+              <w:t>Common Vulnerabilities and Exposures</w:t>
+            </w:r>
+          </w:p>
+        </w:tc>
+        <w:tc>
+          <w:tcPr>
+            <w:tcW w:type="dxa" w:w="2351"/>
+            <w:tcMar>
+              <w:top w:w="60" w:type="dxa"/>
+              <w:bottom w:w="60" w:type="dxa"/>
+              <w:left w:w="80" w:type="dxa"/>
+              <w:right w:w="80" w:type="dxa"/>
+            </w:tcMar>
+          </w:tcPr>
+          <w:p>
+            <w:pPr>
+              <w:spacing w:line="288" w:lineRule="auto"/>
+            </w:pPr>
+            <w:r>
+              <w:rPr>
+                <w:rFonts w:ascii="Times New Roman" w:hAnsi="Times New Roman"/>
+                <w:sz w:val="23"/>
+              </w:rPr>
+              <w:t>Danh mục lỗ hổng và rủi ro phổ biến</w:t>
+            </w:r>
+          </w:p>
+        </w:tc>
+      </w:tr>
+      <w:tr>
+        <w:tc>
+          <w:tcPr>
+            <w:tcW w:type="dxa" w:w="2351"/>
+            <w:tcMar>
+              <w:top w:w="60" w:type="dxa"/>
+              <w:bottom w:w="60" w:type="dxa"/>
+              <w:left w:w="80" w:type="dxa"/>
+              <w:right w:w="80" w:type="dxa"/>
+            </w:tcMar>
+          </w:tcPr>
+          <w:p>
+            <w:pPr>
+              <w:spacing w:line="288" w:lineRule="auto"/>
+            </w:pPr>
+            <w:r>
+              <w:rPr>
+                <w:rFonts w:ascii="Times New Roman" w:hAnsi="Times New Roman"/>
+                <w:sz w:val="23"/>
+              </w:rPr>
+              <w:t>8</w:t>
+            </w:r>
+          </w:p>
+        </w:tc>
+        <w:tc>
+          <w:tcPr>
+            <w:tcW w:type="dxa" w:w="2351"/>
+            <w:tcMar>
+              <w:top w:w="60" w:type="dxa"/>
+              <w:bottom w:w="60" w:type="dxa"/>
+              <w:left w:w="80" w:type="dxa"/>
+              <w:right w:w="80" w:type="dxa"/>
+            </w:tcMar>
+          </w:tcPr>
+          <w:p>
+            <w:pPr>
+              <w:spacing w:line="288" w:lineRule="auto"/>
+            </w:pPr>
+            <w:r>
+              <w:rPr>
+                <w:rFonts w:ascii="Times New Roman" w:hAnsi="Times New Roman"/>
+                <w:sz w:val="23"/>
+              </w:rPr>
+              <w:t>KEV</w:t>
+            </w:r>
+          </w:p>
+        </w:tc>
+        <w:tc>
+          <w:tcPr>
+            <w:tcW w:type="dxa" w:w="2351"/>
+            <w:tcMar>
+              <w:top w:w="60" w:type="dxa"/>
+              <w:bottom w:w="60" w:type="dxa"/>
+              <w:left w:w="80" w:type="dxa"/>
+              <w:right w:w="80" w:type="dxa"/>
+            </w:tcMar>
+          </w:tcPr>
+          <w:p>
+            <w:pPr>
+              <w:spacing w:line="288" w:lineRule="auto"/>
+            </w:pPr>
+            <w:r>
+              <w:rPr>
+                <w:rFonts w:ascii="Times New Roman" w:hAnsi="Times New Roman"/>
+                <w:sz w:val="23"/>
+              </w:rPr>
+              <w:t>Known Exploited Vulnerabilities</w:t>
+            </w:r>
+          </w:p>
+        </w:tc>
+        <w:tc>
+          <w:tcPr>
+            <w:tcW w:type="dxa" w:w="2351"/>
+            <w:tcMar>
+              <w:top w:w="60" w:type="dxa"/>
+              <w:bottom w:w="60" w:type="dxa"/>
+              <w:left w:w="80" w:type="dxa"/>
+              <w:right w:w="80" w:type="dxa"/>
+            </w:tcMar>
+          </w:tcPr>
+          <w:p>
+            <w:pPr>
+              <w:spacing w:line="288" w:lineRule="auto"/>
+            </w:pPr>
+            <w:r>
+              <w:rPr>
+                <w:rFonts w:ascii="Times New Roman" w:hAnsi="Times New Roman"/>
+                <w:sz w:val="23"/>
+              </w:rPr>
+              <w:t>Danh mục lỗ hổng bị khai thác thực tế</w:t>
+            </w:r>
+          </w:p>
+        </w:tc>
+      </w:tr>
+      <w:tr>
+        <w:tc>
+          <w:tcPr>
+            <w:tcW w:type="dxa" w:w="2351"/>
+            <w:tcMar>
+              <w:top w:w="60" w:type="dxa"/>
+              <w:bottom w:w="60" w:type="dxa"/>
+              <w:left w:w="80" w:type="dxa"/>
+              <w:right w:w="80" w:type="dxa"/>
+            </w:tcMar>
+          </w:tcPr>
+          <w:p>
+            <w:pPr>
+              <w:spacing w:line="288" w:lineRule="auto"/>
+            </w:pPr>
+            <w:r>
+              <w:rPr>
+                <w:rFonts w:ascii="Times New Roman" w:hAnsi="Times New Roman"/>
+                <w:sz w:val="23"/>
+              </w:rPr>
+              <w:t>9</w:t>
+            </w:r>
+          </w:p>
+        </w:tc>
+        <w:tc>
+          <w:tcPr>
+            <w:tcW w:type="dxa" w:w="2351"/>
+            <w:tcMar>
+              <w:top w:w="60" w:type="dxa"/>
+              <w:bottom w:w="60" w:type="dxa"/>
+              <w:left w:w="80" w:type="dxa"/>
+              <w:right w:w="80" w:type="dxa"/>
+            </w:tcMar>
+          </w:tcPr>
+          <w:p>
+            <w:pPr>
+              <w:spacing w:line="288" w:lineRule="auto"/>
+            </w:pPr>
+            <w:r>
+              <w:rPr>
+                <w:rFonts w:ascii="Times New Roman" w:hAnsi="Times New Roman"/>
+                <w:sz w:val="23"/>
+              </w:rPr>
+              <w:t>LLM</w:t>
+            </w:r>
+          </w:p>
+        </w:tc>
+        <w:tc>
+          <w:tcPr>
+            <w:tcW w:type="dxa" w:w="2351"/>
+            <w:tcMar>
+              <w:top w:w="60" w:type="dxa"/>
+              <w:bottom w:w="60" w:type="dxa"/>
+              <w:left w:w="80" w:type="dxa"/>
+              <w:right w:w="80" w:type="dxa"/>
+            </w:tcMar>
+          </w:tcPr>
+          <w:p>
+            <w:pPr>
+              <w:spacing w:line="288" w:lineRule="auto"/>
+            </w:pPr>
+            <w:r>
+              <w:rPr>
+                <w:rFonts w:ascii="Times New Roman" w:hAnsi="Times New Roman"/>
+                <w:sz w:val="23"/>
+              </w:rPr>
+              <w:t>Large Language Model</w:t>
+            </w:r>
+          </w:p>
+        </w:tc>
+        <w:tc>
+          <w:tcPr>
+            <w:tcW w:type="dxa" w:w="2351"/>
+            <w:tcMar>
+              <w:top w:w="60" w:type="dxa"/>
+              <w:bottom w:w="60" w:type="dxa"/>
+              <w:left w:w="80" w:type="dxa"/>
+              <w:right w:w="80" w:type="dxa"/>
+            </w:tcMar>
+          </w:tcPr>
+          <w:p>
+            <w:pPr>
+              <w:spacing w:line="288" w:lineRule="auto"/>
+            </w:pPr>
+            <w:r>
+              <w:rPr>
+                <w:rFonts w:ascii="Times New Roman" w:hAnsi="Times New Roman"/>
+                <w:sz w:val="23"/>
+              </w:rPr>
+              <w:t>Mô hình ngôn ngữ lớn</w:t>
+            </w:r>
+          </w:p>
+        </w:tc>
+      </w:tr>
+      <w:tr>
+        <w:tc>
+          <w:tcPr>
+            <w:tcW w:type="dxa" w:w="2351"/>
+            <w:tcMar>
+              <w:top w:w="60" w:type="dxa"/>
+              <w:bottom w:w="60" w:type="dxa"/>
+              <w:left w:w="80" w:type="dxa"/>
+              <w:right w:w="80" w:type="dxa"/>
+            </w:tcMar>
+          </w:tcPr>
+          <w:p>
+            <w:pPr>
+              <w:spacing w:line="288" w:lineRule="auto"/>
+            </w:pPr>
+            <w:r>
+              <w:rPr>
+                <w:rFonts w:ascii="Times New Roman" w:hAnsi="Times New Roman"/>
+                <w:sz w:val="23"/>
+              </w:rPr>
+              <w:t>10</w:t>
+            </w:r>
+          </w:p>
+        </w:tc>
+        <w:tc>
+          <w:tcPr>
+            <w:tcW w:type="dxa" w:w="2351"/>
+            <w:tcMar>
+              <w:top w:w="60" w:type="dxa"/>
+              <w:bottom w:w="60" w:type="dxa"/>
+              <w:left w:w="80" w:type="dxa"/>
+              <w:right w:w="80" w:type="dxa"/>
+            </w:tcMar>
+          </w:tcPr>
+          <w:p>
+            <w:pPr>
+              <w:spacing w:line="288" w:lineRule="auto"/>
+            </w:pPr>
+            <w:r>
+              <w:rPr>
+                <w:rFonts w:ascii="Times New Roman" w:hAnsi="Times New Roman"/>
+                <w:sz w:val="23"/>
+              </w:rPr>
+              <w:t>STIX</w:t>
+            </w:r>
+          </w:p>
+        </w:tc>
+        <w:tc>
+          <w:tcPr>
+            <w:tcW w:type="dxa" w:w="2351"/>
+            <w:tcMar>
+              <w:top w:w="60" w:type="dxa"/>
+              <w:bottom w:w="60" w:type="dxa"/>
+              <w:left w:w="80" w:type="dxa"/>
+              <w:right w:w="80" w:type="dxa"/>
+            </w:tcMar>
+          </w:tcPr>
+          <w:p>
+            <w:pPr>
+              <w:spacing w:line="288" w:lineRule="auto"/>
+            </w:pPr>
+            <w:r>
+              <w:rPr>
+                <w:rFonts w:ascii="Times New Roman" w:hAnsi="Times New Roman"/>
+                <w:sz w:val="23"/>
+              </w:rPr>
+              <w:t>Structured Threat Information Expression</w:t>
+            </w:r>
+          </w:p>
+        </w:tc>
+        <w:tc>
+          <w:tcPr>
+            <w:tcW w:type="dxa" w:w="2351"/>
+            <w:tcMar>
+              <w:top w:w="60" w:type="dxa"/>
+              <w:bottom w:w="60" w:type="dxa"/>
+              <w:left w:w="80" w:type="dxa"/>
+              <w:right w:w="80" w:type="dxa"/>
+            </w:tcMar>
+          </w:tcPr>
+          <w:p>
+            <w:pPr>
+              <w:spacing w:line="288" w:lineRule="auto"/>
+            </w:pPr>
+            <w:r>
+              <w:rPr>
+                <w:rFonts w:ascii="Times New Roman" w:hAnsi="Times New Roman"/>
+                <w:sz w:val="23"/>
+              </w:rPr>
+              <w:t>Chuẩn biểu diễn thông tin mối đe dọa có cấu trúc</w:t>
+            </w:r>
+          </w:p>
+        </w:tc>
+      </w:tr>
+    </w:tbl>
+    <w:p>
+      <w:r>
+        <w:br w:type="page"/>
+      </w:r>
+    </w:p>
+    <w:p>
+      <w:pPr>
+        <w:spacing w:before="320" w:after="160" w:line="360" w:lineRule="auto"/>
+        <w:jc w:val="center"/>
+      </w:pPr>
+      <w:r>
+        <w:rPr>
+          <w:rFonts w:ascii="Times New Roman" w:hAnsi="Times New Roman"/>
+          <w:b/>
+          <w:i w:val="0"/>
+          <w:sz w:val="28"/>
+        </w:rPr>
+        <w:t>CHƯƠNG 1: TỔNG QUAN</w:t>
+      </w:r>
+    </w:p>
+    <w:p>
+      <w:pPr>
+        <w:spacing w:before="200" w:after="80" w:line="360" w:lineRule="auto"/>
+        <w:jc w:val="left"/>
+      </w:pPr>
+      <w:r>
+        <w:rPr>
+          <w:rFonts w:ascii="Times New Roman" w:hAnsi="Times New Roman"/>
+          <w:b/>
+          <w:i w:val="0"/>
+          <w:sz w:val="26"/>
+        </w:rPr>
+        <w:t>1.1 Tên đề tài:</w:t>
+      </w:r>
+    </w:p>
+    <w:p>
+      <w:pPr>
+        <w:spacing w:before="0" w:after="120" w:line="360" w:lineRule="auto"/>
+        <w:jc w:val="both"/>
+      </w:pPr>
+      <w:r>
+        <w:rPr>
+          <w:rFonts w:ascii="Times New Roman" w:hAnsi="Times New Roman"/>
+          <w:b w:val="0"/>
+          <w:i w:val="0"/>
+          <w:sz w:val="26"/>
+        </w:rPr>
+        <w:t>Nghiên cứu và xây dựng hệ thống tự động thu thập, phân tích tình báo mối đe dọa mạng và sinh quy tắc phòng thủ ứng dụng AI Agent.</w:t>
+      </w:r>
+    </w:p>
+    <w:p>
+      <w:pPr>
+        <w:spacing w:before="0" w:after="120" w:line="360" w:lineRule="auto"/>
+        <w:jc w:val="both"/>
+      </w:pPr>
+      <w:r>
+        <w:rPr>
+          <w:rFonts w:ascii="Times New Roman" w:hAnsi="Times New Roman"/>
+          <w:b w:val="0"/>
+          <w:i w:val="0"/>
+          <w:sz w:val="26"/>
+        </w:rPr>
+        <w:t>Trong bối cảnh bùng nổ các cuộc tấn công mạng hiện đại, thông tin về các mối đe dọa mạng (CTI) đóng vai trò quyết định đến sự sống còn của hệ thống phòng thủ doanh nghiệp. Kẻ tấn công liên tục đổi mới phương thức xâm nhập, sử dụng các biến thể mã độc tinh vi và khai thác lỗ hổng zero-day để đánh cắp dữ liệu nhạy cảm hoặc tống tiền nạn nhân.</w:t>
+      </w:r>
+    </w:p>
+    <w:p>
+      <w:pPr>
+        <w:spacing w:before="0" w:after="120" w:line="360" w:lineRule="auto"/>
+        <w:jc w:val="both"/>
+      </w:pPr>
+      <w:r>
+        <w:rPr>
+          <w:rFonts w:ascii="Times New Roman" w:hAnsi="Times New Roman"/>
+          <w:b w:val="0"/>
+          <w:i w:val="0"/>
+          <w:sz w:val="26"/>
+        </w:rPr>
+        <w:t>Một trong những thách thức lớn nhất của các Trung tâm SOC hiện nay là sự quá tải thông tin. Khối lượng báo cáo bảo mật phát hành hằng ngày quá lớn khiến con người không thể rà soát kịp thời. Việc phân tích thủ công mất từ 1 đến 3 giờ cho mỗi sự cố, tạo ra khoảng trống thời gian nguy hiểm để tin tặc phát tán mã độc sâu vào mạng nội bộ.</w:t>
+      </w:r>
+    </w:p>
+    <w:p>
+      <w:pPr>
+        <w:spacing w:before="0" w:after="120" w:line="360" w:lineRule="auto"/>
+        <w:jc w:val="both"/>
+      </w:pPr>
+      <w:r>
+        <w:rPr>
+          <w:rFonts w:ascii="Times New Roman" w:hAnsi="Times New Roman"/>
+          <w:b w:val="0"/>
+          <w:i w:val="0"/>
+          <w:sz w:val="26"/>
+        </w:rPr>
+        <w:t>Nguy cơ tấn công mạng ngày càng trở nên nghiêm trọng hơn do sự gia tăng số lượng thiết bị số và ứng dụng kết nối đám mây. Do đó, việc ứng dụng Trí tuệ Nhân tạo Tự chủ (AI Agent) nhằm tự động hóa quy trình phân tích và lập tức sinh ra các quy tắc phòng thủ có ý nghĩa cấp thiết và thực tiễn cao.</w:t>
+      </w:r>
+    </w:p>
+    <w:p>
+      <w:pPr>
+        <w:spacing w:before="200" w:after="80" w:line="360" w:lineRule="auto"/>
+        <w:jc w:val="left"/>
+      </w:pPr>
+      <w:r>
+        <w:rPr>
+          <w:rFonts w:ascii="Times New Roman" w:hAnsi="Times New Roman"/>
+          <w:b/>
+          <w:i w:val="0"/>
+          <w:sz w:val="26"/>
+        </w:rPr>
+        <w:t>1.2 Mục tiêu đồ án</w:t>
+      </w:r>
+    </w:p>
+    <w:p>
+      <w:pPr>
+        <w:spacing w:before="0" w:after="120" w:line="360" w:lineRule="auto"/>
+        <w:jc w:val="both"/>
+      </w:pPr>
+      <w:r>
+        <w:rPr>
+          <w:rFonts w:ascii="Times New Roman" w:hAnsi="Times New Roman"/>
+          <w:b w:val="0"/>
+          <w:i w:val="0"/>
+          <w:sz w:val="26"/>
+        </w:rPr>
+        <w:t>Xây dựng một hệ thống hoàn chỉnh có khả năng tự động đọc hiểu các bài báo cáo an ninh mạng nguồn mở (OSINT) chuẩn TLP:CLEAR, trích xuất chuẩn hóa các chỉ số xâm nhập (IOCs), làm giàu và xác thực độ nguy hại qua các dịch vụ tình báo quốc tế (VirusTotal, AbuseIPDB).</w:t>
+      </w:r>
+    </w:p>
+    <w:p>
+      <w:pPr>
+        <w:spacing w:before="0" w:after="120" w:line="360" w:lineRule="auto"/>
+        <w:jc w:val="both"/>
+      </w:pPr>
+      <w:r>
+        <w:rPr>
+          <w:rFonts w:ascii="Times New Roman" w:hAnsi="Times New Roman"/>
+          <w:b w:val="0"/>
+          <w:i w:val="0"/>
+          <w:sz w:val="26"/>
+        </w:rPr>
+        <w:t>Ứng dụng AI Agent kết hợp hộp công cụ bảo mật (Security Toolbox) để tự động suy luận: ánh xạ kỹ thuật tấn công sang ma trận MITRE ATT&amp;CK và tự động viết 3 lớp luật phòng thủ:</w:t>
       </w:r>
     </w:p>
     <w:p>
@@ -1603,7 +2706,7 @@
           <w:rFonts w:ascii="Times New Roman" w:hAnsi="Times New Roman"/>
           <w:sz w:val="26"/>
         </w:rPr>
-        <w:t>Minh bạch nguồn dữ liệu: 100% dữ liệu thuộc chuẩn TLP:CLEAR công khai toàn cầu, trích dẫn nguồn gốc đầy đủ.</w:t>
+        <w:t>Quy tắc Sigma (.yml) phát hiện hành vi tấn công trên hệ thống SIEM (Wazuh, Splunk).</w:t>
       </w:r>
     </w:p>
     <w:p>
@@ -1626,7 +2729,145 @@
           <w:rFonts w:ascii="Times New Roman" w:hAnsi="Times New Roman"/>
           <w:sz w:val="26"/>
         </w:rPr>
-        <w:t>Phòng ngừa chặn nhầm: Thiết lập Danh sách trắng (Whitelist) cho hạ tầng công cộng và áp dụng cơ chế chuyên viên phê duyệt.</w:t>
+        <w:t>Quy tắc YARA (.yar) quét nhận diện mẫu mã độc trên máy tính nạn nhân.</w:t>
+      </w:r>
+    </w:p>
+    <w:p>
+      <w:pPr>
+        <w:pStyle w:val="ListParagraph"/>
+        <w:spacing w:before="0" w:after="60" w:line="312" w:lineRule="auto"/>
+        <w:ind w:left="360"/>
+        <w:jc w:val="both"/>
+      </w:pPr>
+      <w:r>
+        <w:rPr>
+          <w:rFonts w:ascii="Times New Roman" w:hAnsi="Times New Roman"/>
+          <w:b/>
+          <w:sz w:val="26"/>
+        </w:rPr>
+        <w:t xml:space="preserve">• </w:t>
+      </w:r>
+      <w:r>
+        <w:rPr>
+          <w:rFonts w:ascii="Times New Roman" w:hAnsi="Times New Roman"/>
+          <w:sz w:val="26"/>
+        </w:rPr>
+        <w:t>Danh sách Firewall Blocklist (.txt) chặn kết nối ra ngoài tới máy chủ C2 khẩn cấp.</w:t>
+      </w:r>
+    </w:p>
+    <w:p>
+      <w:pPr>
+        <w:spacing w:before="0" w:after="120" w:line="360" w:lineRule="auto"/>
+        <w:jc w:val="both"/>
+      </w:pPr>
+      <w:r>
+        <w:rPr>
+          <w:rFonts w:ascii="Times New Roman" w:hAnsi="Times New Roman"/>
+          <w:b w:val="0"/>
+          <w:i w:val="0"/>
+          <w:sz w:val="26"/>
+        </w:rPr>
+        <w:t>Hệ thống giúp cắt giảm thời gian xử lý từ vài giờ xuống còn vài giây, giảm thiểu tổn thất cho các cơ quan, tổ chức và doanh nghiệp.</w:t>
+      </w:r>
+    </w:p>
+    <w:p>
+      <w:pPr>
+        <w:spacing w:before="200" w:after="80" w:line="360" w:lineRule="auto"/>
+        <w:jc w:val="left"/>
+      </w:pPr>
+      <w:r>
+        <w:rPr>
+          <w:rFonts w:ascii="Times New Roman" w:hAnsi="Times New Roman"/>
+          <w:b/>
+          <w:i w:val="0"/>
+          <w:sz w:val="26"/>
+        </w:rPr>
+        <w:t>1.3 Cấu trúc đồ án</w:t>
+      </w:r>
+    </w:p>
+    <w:p>
+      <w:pPr>
+        <w:spacing w:before="0" w:after="120" w:line="360" w:lineRule="auto"/>
+        <w:jc w:val="both"/>
+      </w:pPr>
+      <w:r>
+        <w:rPr>
+          <w:rFonts w:ascii="Times New Roman" w:hAnsi="Times New Roman"/>
+          <w:b w:val="0"/>
+          <w:i w:val="0"/>
+          <w:sz w:val="26"/>
+        </w:rPr>
+        <w:t>Chương I: Tổng quan</w:t>
+        <w:br/>
+        <w:t>Trình bày bối cảnh an ninh mạng, các thách thức trong công tác phòng thủ SOC, mục tiêu đề tài và cấu trúc tổng thể của đồ án.</w:t>
+      </w:r>
+    </w:p>
+    <w:p>
+      <w:pPr>
+        <w:spacing w:before="0" w:after="120" w:line="360" w:lineRule="auto"/>
+        <w:jc w:val="both"/>
+      </w:pPr>
+      <w:r>
+        <w:rPr>
+          <w:rFonts w:ascii="Times New Roman" w:hAnsi="Times New Roman"/>
+          <w:b w:val="0"/>
+          <w:i w:val="0"/>
+          <w:sz w:val="26"/>
+        </w:rPr>
+        <w:t>Chương II: Cơ sở lý thuyết</w:t>
+        <w:br/>
+        <w:t>Trình bày kiến thức nền tảng về CTI, chuẩn biểu diễn STIX 2.1, ma trận MITRE ATT&amp;CK, các định dạng quy tắc phòng thủ Sigma, YARA, kiến trúc AI Agent (mô hình ReAct) và các dịch vụ tình báo API.</w:t>
+      </w:r>
+    </w:p>
+    <w:p>
+      <w:pPr>
+        <w:spacing w:before="0" w:after="120" w:line="360" w:lineRule="auto"/>
+        <w:jc w:val="both"/>
+      </w:pPr>
+      <w:r>
+        <w:rPr>
+          <w:rFonts w:ascii="Times New Roman" w:hAnsi="Times New Roman"/>
+          <w:b w:val="0"/>
+          <w:i w:val="0"/>
+          <w:sz w:val="26"/>
+        </w:rPr>
+        <w:t>Chương III: Thiết kế và hiện thực hóa hệ thống</w:t>
+        <w:br/>
+        <w:t>Trình bày chi tiết kiến trúc Single-Agent tích hợp 8 công cụ chuyên dụng, thiết kế giao ước dữ liệu (Schemas), cơ chế bộ nhớ đệm (SQLite Caching), Backend FastAPI và giao diện Web Dashboard.</w:t>
+      </w:r>
+    </w:p>
+    <w:p>
+      <w:pPr>
+        <w:spacing w:before="0" w:after="120" w:line="360" w:lineRule="auto"/>
+        <w:jc w:val="both"/>
+      </w:pPr>
+      <w:r>
+        <w:rPr>
+          <w:rFonts w:ascii="Times New Roman" w:hAnsi="Times New Roman"/>
+          <w:b w:val="0"/>
+          <w:i w:val="0"/>
+          <w:sz w:val="26"/>
+        </w:rPr>
+        <w:t>Chương IV: Kết quả thực nghiệm</w:t>
+        <w:br/>
+        <w:t>Trình bày kịch bản thực nghiệm trên các báo cáo tấn công APT thực tế, đánh giá khả năng trích xuất IOC, kiểm định cú pháp quy tắc phòng thủ và đo lường thời gian phản ứng.</w:t>
+      </w:r>
+    </w:p>
+    <w:p>
+      <w:pPr>
+        <w:spacing w:before="0" w:after="120" w:line="360" w:lineRule="auto"/>
+        <w:jc w:val="both"/>
+      </w:pPr>
+      <w:r>
+        <w:rPr>
+          <w:rFonts w:ascii="Times New Roman" w:hAnsi="Times New Roman"/>
+          <w:b w:val="0"/>
+          <w:i w:val="0"/>
+          <w:sz w:val="26"/>
+        </w:rPr>
+        <w:t>Chương V: Kết luận và hướng phát triển</w:t>
+        <w:br/>
+        <w:t>Đưa ra những kết luận, phân tích ưu nhược điểm của hệ thống và đề xuất các hướng phát triển mở rộng trong tương lai.</w:t>
       </w:r>
     </w:p>
     <w:p>
@@ -1646,7 +2887,7 @@
           <w:i w:val="0"/>
           <w:sz w:val="28"/>
         </w:rPr>
-        <w:t>CHƯƠNG 2: CƠ SỞ LÝ THUYẾT VÀ CÔNG NGHỆ LIÊN QUAN</w:t>
+        <w:t>CHƯƠNG 2: CƠ SỞ LÝ THUYẾT</w:t>
       </w:r>
     </w:p>
     <w:p>
@@ -1661,7 +2902,7 @@
           <w:i w:val="0"/>
           <w:sz w:val="26"/>
         </w:rPr>
-        <w:t>2.1. Cyber Threat Intelligence (CTI) và Vòng đời Tình báo</w:t>
+        <w:t>2.1 Cyber Threat Intelligence (CTI) và Vòng đời Tình báo</w:t>
       </w:r>
     </w:p>
     <w:p>
@@ -1676,7 +2917,7 @@
           <w:i w:val="0"/>
           <w:sz w:val="26"/>
         </w:rPr>
-        <w:t>Tình báo Mối đe dọa An ninh mạng (CTI) là thông tin dựa trên bằng chứng, bao gồm ngữ cảnh, cơ chế, chỉ số, hàm ý và lời khuyên có thể hành động được về mối đe dọa hiện hữu hoặc đang nổi lên đối với tài sản thông tin. Vòng đời CTI bao gồm 5 giai đoạn cốt lõi: Định hướng (Planning), Thu thập (Collection), Xử lý (Processing), Phân tích (Analysis) và Phổ biến (Dissemination).</w:t>
+        <w:t>CTI là thông tin dựa trên bằng chứng, ngữ cảnh và cơ chế về các mối đe dọa an ninh mạng hiện hữu hoặc đang nổi lên. Vòng đời CTI chuẩn gồm 5 giai đoạn: Định hướng (Planning), Thu thập (Collection), Xử lý (Processing), Phân tích (Analysis) và Phổ biến (Dissemination).</w:t>
       </w:r>
     </w:p>
     <w:p>
@@ -1691,7 +2932,7 @@
           <w:i w:val="0"/>
           <w:sz w:val="26"/>
         </w:rPr>
-        <w:t>2.2. Chuẩn biểu diễn dữ liệu OASIS STIX 2.1 và TAXII</w:t>
+        <w:t>2.2 Chuẩn biểu diễn dữ liệu OASIS STIX 2.1 và TAXII</w:t>
       </w:r>
     </w:p>
     <w:p>
@@ -1706,7 +2947,7 @@
           <w:i w:val="0"/>
           <w:sz w:val="26"/>
         </w:rPr>
-        <w:t>STIX (Structured Threat Information Expression) phiên bản 2.1 là ngôn ngữ chuẩn hóa dựa trên JSON do tổ chức OASIS quản lý, cho phép mô tả các đối tượng tình báo như: Threat Actor, Campaign, Indicator, Malware, Attack Pattern, và Relationship. TAXII (Trusted Automated eXchange of Intelligence Information) là giao thức truyền tải an toàn các gói dữ liệu STIX qua HTTPS.</w:t>
+        <w:t>STIX 2.1 là ngôn ngữ chuẩn hóa dựa trên JSON do tổ chức OASIS quản lý, cho phép mô tả các đối tượng tình báo như: Threat Actor, Campaign, Indicator, Malware, Attack Pattern, và Relationship. TAXII là giao thức truyền tải an toàn các gói dữ liệu STIX qua HTTPS.</w:t>
       </w:r>
     </w:p>
     <w:p>
@@ -1721,7 +2962,7 @@
           <w:i w:val="0"/>
           <w:sz w:val="26"/>
         </w:rPr>
-        <w:t>2.3. Ma trận kỹ thuật và chiến thuật MITRE ATT&amp;CK</w:t>
+        <w:t>2.3 Ma trận kỹ thuật và chiến thuật MITRE ATT&amp;CK</w:t>
       </w:r>
     </w:p>
     <w:p>
@@ -1736,7 +2977,7 @@
           <w:i w:val="0"/>
           <w:sz w:val="26"/>
         </w:rPr>
-        <w:t>MITRE ATT&amp;CK (Adversarial Tactics, Techniques, and Common Knowledge) là cơ sở tri thức toàn cầu về các hành vi của kẻ tấn công mạng dựa trên các quan sát thực tế. Ma trận phân loại hành vi thành các Chiến thuật (Tactics - Mục tiêu của kẻ tấn công) và Kỹ thuật (Techniques - Cách thức thực hiện mục tiêu, ví dụ T1059.001: PowerShell Execution).</w:t>
+        <w:t>MITRE ATT&amp;CK là cơ sở tri thức toàn cầu về các hành vi của kẻ tấn công mạng dựa trên các quan sát thực tế. Ma trận phân loại hành vi thành các Chiến thuật (Tactics - Mục tiêu của kẻ tấn công) và Kỹ thuật (Techniques - Cách thức thực hiện mục tiêu, ví dụ T1059.001: PowerShell Execution).</w:t>
       </w:r>
     </w:p>
     <w:p>
@@ -1751,7 +2992,7 @@
           <w:i w:val="0"/>
           <w:sz w:val="26"/>
         </w:rPr>
-        <w:t>2.4. Các chuẩn quy tắc phòng thủ: Sigma, YARA và Firewall Blocklist</w:t>
+        <w:t>2.4 Các chuẩn quy tắc phòng thủ: Sigma, YARA và Firewall Blocklist</w:t>
       </w:r>
     </w:p>
     <w:p>
@@ -1811,7 +3052,7 @@
           <w:i w:val="0"/>
           <w:sz w:val="26"/>
         </w:rPr>
-        <w:t>2.5. Kiến trúc Tác tử AI (AI Agent): Mô hình ReAct và Tool-Calling</w:t>
+        <w:t>2.5 Kiến trúc Tác tử AI (AI Agent): Mô hình ReAct và Tool-Calling</w:t>
       </w:r>
     </w:p>
     <w:p>
@@ -1841,7 +3082,7 @@
           <w:i w:val="0"/>
           <w:sz w:val="26"/>
         </w:rPr>
-        <w:t>2.6. Các dịch vụ thẩm định danh tiếng mối đe dọa trực tuyến</w:t>
+        <w:t>2.6 Các dịch vụ thẩm định danh tiếng mối đe dọa</w:t>
       </w:r>
     </w:p>
     <w:p>
@@ -1876,7 +3117,7 @@
           <w:i w:val="0"/>
           <w:sz w:val="28"/>
         </w:rPr>
-        <w:t>CHƯƠNG 3: NỘI DUNG THỰC HIỆN VÀ THIẾT KẾ HỆ THỐNG</w:t>
+        <w:t>CHƯƠNG 3: THIẾT KẾ VÀ HIỆN THỰC HÓA HỆ THỐNG</w:t>
       </w:r>
     </w:p>
     <w:p>
@@ -1891,7 +3132,7 @@
           <w:i w:val="0"/>
           <w:sz w:val="26"/>
         </w:rPr>
-        <w:t>3.1. Phân tích yêu cầu và Thiết kế kiến trúc tổng thể</w:t>
+        <w:t>3.1 Phân tích yêu cầu và Thiết kế kiến trúc tổng thể</w:t>
       </w:r>
     </w:p>
     <w:p>
@@ -1921,7 +3162,7 @@
           <w:i w:val="0"/>
           <w:sz w:val="26"/>
         </w:rPr>
-        <w:t>3.2. Thiết kế Giao ước Dữ liệu (Schemas) và Cơ chế Caching SQLite</w:t>
+        <w:t>3.2 Thiết kế Giao ước Dữ liệu (Schemas) và Cơ chế Caching SQLite</w:t>
       </w:r>
     </w:p>
     <w:p>
@@ -1951,7 +3192,7 @@
           <w:i w:val="0"/>
           <w:sz w:val="26"/>
         </w:rPr>
-        <w:t>3.3. Hiện thực hóa Module Thu thập và Làm giàu Dữ liệu (Tools 1-5)</w:t>
+        <w:t>3.3 Hiện thực hóa Module Thu thập và Làm giàu Dữ liệu (Tools 1-5)</w:t>
       </w:r>
     </w:p>
     <w:p>
@@ -2081,7 +3322,7 @@
           <w:i w:val="0"/>
           <w:sz w:val="26"/>
         </w:rPr>
-        <w:t>3.4. Hiện thực hóa Bộ não AI Agent và Module Sinh Luật Phòng thủ (Tools 6-8)</w:t>
+        <w:t>3.4 Hiện thực hóa Bộ não AI Agent và Module Sinh Luật Phòng thủ (Tools 6-8)</w:t>
       </w:r>
     </w:p>
     <w:p>
@@ -2165,7 +3406,7 @@
           <w:i w:val="0"/>
           <w:sz w:val="26"/>
         </w:rPr>
-        <w:t>3.5. Xây dựng Dịch vụ Backend FastAPI và Web Dashboard</w:t>
+        <w:t>3.5 Xây dựng Dịch vụ Backend FastAPI và Web Dashboard</w:t>
       </w:r>
     </w:p>
     <w:p>
@@ -2200,7 +3441,7 @@
           <w:i w:val="0"/>
           <w:sz w:val="28"/>
         </w:rPr>
-        <w:t>CHƯƠNG 4: KẾT QUẢ VÀ BÀN LUẬN</w:t>
+        <w:t>CHƯƠNG 4: KẾT QUẢ THỰC NGHIỆM</w:t>
       </w:r>
     </w:p>
     <w:p>
@@ -2215,7 +3456,7 @@
           <w:i w:val="0"/>
           <w:sz w:val="26"/>
         </w:rPr>
-        <w:t>4.1. Môi trường Thực nghiệm và Dữ liệu Kiểm thử</w:t>
+        <w:t>4.1 Môi trường thực nghiệm và Dữ liệu kiểm thử</w:t>
       </w:r>
     </w:p>
     <w:p>
@@ -2245,7 +3486,405 @@
           <w:i w:val="0"/>
           <w:sz w:val="26"/>
         </w:rPr>
-        <w:t>4.2. Đánh giá Khả năng Trích xuất IOC và Ánh xạ MITRE ATT&amp;CK</w:t>
+        <w:t>4.2 Kịch bản kiểm thử điều tra đe dọa thực tế</w:t>
+      </w:r>
+    </w:p>
+    <w:p>
+      <w:pPr>
+        <w:spacing w:before="0" w:after="120" w:line="360" w:lineRule="auto"/>
+        <w:jc w:val="both"/>
+      </w:pPr>
+      <w:r>
+        <w:rPr>
+          <w:rFonts w:ascii="Times New Roman" w:hAnsi="Times New Roman"/>
+          <w:b w:val="0"/>
+          <w:i w:val="0"/>
+          <w:sz w:val="26"/>
+        </w:rPr>
+        <w:t>Kịch bản kiểm thử mô phỏng một sự cố an ninh mạng điển hình: Một bài báo kỹ thuật công bố về chiến dịch mã độc mới sử dụng máy chủ C2 để tải payload qua lệnh PowerShell.</w:t>
+      </w:r>
+    </w:p>
+    <w:p>
+      <w:pPr>
+        <w:spacing w:before="0" w:after="120" w:line="360" w:lineRule="auto"/>
+        <w:jc w:val="both"/>
+      </w:pPr>
+      <w:r>
+        <w:rPr>
+          <w:rFonts w:ascii="Times New Roman" w:hAnsi="Times New Roman"/>
+          <w:b w:val="0"/>
+          <w:i w:val="0"/>
+          <w:sz w:val="26"/>
+        </w:rPr>
+        <w:t>Bảng các bước hành động thực nghiệm của hệ thống:</w:t>
+      </w:r>
+    </w:p>
+    <w:tbl>
+      <w:tblPr>
+        <w:tblW w:type="auto" w:w="0"/>
+        <w:jc w:val="center"/>
+        <w:tblLook w:firstColumn="1" w:firstRow="1" w:lastColumn="0" w:lastRow="0" w:noHBand="0" w:noVBand="1" w:val="04A0"/>
+      </w:tblPr>
+      <w:tblGrid>
+        <w:gridCol w:w="1440"/>
+        <w:gridCol w:w="7920"/>
+      </w:tblGrid>
+      <w:tr>
+        <w:tc>
+          <w:tcPr>
+            <w:tcW w:type="dxa" w:w="4701"/>
+            <w:shd w:fill="F1F5F9"/>
+            <w:tcMar>
+              <w:top w:w="70" w:type="dxa"/>
+              <w:bottom w:w="70" w:type="dxa"/>
+              <w:left w:w="90" w:type="dxa"/>
+              <w:right w:w="90" w:type="dxa"/>
+            </w:tcMar>
+          </w:tcPr>
+          <w:p>
+            <w:r>
+              <w:rPr>
+                <w:b/>
+              </w:rPr>
+              <w:t>Bước</w:t>
+            </w:r>
+          </w:p>
+        </w:tc>
+        <w:tc>
+          <w:tcPr>
+            <w:tcW w:type="dxa" w:w="4701"/>
+            <w:shd w:fill="F1F5F9"/>
+            <w:tcMar>
+              <w:top w:w="70" w:type="dxa"/>
+              <w:bottom w:w="70" w:type="dxa"/>
+              <w:left w:w="90" w:type="dxa"/>
+              <w:right w:w="90" w:type="dxa"/>
+            </w:tcMar>
+          </w:tcPr>
+          <w:p>
+            <w:r>
+              <w:rPr>
+                <w:b/>
+              </w:rPr>
+              <w:t>Hành động thực nghiệm của Hệ thống</w:t>
+            </w:r>
+          </w:p>
+        </w:tc>
+      </w:tr>
+      <w:tr>
+        <w:tc>
+          <w:tcPr>
+            <w:tcW w:type="dxa" w:w="4701"/>
+            <w:tcMar>
+              <w:top w:w="60" w:type="dxa"/>
+              <w:bottom w:w="60" w:type="dxa"/>
+              <w:left w:w="80" w:type="dxa"/>
+              <w:right w:w="80" w:type="dxa"/>
+            </w:tcMar>
+          </w:tcPr>
+          <w:p>
+            <w:pPr>
+              <w:spacing w:line="288" w:lineRule="auto"/>
+              <w:jc w:val="center"/>
+            </w:pPr>
+            <w:r>
+              <w:rPr>
+                <w:rFonts w:ascii="Times New Roman" w:hAnsi="Times New Roman"/>
+                <w:b/>
+                <w:sz w:val="23"/>
+              </w:rPr>
+              <w:t>1</w:t>
+            </w:r>
+          </w:p>
+        </w:tc>
+        <w:tc>
+          <w:tcPr>
+            <w:tcW w:type="dxa" w:w="4701"/>
+            <w:tcMar>
+              <w:top w:w="60" w:type="dxa"/>
+              <w:bottom w:w="60" w:type="dxa"/>
+              <w:left w:w="80" w:type="dxa"/>
+              <w:right w:w="80" w:type="dxa"/>
+            </w:tcMar>
+          </w:tcPr>
+          <w:p>
+            <w:pPr>
+              <w:spacing w:line="288" w:lineRule="auto"/>
+            </w:pPr>
+            <w:r>
+              <w:rPr>
+                <w:rFonts w:ascii="Times New Roman" w:hAnsi="Times New Roman"/>
+                <w:sz w:val="23"/>
+              </w:rPr>
+              <w:t>Hệ thống tiếp nhận URL bài báo cáo hoặc nội dung văn bản thô từ nguồn OSINT.</w:t>
+            </w:r>
+          </w:p>
+        </w:tc>
+      </w:tr>
+      <w:tr>
+        <w:tc>
+          <w:tcPr>
+            <w:tcW w:type="dxa" w:w="4701"/>
+            <w:tcMar>
+              <w:top w:w="60" w:type="dxa"/>
+              <w:bottom w:w="60" w:type="dxa"/>
+              <w:left w:w="80" w:type="dxa"/>
+              <w:right w:w="80" w:type="dxa"/>
+            </w:tcMar>
+          </w:tcPr>
+          <w:p>
+            <w:pPr>
+              <w:spacing w:line="288" w:lineRule="auto"/>
+              <w:jc w:val="center"/>
+            </w:pPr>
+            <w:r>
+              <w:rPr>
+                <w:rFonts w:ascii="Times New Roman" w:hAnsi="Times New Roman"/>
+                <w:b/>
+                <w:sz w:val="23"/>
+              </w:rPr>
+              <w:t>2</w:t>
+            </w:r>
+          </w:p>
+        </w:tc>
+        <w:tc>
+          <w:tcPr>
+            <w:tcW w:type="dxa" w:w="4701"/>
+            <w:tcMar>
+              <w:top w:w="60" w:type="dxa"/>
+              <w:bottom w:w="60" w:type="dxa"/>
+              <w:left w:w="80" w:type="dxa"/>
+              <w:right w:w="80" w:type="dxa"/>
+            </w:tcMar>
+          </w:tcPr>
+          <w:p>
+            <w:pPr>
+              <w:spacing w:line="288" w:lineRule="auto"/>
+            </w:pPr>
+            <w:r>
+              <w:rPr>
+                <w:rFonts w:ascii="Times New Roman" w:hAnsi="Times New Roman"/>
+                <w:sz w:val="23"/>
+              </w:rPr>
+              <w:t>Kích hoạt Tool 6 bóc tách toàn bộ chỉ số xâm nhập (IP, Domain, Hash, CVE).</w:t>
+            </w:r>
+          </w:p>
+        </w:tc>
+      </w:tr>
+      <w:tr>
+        <w:tc>
+          <w:tcPr>
+            <w:tcW w:type="dxa" w:w="4701"/>
+            <w:tcMar>
+              <w:top w:w="60" w:type="dxa"/>
+              <w:bottom w:w="60" w:type="dxa"/>
+              <w:left w:w="80" w:type="dxa"/>
+              <w:right w:w="80" w:type="dxa"/>
+            </w:tcMar>
+          </w:tcPr>
+          <w:p>
+            <w:pPr>
+              <w:spacing w:line="288" w:lineRule="auto"/>
+              <w:jc w:val="center"/>
+            </w:pPr>
+            <w:r>
+              <w:rPr>
+                <w:rFonts w:ascii="Times New Roman" w:hAnsi="Times New Roman"/>
+                <w:b/>
+                <w:sz w:val="23"/>
+              </w:rPr>
+              <w:t>3</w:t>
+            </w:r>
+          </w:p>
+        </w:tc>
+        <w:tc>
+          <w:tcPr>
+            <w:tcW w:type="dxa" w:w="4701"/>
+            <w:tcMar>
+              <w:top w:w="60" w:type="dxa"/>
+              <w:bottom w:w="60" w:type="dxa"/>
+              <w:left w:w="80" w:type="dxa"/>
+              <w:right w:w="80" w:type="dxa"/>
+            </w:tcMar>
+          </w:tcPr>
+          <w:p>
+            <w:pPr>
+              <w:spacing w:line="288" w:lineRule="auto"/>
+            </w:pPr>
+            <w:r>
+              <w:rPr>
+                <w:rFonts w:ascii="Times New Roman" w:hAnsi="Times New Roman"/>
+                <w:sz w:val="23"/>
+              </w:rPr>
+              <w:t>Kích hoạt Tool 3 và Tool 4 tra cứu VirusTotal và AbuseIPDB để xác thực mức độ độc hại.</w:t>
+            </w:r>
+          </w:p>
+        </w:tc>
+      </w:tr>
+      <w:tr>
+        <w:tc>
+          <w:tcPr>
+            <w:tcW w:type="dxa" w:w="4701"/>
+            <w:tcMar>
+              <w:top w:w="60" w:type="dxa"/>
+              <w:bottom w:w="60" w:type="dxa"/>
+              <w:left w:w="80" w:type="dxa"/>
+              <w:right w:w="80" w:type="dxa"/>
+            </w:tcMar>
+          </w:tcPr>
+          <w:p>
+            <w:pPr>
+              <w:spacing w:line="288" w:lineRule="auto"/>
+              <w:jc w:val="center"/>
+            </w:pPr>
+            <w:r>
+              <w:rPr>
+                <w:rFonts w:ascii="Times New Roman" w:hAnsi="Times New Roman"/>
+                <w:b/>
+                <w:sz w:val="23"/>
+              </w:rPr>
+              <w:t>4</w:t>
+            </w:r>
+          </w:p>
+        </w:tc>
+        <w:tc>
+          <w:tcPr>
+            <w:tcW w:type="dxa" w:w="4701"/>
+            <w:tcMar>
+              <w:top w:w="60" w:type="dxa"/>
+              <w:bottom w:w="60" w:type="dxa"/>
+              <w:left w:w="80" w:type="dxa"/>
+              <w:right w:w="80" w:type="dxa"/>
+            </w:tcMar>
+          </w:tcPr>
+          <w:p>
+            <w:pPr>
+              <w:spacing w:line="288" w:lineRule="auto"/>
+            </w:pPr>
+            <w:r>
+              <w:rPr>
+                <w:rFonts w:ascii="Times New Roman" w:hAnsi="Times New Roman"/>
+                <w:sz w:val="23"/>
+              </w:rPr>
+              <w:t>Kích hoạt Tool 7 phân tích ngữ cảnh và ánh xạ kỹ thuật tấn công sang ma trận MITRE ATT&amp;CK.</w:t>
+            </w:r>
+          </w:p>
+        </w:tc>
+      </w:tr>
+      <w:tr>
+        <w:tc>
+          <w:tcPr>
+            <w:tcW w:type="dxa" w:w="4701"/>
+            <w:tcMar>
+              <w:top w:w="60" w:type="dxa"/>
+              <w:bottom w:w="60" w:type="dxa"/>
+              <w:left w:w="80" w:type="dxa"/>
+              <w:right w:w="80" w:type="dxa"/>
+            </w:tcMar>
+          </w:tcPr>
+          <w:p>
+            <w:pPr>
+              <w:spacing w:line="288" w:lineRule="auto"/>
+              <w:jc w:val="center"/>
+            </w:pPr>
+            <w:r>
+              <w:rPr>
+                <w:rFonts w:ascii="Times New Roman" w:hAnsi="Times New Roman"/>
+                <w:b/>
+                <w:sz w:val="23"/>
+              </w:rPr>
+              <w:t>5</w:t>
+            </w:r>
+          </w:p>
+        </w:tc>
+        <w:tc>
+          <w:tcPr>
+            <w:tcW w:type="dxa" w:w="4701"/>
+            <w:tcMar>
+              <w:top w:w="60" w:type="dxa"/>
+              <w:bottom w:w="60" w:type="dxa"/>
+              <w:left w:w="80" w:type="dxa"/>
+              <w:right w:w="80" w:type="dxa"/>
+            </w:tcMar>
+          </w:tcPr>
+          <w:p>
+            <w:pPr>
+              <w:spacing w:line="288" w:lineRule="auto"/>
+            </w:pPr>
+            <w:r>
+              <w:rPr>
+                <w:rFonts w:ascii="Times New Roman" w:hAnsi="Times New Roman"/>
+                <w:sz w:val="23"/>
+              </w:rPr>
+              <w:t>Kích hoạt Tool 8 tự động sinh tập luật phòng thủ: Sigma Rule, YARA Rule và Firewall Blocklist.</w:t>
+            </w:r>
+          </w:p>
+        </w:tc>
+      </w:tr>
+      <w:tr>
+        <w:tc>
+          <w:tcPr>
+            <w:tcW w:type="dxa" w:w="4701"/>
+            <w:tcMar>
+              <w:top w:w="60" w:type="dxa"/>
+              <w:bottom w:w="60" w:type="dxa"/>
+              <w:left w:w="80" w:type="dxa"/>
+              <w:right w:w="80" w:type="dxa"/>
+            </w:tcMar>
+          </w:tcPr>
+          <w:p>
+            <w:pPr>
+              <w:spacing w:line="288" w:lineRule="auto"/>
+              <w:jc w:val="center"/>
+            </w:pPr>
+            <w:r>
+              <w:rPr>
+                <w:rFonts w:ascii="Times New Roman" w:hAnsi="Times New Roman"/>
+                <w:b/>
+                <w:sz w:val="23"/>
+              </w:rPr>
+              <w:t>6</w:t>
+            </w:r>
+          </w:p>
+        </w:tc>
+        <w:tc>
+          <w:tcPr>
+            <w:tcW w:type="dxa" w:w="4701"/>
+            <w:tcMar>
+              <w:top w:w="60" w:type="dxa"/>
+              <w:bottom w:w="60" w:type="dxa"/>
+              <w:left w:w="80" w:type="dxa"/>
+              <w:right w:w="80" w:type="dxa"/>
+            </w:tcMar>
+          </w:tcPr>
+          <w:p>
+            <w:pPr>
+              <w:spacing w:line="288" w:lineRule="auto"/>
+            </w:pPr>
+            <w:r>
+              <w:rPr>
+                <w:rFonts w:ascii="Times New Roman" w:hAnsi="Times New Roman"/>
+                <w:sz w:val="23"/>
+              </w:rPr>
+              <w:t>Đóng gói báo cáo chuẩn STIX 2.1, lưu trữ SQLite và hiển thị trực quan lên Web Dashboard.</w:t>
+            </w:r>
+          </w:p>
+        </w:tc>
+      </w:tr>
+    </w:tbl>
+    <w:p>
+      <w:pPr>
+        <w:spacing w:before="200" w:after="80" w:line="360" w:lineRule="auto"/>
+        <w:jc w:val="left"/>
+      </w:pPr>
+      <w:r>
+        <w:rPr>
+          <w:rFonts w:ascii="Times New Roman" w:hAnsi="Times New Roman"/>
+          <w:b/>
+          <w:i w:val="0"/>
+          <w:sz w:val="26"/>
+        </w:rPr>
+        <w:t>4.3 Đánh giá khả năng trích xuất IOC và ánh xạ MITRE ATT&amp;CK</w:t>
       </w:r>
     </w:p>
     <w:p>
@@ -2275,7 +3914,7 @@
           <w:i w:val="0"/>
           <w:sz w:val="26"/>
         </w:rPr>
-        <w:t>4.3. Kiểm định Cú pháp và Tính hợp lệ của Quy tắc Phòng thủ</w:t>
+        <w:t>4.4 Kiểm định cú pháp và tính hợp lệ của quy tắc phòng thủ</w:t>
       </w:r>
     </w:p>
     <w:p>
@@ -2305,7 +3944,7 @@
           <w:i w:val="0"/>
           <w:sz w:val="26"/>
         </w:rPr>
-        <w:t>4.4. Đo lường Hiệu năng và So sánh Thời gian Phản ứng Sự cố</w:t>
+        <w:t>4.5 Đo lường hiệu năng và thời gian phản ứng sự cố</w:t>
       </w:r>
     </w:p>
     <w:p>
@@ -2324,6 +3963,26 @@
       </w:r>
     </w:p>
     <w:p>
+      <w:r>
+        <w:br w:type="page"/>
+      </w:r>
+    </w:p>
+    <w:p>
+      <w:pPr>
+        <w:spacing w:before="320" w:after="160" w:line="360" w:lineRule="auto"/>
+        <w:jc w:val="center"/>
+      </w:pPr>
+      <w:r>
+        <w:rPr>
+          <w:rFonts w:ascii="Times New Roman" w:hAnsi="Times New Roman"/>
+          <w:b/>
+          <w:i w:val="0"/>
+          <w:sz w:val="28"/>
+        </w:rPr>
+        <w:t>CHƯƠNG 5: KẾT LUẬN VÀ HƯỚNG PHÁT TRIỂN</w:t>
+      </w:r>
+    </w:p>
+    <w:p>
       <w:pPr>
         <w:spacing w:before="200" w:after="80" w:line="360" w:lineRule="auto"/>
         <w:jc w:val="left"/>
@@ -2335,7 +3994,7 @@
           <w:i w:val="0"/>
           <w:sz w:val="26"/>
         </w:rPr>
-        <w:t>4.5. Đánh giá Khả năng Ứng dụng Thực tiễn và An toàn Vận hành</w:t>
+        <w:t>5.1 Kết Luận</w:t>
       </w:r>
     </w:p>
     <w:p>
@@ -2350,27 +4009,22 @@
           <w:i w:val="0"/>
           <w:sz w:val="26"/>
         </w:rPr>
-        <w:t>Hệ thống vận hành an toàn, không phát sinh rủi ro gián đoạn mạng nhờ cơ chế Whitelist bảo vệ hạ tầng công cộng. Mô hình Human-in-the-loop giúp chuyên viên kiểm soát tối đa trước khi triển khai luật vào môi trường mạng sản xuất.</w:t>
+        <w:t>Mục đích của đồ án nhằm nghiên cứu và xây dựng một hệ thống Tình báo Mối đe dọa An ninh mạng Tự chủ dựa trên mô hình Single-Agent tích hợp Security Toolbox. Không chỉ chứng minh các khái niệm công nghệ mới mà đồ án còn nhằm giải quyết bài toán cấp thiết tại các trung tâm điều hành an ninh mạng (SOC): giảm thiểu áp lực quá tải dữ liệu, tự động hóa chu trình điều tra và rút ngắn thời gian phản ứng trước các chiến dịch tấn công mạng.</w:t>
       </w:r>
     </w:p>
     <w:p>
-      <w:r>
-        <w:br w:type="page"/>
-      </w:r>
-    </w:p>
-    <w:p>
-      <w:pPr>
-        <w:spacing w:before="320" w:after="160" w:line="360" w:lineRule="auto"/>
-        <w:jc w:val="center"/>
+      <w:pPr>
+        <w:spacing w:before="0" w:after="120" w:line="360" w:lineRule="auto"/>
+        <w:jc w:val="both"/>
       </w:pPr>
       <w:r>
         <w:rPr>
           <w:rFonts w:ascii="Times New Roman" w:hAnsi="Times New Roman"/>
-          <w:b/>
+          <w:b w:val="0"/>
           <w:i w:val="0"/>
-          <w:sz w:val="28"/>
+          <w:sz w:val="26"/>
         </w:rPr>
-        <w:t>KẾT LUẬN VÀ KIẾN NGHỊ</w:t>
+        <w:t>Qua đồ án trên ta thấy việc kết hợp giữa AI Agent suy luận và các công cụ bảo mật chuyên dụng mang lại hiệu quả vượt trội so với quy trình phân tích thủ công truyền thống. Hệ thống chứng minh tính khả thi cao trong việc chuyển hóa dữ liệu tình báo thô thành hành động phòng thủ thực chiến (Actionable Defense).</w:t>
       </w:r>
     </w:p>
     <w:p>
@@ -2385,7 +4039,7 @@
           <w:i w:val="0"/>
           <w:sz w:val="26"/>
         </w:rPr>
-        <w:t>1. Kết luận những kết quả đạt được:</w:t>
+        <w:t>5.2 Ưu điểm và Nhược điểm</w:t>
       </w:r>
     </w:p>
     <w:p>
@@ -2400,9 +4054,302 @@
           <w:i w:val="0"/>
           <w:sz w:val="26"/>
         </w:rPr>
-        <w:t>Đề tài đã nghiên cứu và hiện thực hóa thành công Hệ thống Tình báo Mối đe dọa An ninh mạng Tự chủ dựa trên mô hình Single-Agent tích hợp Security Toolbox. Hệ thống đã giải quyết trọn vẹn bài toán tự động hóa từ thu thập dữ liệu nguồn mở OSINT chuẩn TLP:CLEAR, trích xuất chuẩn hóa IOCs, thẩm định mối đe dọa, ánh xạ kỹ thuật MITRE ATT&amp;CK đến sinh 3 lớp quy tắc phòng thủ thực chiến (Sigma, YARA, Firewall blocklist).</w:t>
+        <w:t>Bảng phân tích ưu và nhược điểm của đề tài:</w:t>
       </w:r>
     </w:p>
+    <w:tbl>
+      <w:tblPr>
+        <w:tblW w:type="auto" w:w="0"/>
+        <w:jc w:val="center"/>
+        <w:tblLook w:firstColumn="1" w:firstRow="1" w:lastColumn="0" w:lastRow="0" w:noHBand="0" w:noVBand="1" w:val="04A0"/>
+      </w:tblPr>
+      <w:tblGrid>
+        <w:gridCol w:w="4608"/>
+        <w:gridCol w:w="4752"/>
+      </w:tblGrid>
+      <w:tr>
+        <w:tc>
+          <w:tcPr>
+            <w:tcW w:type="dxa" w:w="4701"/>
+            <w:shd w:fill="F1F5F9"/>
+            <w:tcMar>
+              <w:top w:w="70" w:type="dxa"/>
+              <w:bottom w:w="70" w:type="dxa"/>
+              <w:left w:w="90" w:type="dxa"/>
+              <w:right w:w="90" w:type="dxa"/>
+            </w:tcMar>
+          </w:tcPr>
+          <w:p>
+            <w:r>
+              <w:rPr>
+                <w:b/>
+              </w:rPr>
+              <w:t>Ưu điểm</w:t>
+            </w:r>
+          </w:p>
+        </w:tc>
+        <w:tc>
+          <w:tcPr>
+            <w:tcW w:type="dxa" w:w="4701"/>
+            <w:shd w:fill="F1F5F9"/>
+            <w:tcMar>
+              <w:top w:w="70" w:type="dxa"/>
+              <w:bottom w:w="70" w:type="dxa"/>
+              <w:left w:w="90" w:type="dxa"/>
+              <w:right w:w="90" w:type="dxa"/>
+            </w:tcMar>
+          </w:tcPr>
+          <w:p>
+            <w:r>
+              <w:rPr>
+                <w:b/>
+              </w:rPr>
+              <w:t>Nhược điểm</w:t>
+            </w:r>
+          </w:p>
+        </w:tc>
+      </w:tr>
+      <w:tr>
+        <w:tc>
+          <w:tcPr>
+            <w:tcW w:type="dxa" w:w="4701"/>
+            <w:tcMar>
+              <w:top w:w="60" w:type="dxa"/>
+              <w:bottom w:w="60" w:type="dxa"/>
+              <w:left w:w="80" w:type="dxa"/>
+              <w:right w:w="80" w:type="dxa"/>
+            </w:tcMar>
+          </w:tcPr>
+          <w:p>
+            <w:pPr>
+              <w:spacing w:line="288" w:lineRule="auto"/>
+            </w:pPr>
+            <w:r>
+              <w:rPr>
+                <w:rFonts w:ascii="Times New Roman" w:hAnsi="Times New Roman"/>
+                <w:sz w:val="23"/>
+              </w:rPr>
+              <w:t>Có tính thực tế và ứng dụng cao cho Blue Team / SOC</w:t>
+            </w:r>
+          </w:p>
+        </w:tc>
+        <w:tc>
+          <w:tcPr>
+            <w:tcW w:type="dxa" w:w="4701"/>
+            <w:tcMar>
+              <w:top w:w="60" w:type="dxa"/>
+              <w:bottom w:w="60" w:type="dxa"/>
+              <w:left w:w="80" w:type="dxa"/>
+              <w:right w:w="80" w:type="dxa"/>
+            </w:tcMar>
+          </w:tcPr>
+          <w:p>
+            <w:pPr>
+              <w:spacing w:line="288" w:lineRule="auto"/>
+            </w:pPr>
+            <w:r>
+              <w:rPr>
+                <w:rFonts w:ascii="Times New Roman" w:hAnsi="Times New Roman"/>
+                <w:sz w:val="23"/>
+              </w:rPr>
+              <w:t>Phụ thuộc vào chất lượng mô tả văn bản của bài báo cáo</w:t>
+            </w:r>
+          </w:p>
+        </w:tc>
+      </w:tr>
+      <w:tr>
+        <w:tc>
+          <w:tcPr>
+            <w:tcW w:type="dxa" w:w="4701"/>
+            <w:tcMar>
+              <w:top w:w="60" w:type="dxa"/>
+              <w:bottom w:w="60" w:type="dxa"/>
+              <w:left w:w="80" w:type="dxa"/>
+              <w:right w:w="80" w:type="dxa"/>
+            </w:tcMar>
+          </w:tcPr>
+          <w:p>
+            <w:pPr>
+              <w:spacing w:line="288" w:lineRule="auto"/>
+            </w:pPr>
+            <w:r>
+              <w:rPr>
+                <w:rFonts w:ascii="Times New Roman" w:hAnsi="Times New Roman"/>
+                <w:sz w:val="23"/>
+              </w:rPr>
+              <w:t>Tự động hóa hoàn toàn chu trình từ thu thập đến sinh luật</w:t>
+            </w:r>
+          </w:p>
+        </w:tc>
+        <w:tc>
+          <w:tcPr>
+            <w:tcW w:type="dxa" w:w="4701"/>
+            <w:tcMar>
+              <w:top w:w="60" w:type="dxa"/>
+              <w:bottom w:w="60" w:type="dxa"/>
+              <w:left w:w="80" w:type="dxa"/>
+              <w:right w:w="80" w:type="dxa"/>
+            </w:tcMar>
+          </w:tcPr>
+          <w:p>
+            <w:pPr>
+              <w:spacing w:line="288" w:lineRule="auto"/>
+            </w:pPr>
+            <w:r>
+              <w:rPr>
+                <w:rFonts w:ascii="Times New Roman" w:hAnsi="Times New Roman"/>
+                <w:sz w:val="23"/>
+              </w:rPr>
+              <w:t>Cần kết nối Internet để gọi các dịch vụ API</w:t>
+            </w:r>
+          </w:p>
+        </w:tc>
+      </w:tr>
+      <w:tr>
+        <w:tc>
+          <w:tcPr>
+            <w:tcW w:type="dxa" w:w="4701"/>
+            <w:tcMar>
+              <w:top w:w="60" w:type="dxa"/>
+              <w:bottom w:w="60" w:type="dxa"/>
+              <w:left w:w="80" w:type="dxa"/>
+              <w:right w:w="80" w:type="dxa"/>
+            </w:tcMar>
+          </w:tcPr>
+          <w:p>
+            <w:pPr>
+              <w:spacing w:line="288" w:lineRule="auto"/>
+            </w:pPr>
+            <w:r>
+              <w:rPr>
+                <w:rFonts w:ascii="Times New Roman" w:hAnsi="Times New Roman"/>
+                <w:sz w:val="23"/>
+              </w:rPr>
+              <w:t>Thời gian phản ứng cực nhanh (tính bằng giây)</w:t>
+            </w:r>
+          </w:p>
+        </w:tc>
+        <w:tc>
+          <w:tcPr>
+            <w:tcW w:type="dxa" w:w="4701"/>
+            <w:tcMar>
+              <w:top w:w="60" w:type="dxa"/>
+              <w:bottom w:w="60" w:type="dxa"/>
+              <w:left w:w="80" w:type="dxa"/>
+              <w:right w:w="80" w:type="dxa"/>
+            </w:tcMar>
+          </w:tcPr>
+          <w:p>
+            <w:pPr>
+              <w:spacing w:line="288" w:lineRule="auto"/>
+            </w:pPr>
+            <w:r>
+              <w:rPr>
+                <w:rFonts w:ascii="Times New Roman" w:hAnsi="Times New Roman"/>
+                <w:sz w:val="23"/>
+              </w:rPr>
+              <w:t>Chưa hỗ trợ phân tích các mẫu mã độc nhị phân trực tiếp</w:t>
+            </w:r>
+          </w:p>
+        </w:tc>
+      </w:tr>
+      <w:tr>
+        <w:tc>
+          <w:tcPr>
+            <w:tcW w:type="dxa" w:w="4701"/>
+            <w:tcMar>
+              <w:top w:w="60" w:type="dxa"/>
+              <w:bottom w:w="60" w:type="dxa"/>
+              <w:left w:w="80" w:type="dxa"/>
+              <w:right w:w="80" w:type="dxa"/>
+            </w:tcMar>
+          </w:tcPr>
+          <w:p>
+            <w:pPr>
+              <w:spacing w:line="288" w:lineRule="auto"/>
+            </w:pPr>
+            <w:r>
+              <w:rPr>
+                <w:rFonts w:ascii="Times New Roman" w:hAnsi="Times New Roman"/>
+                <w:sz w:val="23"/>
+              </w:rPr>
+              <w:t>Hạn chế lỗi ảo giác nhờ kiến trúc ReAct gọi Tool</w:t>
+            </w:r>
+          </w:p>
+        </w:tc>
+        <w:tc>
+          <w:tcPr>
+            <w:tcW w:type="dxa" w:w="4701"/>
+            <w:tcMar>
+              <w:top w:w="60" w:type="dxa"/>
+              <w:bottom w:w="60" w:type="dxa"/>
+              <w:left w:w="80" w:type="dxa"/>
+              <w:right w:w="80" w:type="dxa"/>
+            </w:tcMar>
+          </w:tcPr>
+          <w:p>
+            <w:pPr>
+              <w:spacing w:line="288" w:lineRule="auto"/>
+            </w:pPr>
+            <w:r>
+              <w:rPr>
+                <w:rFonts w:ascii="Times New Roman" w:hAnsi="Times New Roman"/>
+                <w:sz w:val="23"/>
+              </w:rPr>
+              <w:t>Mô hình ngôn ngữ có thể gặp khó khăn với tiếng lóng hacker mới</w:t>
+            </w:r>
+          </w:p>
+        </w:tc>
+      </w:tr>
+      <w:tr>
+        <w:tc>
+          <w:tcPr>
+            <w:tcW w:type="dxa" w:w="4701"/>
+            <w:tcMar>
+              <w:top w:w="60" w:type="dxa"/>
+              <w:bottom w:w="60" w:type="dxa"/>
+              <w:left w:w="80" w:type="dxa"/>
+              <w:right w:w="80" w:type="dxa"/>
+            </w:tcMar>
+          </w:tcPr>
+          <w:p>
+            <w:pPr>
+              <w:spacing w:line="288" w:lineRule="auto"/>
+            </w:pPr>
+            <w:r>
+              <w:rPr>
+                <w:rFonts w:ascii="Times New Roman" w:hAnsi="Times New Roman"/>
+                <w:sz w:val="23"/>
+              </w:rPr>
+              <w:t>An toàn pháp lý 100%, tuân thủ chuẩn TLP:CLEAR</w:t>
+            </w:r>
+          </w:p>
+        </w:tc>
+        <w:tc>
+          <w:tcPr>
+            <w:tcW w:type="dxa" w:w="4701"/>
+            <w:tcMar>
+              <w:top w:w="60" w:type="dxa"/>
+              <w:bottom w:w="60" w:type="dxa"/>
+              <w:left w:w="80" w:type="dxa"/>
+              <w:right w:w="80" w:type="dxa"/>
+            </w:tcMar>
+          </w:tcPr>
+          <w:p>
+            <w:pPr>
+              <w:spacing w:line="288" w:lineRule="auto"/>
+            </w:pPr>
+            <w:r>
+              <w:rPr>
+                <w:rFonts w:ascii="Times New Roman" w:hAnsi="Times New Roman"/>
+                <w:sz w:val="23"/>
+              </w:rPr>
+              <w:t>Chưa hỗ trợ đa ngôn ngữ ngoài tiếng Anh và tiếng Việt</w:t>
+            </w:r>
+          </w:p>
+        </w:tc>
+      </w:tr>
+    </w:tbl>
     <w:p>
       <w:pPr>
         <w:spacing w:before="200" w:after="80" w:line="360" w:lineRule="auto"/>
@@ -2415,7 +4362,7 @@
           <w:i w:val="0"/>
           <w:sz w:val="26"/>
         </w:rPr>
-        <w:t>2. Hạn chế của hệ thống:</w:t>
+        <w:t>5.3 Hướng Phát Triển</w:t>
       </w:r>
     </w:p>
     <w:p>
@@ -2430,91 +4377,22 @@
           <w:i w:val="0"/>
           <w:sz w:val="26"/>
         </w:rPr>
-        <w:t>Hệ thống vẫn phụ thuộc vào chất lượng mô tả văn bản của báo cáo nguồn mở; đối với các bài viết có văn phong mơ hồ hoặc sử dụng tiếng lóng hacker mới xuất hiện, việc phân tích ngữ cảnh của mô hình ngôn ngữ lớn có thể gặp một số thách thức nhất định.</w:t>
+        <w:t>Về phía công cụ tình báo, hệ thống có thể mở rộng tích hợp trực tiếp qua giao thức TAXII 2.1 với các nền tảng chia sẻ thông tin mối đe dọa mở như OpenCTI và MISP, nâng cao khả năng chia sẻ tình báo giữa các tổ chức.</w:t>
       </w:r>
     </w:p>
     <w:p>
       <w:pPr>
-        <w:spacing w:before="200" w:after="80" w:line="360" w:lineRule="auto"/>
-        <w:jc w:val="left"/>
+        <w:spacing w:before="0" w:after="120" w:line="360" w:lineRule="auto"/>
+        <w:jc w:val="both"/>
       </w:pPr>
       <w:r>
         <w:rPr>
           <w:rFonts w:ascii="Times New Roman" w:hAnsi="Times New Roman"/>
-          <w:b/>
+          <w:b w:val="0"/>
           <w:i w:val="0"/>
           <w:sz w:val="26"/>
         </w:rPr>
-        <w:t>3. Kiến nghị và Hướng phát triển:</w:t>
-      </w:r>
-    </w:p>
-    <w:p>
-      <w:pPr>
-        <w:pStyle w:val="ListParagraph"/>
-        <w:spacing w:before="0" w:after="60" w:line="312" w:lineRule="auto"/>
-        <w:ind w:left="360"/>
-        <w:jc w:val="both"/>
-      </w:pPr>
-      <w:r>
-        <w:rPr>
-          <w:rFonts w:ascii="Times New Roman" w:hAnsi="Times New Roman"/>
-          <w:b/>
-          <w:sz w:val="26"/>
-        </w:rPr>
-        <w:t xml:space="preserve">• </w:t>
-      </w:r>
-      <w:r>
-        <w:rPr>
-          <w:rFonts w:ascii="Times New Roman" w:hAnsi="Times New Roman"/>
-          <w:sz w:val="26"/>
-        </w:rPr>
-        <w:t>Tích hợp thêm cơ chế học tăng cường phản hồi từ con người (RLHF) để tiếp thu ý kiến chỉnh sửa luật của chuyên viên SOC.</w:t>
-      </w:r>
-    </w:p>
-    <w:p>
-      <w:pPr>
-        <w:pStyle w:val="ListParagraph"/>
-        <w:spacing w:before="0" w:after="60" w:line="312" w:lineRule="auto"/>
-        <w:ind w:left="360"/>
-        <w:jc w:val="both"/>
-      </w:pPr>
-      <w:r>
-        <w:rPr>
-          <w:rFonts w:ascii="Times New Roman" w:hAnsi="Times New Roman"/>
-          <w:b/>
-          <w:sz w:val="26"/>
-        </w:rPr>
-        <w:t xml:space="preserve">• </w:t>
-      </w:r>
-      <w:r>
-        <w:rPr>
-          <w:rFonts w:ascii="Times New Roman" w:hAnsi="Times New Roman"/>
-          <w:sz w:val="26"/>
-        </w:rPr>
-        <w:t>Mở rộng tích hợp trực tiếp qua giao thức TAXII 2.1 với các nền tảng chia sẻ tình báo mở như OpenCTI và MISP.</w:t>
-      </w:r>
-    </w:p>
-    <w:p>
-      <w:pPr>
-        <w:pStyle w:val="ListParagraph"/>
-        <w:spacing w:before="0" w:after="60" w:line="312" w:lineRule="auto"/>
-        <w:ind w:left="360"/>
-        <w:jc w:val="both"/>
-      </w:pPr>
-      <w:r>
-        <w:rPr>
-          <w:rFonts w:ascii="Times New Roman" w:hAnsi="Times New Roman"/>
-          <w:b/>
-          <w:sz w:val="26"/>
-        </w:rPr>
-        <w:t xml:space="preserve">• </w:t>
-      </w:r>
-      <w:r>
-        <w:rPr>
-          <w:rFonts w:ascii="Times New Roman" w:hAnsi="Times New Roman"/>
-          <w:sz w:val="26"/>
-        </w:rPr>
-        <w:t>Nghiên cứu triển khai mô hình LLM cục bộ (Private On-Premise LLM) nhằm phục vụ các môi trường cô lập mạng (Air-gapped Network) của cơ quan nhà nước.</w:t>
+        <w:t>Về phía mô hình trí tuệ nhân tạo, nhóm dự kiến nghiên cứu triển khai các mô hình ngôn ngữ lớn mã nguồn mở (Private On-Premise LLM) trên hạ tầng máy chủ nội bộ. Điều này giúp hệ thống có thể vận hành trong các môi trường mạng cách ly (Air-gapped) của các cơ quan trọng yếu, đảm bảo tính bảo mật dữ liệu tuyệt đối và không phụ thuộc vào dịch vụ đám mây của bên thứ ba.</w:t>
       </w:r>
     </w:p>
     <w:p>
@@ -2550,7 +4428,7 @@
           <w:i w:val="0"/>
           <w:sz w:val="24"/>
         </w:rPr>
-        <w:t>[1] OASIS Open, "STIX™ Version 2.1: Structured Threat Information Expression," OASIS Standard, Jan. 2021. [Online]. Available: https://docs.oasis-open.org/cti/stix/v2.1/stix-v2.1.html</w:t>
+        <w:t>[1]. OASIS Open, "STIX™ Version 2.1: Structured Threat Information Expression," OASIS Standard, Jan. 2021. [Online]. Available: https://docs.oasis-open.org/cti/stix/v2.1/stix-v2.1.html</w:t>
       </w:r>
     </w:p>
     <w:p>
@@ -2566,7 +4444,7 @@
           <w:i w:val="0"/>
           <w:sz w:val="24"/>
         </w:rPr>
-        <w:t>[2] B. E. Strom et al., "MITRE ATT&amp;CK™: Design and Philosophy," The MITRE Corporation, Technical Report MTR180126, Jul. 2018. [Online]. Available: https://www.mitre.org/publications/technical-papers/mitre-attack-design-and-philosophy</w:t>
+        <w:t>[2]. B. E. Strom et al., "MITRE ATT&amp;CK™: Design and Philosophy," The MITRE Corporation, Technical Report MTR180126, Jul. 2018. [Online]. Available: https://www.mitre.org/publications/technical-papers/mitre-attack-design-and-philosophy</w:t>
       </w:r>
     </w:p>
     <w:p>
@@ -2582,7 +4460,7 @@
           <w:i w:val="0"/>
           <w:sz w:val="24"/>
         </w:rPr>
-        <w:t>[3] S. Yao, J. Zhao, D. Yu, N. Du, I. Shafran, K. Narasimhan, and Y. Cao, "ReAct: Synergizing Reasoning and Acting in Language Models," in Proc. Int. Conf. on Learning Representations (ICLR), May 2023.</w:t>
+        <w:t>[3]. S. Yao, J. Zhao, D. Yu, N. Du, I. Shafran, K. Narasimhan, and Y. Cao, "ReAct: Synergizing Reasoning and Acting in Language Models," in Proc. Int. Conf. on Learning Representations (ICLR), May 2023.</w:t>
       </w:r>
     </w:p>
     <w:p>
@@ -2598,7 +4476,7 @@
           <w:i w:val="0"/>
           <w:sz w:val="24"/>
         </w:rPr>
-        <w:t>[4] F. Roth and T. Patzke, "Sigma: Generic Signature Format for SIEM Systems," SigmaHQ Project, 2024. [Online]. Available: https://github.com/SigmaHQ/sigma</w:t>
+        <w:t>[4]. F. Roth and T. Patzke, "Sigma: Generic Signature Format for SIEM Systems," SigmaHQ Project, 2024. [Online]. Available: https://github.com/SigmaHQ/sigma</w:t>
       </w:r>
     </w:p>
     <w:p>
@@ -2614,7 +4492,7 @@
           <w:i w:val="0"/>
           <w:sz w:val="24"/>
         </w:rPr>
-        <w:t>[5] Cybersecurity and Infrastructure Security Agency (CISA), "Known Exploited Vulnerabilities (KEV) Catalog," U.S. Department of Homeland Security, 2024. [Online]. Available: https://www.cisa.gov/known-exploited-vulnerabilities-catalog</w:t>
+        <w:t>[5]. Cybersecurity and Infrastructure Security Agency (CISA), "Known Exploited Vulnerabilities (KEV) Catalog," U.S. Department of Homeland Security, 2024. [Online]. Available: https://www.cisa.gov/known-exploited-vulnerabilities-catalog</w:t>
       </w:r>
     </w:p>
     <w:p>
@@ -2630,7 +4508,7 @@
           <w:i w:val="0"/>
           <w:sz w:val="24"/>
         </w:rPr>
-        <w:t>[6] Quốc hội nước CHXHCN Việt Nam, "Luật An ninh mạng (Luật số 24/2018/QH14)," 2018.</w:t>
+        <w:t>[6]. Quốc hội nước CHXHCN Việt Nam, "Luật An ninh mạng (Luật số 24/2018/QH14)," 2018.</w:t>
       </w:r>
     </w:p>
     <w:p>
@@ -2646,17 +4524,21 @@
           <w:i w:val="0"/>
           <w:sz w:val="24"/>
         </w:rPr>
-        <w:t>[7] Chính phủ nước CHXHCN Việt Nam, "Nghị định số 13/2023/NĐ-CP về Bảo vệ dữ liệu cá nhân," 2023.</w:t>
+        <w:t>[7]. Chính phủ nước CHXHCN Việt Nam, "Nghị định số 13/2023/NĐ-CP về Bảo vệ dữ liệu cá nhân," 2023.</w:t>
       </w:r>
     </w:p>
     <w:sectPr>
-      <w:headerReference w:type="default" r:id="rId9"/>
-      <w:footerReference w:type="default" r:id="rId10"/>
-      <w:pgSz w:w="11909" w:h="16834"/>
+      <w:pgSz w:w="12240" w:h="15840"/>
       <w:pgMar w:top="1138" w:right="1138" w:bottom="1138" w:left="1699" w:header="720" w:footer="720" w:gutter="0"/>
       <w:cols w:space="720"/>
       <w:titlePg/>
       <w:docGrid w:linePitch="360"/>
+      <w:pgBorders w:offsetFrom="page">
+        <w:top w:val="double" w:sz="24" w:space="24" w:color="002060"/>
+        <w:left w:val="double" w:sz="24" w:space="24" w:color="002060"/>
+        <w:bottom w:val="double" w:sz="24" w:space="24" w:color="002060"/>
+        <w:right w:val="double" w:sz="24" w:space="24" w:color="002060"/>
+      </w:pgBorders>
     </w:sectPr>
   </w:body>
 </w:document>
@@ -2668,42 +4550,11 @@
     <w:pPr>
       <w:pStyle w:val="Footer"/>
       <w:spacing w:before="80" w:after="0"/>
+      <w:jc w:val="center"/>
     </w:pPr>
-    <w:r>
-      <w:rPr>
-        <w:rFonts w:ascii="Times New Roman" w:hAnsi="Times New Roman"/>
-        <w:sz w:val="20"/>
-      </w:rPr>
-      <w:t>SVTH: Nguyễn Nhật Lâm - 2387700036</w:t>
-      <w:tab/>
-      <w:tab/>
-      <w:t>HUTECH 2026</w:t>
-    </w:r>
+    <w:fldSimple w:instr="PAGE"/>
   </w:p>
 </w:ftr>
-</file>
-
-<file path=word/header1.xml><?xml version="1.0" encoding="utf-8"?>
-<w:hdr xmlns:m="http://schemas.openxmlformats.org/officeDocument/2006/math" xmlns:mc="http://schemas.openxmlformats.org/markup-compatibility/2006" xmlns:mo="http://schemas.microsoft.com/office/mac/office/2008/main" xmlns:mv="urn:schemas-microsoft-com:mac:vml" xmlns:o="urn:schemas-microsoft-com:office:office" xmlns:r="http://schemas.openxmlformats.org/officeDocument/2006/relationships" xmlns:v="urn:schemas-microsoft-com:vml" xmlns:w10="urn:schemas-microsoft-com:office:word" xmlns:w14="http://schemas.microsoft.com/office/word/2010/wordml" xmlns:w="http://schemas.openxmlformats.org/wordprocessingml/2006/main" xmlns:wne="http://schemas.microsoft.com/office/word/2006/wordml" xmlns:wp14="http://schemas.microsoft.com/office/word/2010/wordprocessingDrawing" xmlns:wp="http://schemas.openxmlformats.org/drawingml/2006/wordprocessingDrawing" xmlns:wpc="http://schemas.microsoft.com/office/word/2010/wordprocessingCanvas" xmlns:wpg="http://schemas.microsoft.com/office/word/2010/wordprocessingGroup" xmlns:wpi="http://schemas.microsoft.com/office/word/2010/wordprocessingInk" xmlns:wps="http://schemas.microsoft.com/office/word/2010/wordprocessingShape" mc:Ignorable="w14 wp14">
-  <w:p>
-    <w:pPr>
-      <w:pStyle w:val="Header"/>
-      <w:spacing w:before="0" w:after="80"/>
-      <w:jc w:val="right"/>
-    </w:pPr>
-    <w:r>
-      <w:rPr>
-        <w:rFonts w:ascii="Times New Roman" w:hAnsi="Times New Roman"/>
-        <w:i/>
-        <w:sz w:val="20"/>
-      </w:rPr>
-      <w:t>Báo cáo Đồ án/Tiểu luận</w:t>
-      <w:tab/>
-      <w:tab/>
-      <w:t>Ngành An toàn thông tin - HUTECH</w:t>
-    </w:r>
-  </w:p>
-</w:hdr>
 </file>
 
 <file path=word/numbering.xml><?xml version="1.0" encoding="utf-8"?>
